--- a/summary_result.原格式备份.docx
+++ b/summary_result.原格式备份.docx
@@ -1,475 +1,290 @@
 
 <file path=word/document.xml><?xml version="1.0" encoding="utf-8"?>
-<w:document xmlns:wpc="http://schemas.microsoft.com/office/word/2010/wordprocessingCanvas" xmlns:cx="http://schemas.microsoft.com/office/drawing/2014/chartex" xmlns:cx1="http://schemas.microsoft.com/office/drawing/2015/9/8/chartex" xmlns:cx2="http://schemas.microsoft.com/office/drawing/2015/10/21/chartex" xmlns:cx3="http://schemas.microsoft.com/office/drawing/2016/5/9/chartex" xmlns:cx4="http://schemas.microsoft.com/office/drawing/2016/5/10/chartex" xmlns:cx5="http://schemas.microsoft.com/office/drawing/2016/5/11/chartex" xmlns:cx6="http://schemas.microsoft.com/office/drawing/2016/5/12/chartex" xmlns:cx7="http://schemas.microsoft.com/office/drawing/2016/5/13/chartex" xmlns:cx8="http://schemas.microsoft.com/office/drawing/2016/5/14/chartex" xmlns:mc="http://schemas.openxmlformats.org/markup-compatibility/2006" xmlns:aink="http://schemas.microsoft.com/office/drawing/2016/ink" xmlns:am3d="http://schemas.microsoft.com/office/drawing/2017/model3d" xmlns:o="urn:schemas-microsoft-com:office:office" xmlns:oel="http://schemas.microsoft.com/office/2019/extlst" xmlns:r="http://schemas.openxmlformats.org/officeDocument/2006/relationships" xmlns:m="http://schemas.openxmlformats.org/officeDocument/2006/math" xmlns:v="urn:schemas-microsoft-com:vml" xmlns:wp14="http://schemas.microsoft.com/office/word/2010/wordprocessingDrawing" xmlns:wp="http://schemas.openxmlformats.org/drawingml/2006/wordprocessingDrawing" xmlns:w10="urn:schemas-microsoft-com:office:word" xmlns:w="http://schemas.openxmlformats.org/wordprocessingml/2006/main" xmlns:w14="http://schemas.microsoft.com/office/word/2010/wordml" xmlns:w15="http://schemas.microsoft.com/office/word/2012/wordml" xmlns:w16cex="http://schemas.microsoft.com/office/word/2018/wordml/cex" xmlns:w16cid="http://schemas.microsoft.com/office/word/2016/wordml/cid" xmlns:w16="http://schemas.microsoft.com/office/word/2018/wordml" xmlns:w16du="http://schemas.microsoft.com/office/word/2023/wordml/word16du" xmlns:w16sdtdh="http://schemas.microsoft.com/office/word/2020/wordml/sdtdatahash" xmlns:w16sdtfl="http://schemas.microsoft.com/office/word/2024/wordml/sdtformatlock" xmlns:w16se="http://schemas.microsoft.com/office/word/2015/wordml/symex" xmlns:wpg="http://schemas.microsoft.com/office/word/2010/wordprocessingGroup" xmlns:wpi="http://schemas.microsoft.com/office/word/2010/wordprocessingInk" xmlns:wne="http://schemas.microsoft.com/office/word/2006/wordml" xmlns:wps="http://schemas.microsoft.com/office/word/2010/wordprocessingShape" mc:Ignorable="w14 w15 w16se w16cid w16 w16cex w16sdtdh w16sdtfl w16du wp14">
+<w:document xmlns:wpc="http://schemas.microsoft.com/office/word/2010/wordprocessingCanvas" xmlns:cx="http://schemas.microsoft.com/office/drawing/2014/chartex" xmlns:cx1="http://schemas.microsoft.com/office/drawing/2015/9/8/chartex" xmlns:cx2="http://schemas.microsoft.com/office/drawing/2015/10/21/chartex" xmlns:cx3="http://schemas.microsoft.com/office/drawing/2016/5/9/chartex" xmlns:cx4="http://schemas.microsoft.com/office/drawing/2016/5/10/chartex" xmlns:cx5="http://schemas.microsoft.com/office/drawing/2016/5/11/chartex" xmlns:cx6="http://schemas.microsoft.com/office/drawing/2016/5/12/chartex" xmlns:cx7="http://schemas.microsoft.com/office/drawing/2016/5/13/chartex" xmlns:cx8="http://schemas.microsoft.com/office/drawing/2016/5/14/chartex" xmlns:mc="http://schemas.openxmlformats.org/markup-compatibility/2006" xmlns:o="urn:schemas-microsoft-com:office:office" xmlns:r="http://schemas.openxmlformats.org/officeDocument/2006/relationships" xmlns:m="http://schemas.openxmlformats.org/officeDocument/2006/math" xmlns:v="urn:schemas-microsoft-com:vml" xmlns:wp14="http://schemas.microsoft.com/office/word/2010/wordprocessingDrawing" xmlns:wp="http://schemas.openxmlformats.org/drawingml/2006/wordprocessingDrawing" xmlns:w="http://schemas.openxmlformats.org/wordprocessingml/2006/main" xmlns:w14="http://schemas.microsoft.com/office/word/2010/wordml" xmlns:w10="urn:schemas-microsoft-com:office:word" xmlns:w15="http://schemas.microsoft.com/office/word/2012/wordml" xmlns:wpg="http://schemas.microsoft.com/office/word/2010/wordprocessingGroup" xmlns:wpi="http://schemas.microsoft.com/office/word/2010/wordprocessingInk" xmlns:wne="http://schemas.microsoft.com/office/word/2006/wordml" xmlns:wps="http://schemas.microsoft.com/office/word/2010/wordprocessingShape" xmlns:wpsCustomData="http://www.wps.cn/officeDocument/2013/wpsCustomData" mc:Ignorable="w14 w15 wp14">
   <w:body>
-    <w:tbl>
-      <w:tblPr>
-        <w:tblW w:w="0" w:type="auto"/>
-        <w:tblInd w:w="108" w:type="dxa"/>
-        <w:tblLayout w:type="fixed"/>
-        <w:tblLook w:val="0000" w:firstRow="0" w:lastRow="0" w:firstColumn="0" w:lastColumn="0" w:noHBand="0" w:noVBand="0"/>
-      </w:tblPr>
-      <w:tblGrid>
-        <w:gridCol w:w="7300"/>
-        <w:gridCol w:w="2166"/>
-      </w:tblGrid>
-      <w:tr>
-        <w:tblPrEx>
-          <w:tblCellMar>
-            <w:top w:w="0" w:type="dxa"/>
-            <w:bottom w:w="0" w:type="dxa"/>
-          </w:tblCellMar>
-        </w:tblPrEx>
-        <w:tc>
-          <w:tcPr>
-            <w:tcW w:w="7300" w:type="dxa"/>
-            <w:tcBorders>
-              <w:top w:val="nil"/>
-              <w:left w:val="nil"/>
-              <w:bottom w:val="nil"/>
-              <w:right w:val="nil"/>
-            </w:tcBorders>
-          </w:tcPr>
-          <w:p>
-            <w:pPr>
-              <w:autoSpaceDE w:val="0"/>
-              <w:autoSpaceDN w:val="0"/>
-              <w:adjustRightInd w:val="0"/>
-              <w:spacing w:after="0" w:line="240" w:lineRule="auto"/>
-              <w:rPr>
-                <w:rFonts w:ascii="微软雅黑" w:eastAsia="微软雅黑" w:hAnsi="Calibri" w:cs="微软雅黑"/>
-                <w:kern w:val="0"/>
-                <w:sz w:val="15"/>
-                <w:szCs w:val="15"/>
-              </w:rPr>
-            </w:pPr>
-            <w:r>
-              <w:rPr>
-                <w:rFonts w:ascii="微软雅黑" w:eastAsia="微软雅黑" w:hAnsi="Calibri" w:cs="微软雅黑" w:hint="eastAsia"/>
-                <w:b/>
-                <w:bCs/>
-                <w:kern w:val="0"/>
-                <w:sz w:val="26"/>
-                <w:szCs w:val="26"/>
-              </w:rPr>
-              <w:t>姓名</w:t>
-            </w:r>
-            <w:r>
-              <w:rPr>
-                <w:rFonts w:ascii="微软雅黑" w:eastAsia="微软雅黑" w:hAnsi="Calibri" w:cs="微软雅黑"/>
-                <w:b/>
-                <w:bCs/>
-                <w:kern w:val="0"/>
-                <w:sz w:val="26"/>
-                <w:szCs w:val="26"/>
-              </w:rPr>
-              <w:tab/>
-            </w:r>
-            <w:r>
-              <w:rPr>
-                <w:rFonts w:ascii="微软雅黑" w:eastAsia="微软雅黑" w:hAnsi="Calibri" w:cs="微软雅黑" w:hint="eastAsia"/>
-                <w:b/>
-                <w:bCs/>
-                <w:kern w:val="0"/>
-                <w:sz w:val="19"/>
-                <w:szCs w:val="19"/>
-              </w:rPr>
-              <w:t>机器人自动化测试工程师</w:t>
-            </w:r>
-            <w:r>
-              <w:rPr>
-                <w:rFonts w:ascii="微软雅黑" w:eastAsia="微软雅黑" w:hAnsi="Calibri" w:cs="微软雅黑"/>
-                <w:b/>
-                <w:bCs/>
-                <w:kern w:val="0"/>
-                <w:sz w:val="19"/>
-                <w:szCs w:val="19"/>
-              </w:rPr>
-              <w:t xml:space="preserve"> / </w:t>
-            </w:r>
-            <w:r>
-              <w:rPr>
-                <w:rFonts w:ascii="微软雅黑" w:eastAsia="微软雅黑" w:hAnsi="Calibri" w:cs="微软雅黑" w:hint="eastAsia"/>
-                <w:b/>
-                <w:bCs/>
-                <w:kern w:val="0"/>
-                <w:sz w:val="19"/>
-                <w:szCs w:val="19"/>
-              </w:rPr>
-              <w:t>机器人测试开发工程师</w:t>
-            </w:r>
-            <w:r>
-              <w:rPr>
-                <w:rFonts w:ascii="微软雅黑" w:eastAsia="微软雅黑" w:hAnsi="Calibri" w:cs="微软雅黑"/>
-                <w:b/>
-                <w:bCs/>
-                <w:kern w:val="0"/>
-                <w:sz w:val="19"/>
-                <w:szCs w:val="19"/>
-              </w:rPr>
-              <w:br/>
-            </w:r>
-            <w:r>
-              <w:rPr>
-                <w:rFonts w:ascii="微软雅黑" w:eastAsia="微软雅黑" w:hAnsi="Calibri" w:cs="微软雅黑" w:hint="eastAsia"/>
-                <w:kern w:val="0"/>
-                <w:sz w:val="16"/>
-                <w:szCs w:val="16"/>
-              </w:rPr>
-              <w:t>移动机器人测试</w:t>
-            </w:r>
-            <w:r>
-              <w:rPr>
-                <w:rFonts w:ascii="微软雅黑" w:eastAsia="微软雅黑" w:hAnsi="Calibri" w:cs="微软雅黑"/>
-                <w:kern w:val="0"/>
-                <w:sz w:val="16"/>
-                <w:szCs w:val="16"/>
-              </w:rPr>
-              <w:t xml:space="preserve"> </w:t>
-            </w:r>
-            <w:r>
-              <w:rPr>
-                <w:rFonts w:ascii="微软雅黑" w:eastAsia="微软雅黑" w:hAnsi="Calibri" w:cs="微软雅黑" w:hint="eastAsia"/>
-                <w:kern w:val="0"/>
-                <w:sz w:val="16"/>
-                <w:szCs w:val="16"/>
-              </w:rPr>
-              <w:t>·</w:t>
-            </w:r>
-            <w:r>
-              <w:rPr>
-                <w:rFonts w:ascii="微软雅黑" w:eastAsia="微软雅黑" w:hAnsi="Calibri" w:cs="微软雅黑"/>
-                <w:kern w:val="0"/>
-                <w:sz w:val="16"/>
-                <w:szCs w:val="16"/>
-              </w:rPr>
-              <w:t xml:space="preserve"> </w:t>
-            </w:r>
-            <w:r>
-              <w:rPr>
-                <w:rFonts w:ascii="微软雅黑" w:eastAsia="微软雅黑" w:hAnsi="Calibri" w:cs="微软雅黑" w:hint="eastAsia"/>
-                <w:kern w:val="0"/>
-                <w:sz w:val="16"/>
-                <w:szCs w:val="16"/>
-              </w:rPr>
-              <w:t>仿真自动化</w:t>
-            </w:r>
-            <w:r>
-              <w:rPr>
-                <w:rFonts w:ascii="微软雅黑" w:eastAsia="微软雅黑" w:hAnsi="Calibri" w:cs="微软雅黑"/>
-                <w:kern w:val="0"/>
-                <w:sz w:val="16"/>
-                <w:szCs w:val="16"/>
-              </w:rPr>
-              <w:t xml:space="preserve"> </w:t>
-            </w:r>
-            <w:r>
-              <w:rPr>
-                <w:rFonts w:ascii="微软雅黑" w:eastAsia="微软雅黑" w:hAnsi="Calibri" w:cs="微软雅黑" w:hint="eastAsia"/>
-                <w:kern w:val="0"/>
-                <w:sz w:val="16"/>
-                <w:szCs w:val="16"/>
-              </w:rPr>
-              <w:t>·</w:t>
-            </w:r>
-            <w:r>
-              <w:rPr>
-                <w:rFonts w:ascii="微软雅黑" w:eastAsia="微软雅黑" w:hAnsi="Calibri" w:cs="微软雅黑"/>
-                <w:kern w:val="0"/>
-                <w:sz w:val="16"/>
-                <w:szCs w:val="16"/>
-              </w:rPr>
-              <w:t xml:space="preserve"> CI/CD </w:t>
-            </w:r>
-            <w:r>
-              <w:rPr>
-                <w:rFonts w:ascii="微软雅黑" w:eastAsia="微软雅黑" w:hAnsi="Calibri" w:cs="微软雅黑" w:hint="eastAsia"/>
-                <w:kern w:val="0"/>
-                <w:sz w:val="16"/>
-                <w:szCs w:val="16"/>
-              </w:rPr>
-              <w:t>·</w:t>
-            </w:r>
-            <w:r>
-              <w:rPr>
-                <w:rFonts w:ascii="微软雅黑" w:eastAsia="微软雅黑" w:hAnsi="Calibri" w:cs="微软雅黑"/>
-                <w:kern w:val="0"/>
-                <w:sz w:val="16"/>
-                <w:szCs w:val="16"/>
-              </w:rPr>
-              <w:t xml:space="preserve"> </w:t>
-            </w:r>
-            <w:r>
-              <w:rPr>
-                <w:rFonts w:ascii="微软雅黑" w:eastAsia="微软雅黑" w:hAnsi="Calibri" w:cs="微软雅黑" w:hint="eastAsia"/>
-                <w:kern w:val="0"/>
-                <w:sz w:val="16"/>
-                <w:szCs w:val="16"/>
-              </w:rPr>
-              <w:t>实机验证</w:t>
-            </w:r>
-            <w:r>
-              <w:rPr>
-                <w:rFonts w:ascii="微软雅黑" w:eastAsia="微软雅黑" w:hAnsi="Calibri" w:cs="微软雅黑"/>
-                <w:kern w:val="0"/>
-                <w:sz w:val="16"/>
-                <w:szCs w:val="16"/>
-              </w:rPr>
-              <w:br/>
-            </w:r>
-            <w:r>
-              <w:rPr>
-                <w:rFonts w:ascii="微软雅黑" w:eastAsia="微软雅黑" w:hAnsi="Calibri" w:cs="微软雅黑" w:hint="eastAsia"/>
-                <w:kern w:val="0"/>
-                <w:sz w:val="15"/>
-                <w:szCs w:val="15"/>
-              </w:rPr>
-              <w:t>求职地区：上海</w:t>
-            </w:r>
-            <w:r>
-              <w:rPr>
-                <w:rFonts w:ascii="微软雅黑" w:eastAsia="微软雅黑" w:hAnsi="Calibri" w:cs="微软雅黑"/>
-                <w:kern w:val="0"/>
-                <w:sz w:val="15"/>
-                <w:szCs w:val="15"/>
-              </w:rPr>
-              <w:t xml:space="preserve"> / </w:t>
-            </w:r>
-            <w:r>
-              <w:rPr>
-                <w:rFonts w:ascii="微软雅黑" w:eastAsia="微软雅黑" w:hAnsi="Calibri" w:cs="微软雅黑" w:hint="eastAsia"/>
-                <w:kern w:val="0"/>
-                <w:sz w:val="15"/>
-                <w:szCs w:val="15"/>
-              </w:rPr>
-              <w:t>长三角及周边城市</w:t>
-            </w:r>
-            <w:r>
-              <w:rPr>
-                <w:rFonts w:ascii="微软雅黑" w:eastAsia="微软雅黑" w:hAnsi="Calibri" w:cs="微软雅黑"/>
-                <w:kern w:val="0"/>
-                <w:sz w:val="15"/>
-                <w:szCs w:val="15"/>
-              </w:rPr>
-              <w:tab/>
-            </w:r>
-            <w:r>
-              <w:rPr>
-                <w:rFonts w:ascii="微软雅黑" w:eastAsia="微软雅黑" w:hAnsi="Calibri" w:cs="微软雅黑" w:hint="eastAsia"/>
-                <w:kern w:val="0"/>
-                <w:sz w:val="15"/>
-                <w:szCs w:val="15"/>
-              </w:rPr>
-              <w:t>到岗时间：可沟通</w:t>
-            </w:r>
-            <w:r>
-              <w:rPr>
-                <w:rFonts w:ascii="微软雅黑" w:eastAsia="微软雅黑" w:hAnsi="Calibri" w:cs="微软雅黑"/>
-                <w:kern w:val="0"/>
-                <w:sz w:val="15"/>
-                <w:szCs w:val="15"/>
-              </w:rPr>
-              <w:br/>
-            </w:r>
-            <w:r>
-              <w:rPr>
-                <w:rFonts w:ascii="微软雅黑" w:eastAsia="微软雅黑" w:hAnsi="Calibri" w:cs="微软雅黑" w:hint="eastAsia"/>
-                <w:kern w:val="0"/>
-                <w:sz w:val="15"/>
-                <w:szCs w:val="15"/>
-              </w:rPr>
-              <w:t>手机：</w:t>
-            </w:r>
-            <w:r>
-              <w:rPr>
-                <w:rFonts w:ascii="微软雅黑" w:eastAsia="微软雅黑" w:hAnsi="Calibri" w:cs="微软雅黑"/>
-                <w:kern w:val="0"/>
-                <w:sz w:val="15"/>
-                <w:szCs w:val="15"/>
-              </w:rPr>
-              <w:tab/>
-            </w:r>
-            <w:r>
-              <w:rPr>
-                <w:rFonts w:ascii="微软雅黑" w:eastAsia="微软雅黑" w:hAnsi="Calibri" w:cs="微软雅黑" w:hint="eastAsia"/>
-                <w:kern w:val="0"/>
-                <w:sz w:val="15"/>
-                <w:szCs w:val="15"/>
-              </w:rPr>
-              <w:t>邮箱：</w:t>
-            </w:r>
-          </w:p>
-        </w:tc>
-        <w:tc>
-          <w:tcPr>
-            <w:tcW w:w="2166" w:type="dxa"/>
-            <w:tcBorders>
-              <w:top w:val="nil"/>
-              <w:left w:val="nil"/>
-              <w:bottom w:val="nil"/>
-              <w:right w:val="nil"/>
-            </w:tcBorders>
-          </w:tcPr>
-          <w:p>
-            <w:pPr>
-              <w:autoSpaceDE w:val="0"/>
-              <w:autoSpaceDN w:val="0"/>
-              <w:adjustRightInd w:val="0"/>
-              <w:spacing w:after="0" w:line="240" w:lineRule="auto"/>
-              <w:jc w:val="center"/>
-              <w:rPr>
-                <w:rFonts w:ascii="微软雅黑" w:eastAsia="微软雅黑" w:hAnsi="Calibri" w:cs="微软雅黑"/>
-                <w:kern w:val="0"/>
-                <w:sz w:val="15"/>
-                <w:szCs w:val="15"/>
-              </w:rPr>
-            </w:pPr>
-            <w:r>
-              <w:rPr>
-                <w:rFonts w:ascii="微软雅黑" w:eastAsia="微软雅黑" w:hAnsi="Calibri" w:cs="微软雅黑" w:hint="eastAsia"/>
-                <w:b/>
-                <w:bCs/>
-                <w:kern w:val="0"/>
-                <w:sz w:val="20"/>
-                <w:szCs w:val="20"/>
-              </w:rPr>
-              <w:t>照片</w:t>
-            </w:r>
-            <w:r>
-              <w:rPr>
-                <w:rFonts w:ascii="微软雅黑" w:eastAsia="微软雅黑" w:hAnsi="Calibri" w:cs="微软雅黑"/>
-                <w:b/>
-                <w:bCs/>
-                <w:kern w:val="0"/>
-                <w:sz w:val="20"/>
-                <w:szCs w:val="20"/>
-              </w:rPr>
-              <w:br/>
-            </w:r>
-            <w:r>
-              <w:rPr>
-                <w:rFonts w:ascii="微软雅黑" w:eastAsia="微软雅黑" w:hAnsi="Calibri" w:cs="微软雅黑" w:hint="eastAsia"/>
-                <w:kern w:val="0"/>
-                <w:sz w:val="15"/>
-                <w:szCs w:val="15"/>
-              </w:rPr>
-              <w:t>一寸或两寸证件照</w:t>
-            </w:r>
-          </w:p>
-        </w:tc>
-      </w:tr>
-    </w:tbl>
-    <w:p>
-      <w:pPr>
-        <w:autoSpaceDE w:val="0"/>
-        <w:autoSpaceDN w:val="0"/>
-        <w:adjustRightInd w:val="0"/>
-        <w:spacing w:before="100" w:after="150" w:line="240" w:lineRule="auto"/>
-        <w:rPr>
-          <w:rFonts w:ascii="微软雅黑" w:eastAsia="微软雅黑" w:hAnsi="Calibri" w:cs="微软雅黑"/>
+    <w:p>
+      <w:pPr>
+        <w:autoSpaceDE w:val="0"/>
+        <w:autoSpaceDN w:val="0"/>
+        <w:adjustRightInd w:val="0"/>
+        <w:spacing w:after="45" w:line="240" w:lineRule="auto"/>
+        <w:rPr>
+          <w:rFonts w:hint="default" w:ascii="微软雅黑" w:hAnsi="Calibri" w:eastAsia="微软雅黑" w:cs="微软雅黑"/>
           <w:b/>
           <w:bCs/>
           <w:kern w:val="0"/>
           <w:sz w:val="23"/>
           <w:szCs w:val="23"/>
-        </w:rPr>
-      </w:pPr>
-      <w:r>
-        <w:rPr>
-          <w:rFonts w:ascii="微软雅黑" w:eastAsia="微软雅黑" w:hAnsi="Calibri" w:cs="微软雅黑" w:hint="eastAsia"/>
+          <w:lang w:val="en-US" w:eastAsia="zh-CN"/>
+        </w:rPr>
+      </w:pPr>
+      <w:r>
+        <w:rPr>
+          <w:rFonts w:hint="eastAsia" w:ascii="微软雅黑" w:hAnsi="Calibri" w:eastAsia="微软雅黑" w:cs="微软雅黑"/>
+          <w:kern w:val="0"/>
+          <w:sz w:val="17"/>
+          <w:szCs w:val="17"/>
+          <w:lang w:val="en-US" w:eastAsia="zh-CN"/>
+        </w:rPr>
+        <w:pict>
+          <v:shape id="_x0000_s2051" o:spid="_x0000_s2051" o:spt="75" alt="微信图片_20260927142946_1_1" type="#_x0000_t75" style="position:absolute;left:0pt;margin-left:414.65pt;margin-top:1pt;height:128.45pt;width:92.1pt;z-index:251659264;mso-width-relative:page;mso-height-relative:page;" filled="f" o:preferrelative="t" stroked="f" coordsize="21600,21600">
+            <v:path/>
+            <v:fill on="f" focussize="0,0"/>
+            <v:stroke on="f"/>
+            <v:imagedata r:id="rId6" cropleft="8953f" cropright="9787f" o:title="微信图片_20260927142946_1_1"/>
+            <o:lock v:ext="edit" aspectratio="t"/>
+          </v:shape>
+        </w:pict>
+      </w:r>
+      <w:r>
+        <w:rPr>
+          <w:rFonts w:hint="eastAsia" w:ascii="微软雅黑" w:hAnsi="Calibri" w:eastAsia="微软雅黑" w:cs="微软雅黑"/>
           <w:b/>
           <w:bCs/>
           <w:kern w:val="0"/>
           <w:sz w:val="23"/>
           <w:szCs w:val="23"/>
-        </w:rPr>
-        <w:t>教育经历</w:t>
-      </w:r>
-    </w:p>
-    <w:p>
-      <w:pPr>
-        <w:autoSpaceDE w:val="0"/>
-        <w:autoSpaceDN w:val="0"/>
-        <w:adjustRightInd w:val="0"/>
-        <w:spacing w:after="55" w:line="240" w:lineRule="auto"/>
-        <w:rPr>
-          <w:rFonts w:ascii="微软雅黑" w:eastAsia="微软雅黑" w:hAnsi="Calibri" w:cs="微软雅黑"/>
-          <w:kern w:val="0"/>
-          <w:sz w:val="17"/>
-          <w:szCs w:val="17"/>
-        </w:rPr>
-      </w:pPr>
-      <w:r>
-        <w:rPr>
-          <w:rFonts w:ascii="微软雅黑" w:eastAsia="微软雅黑" w:hAnsi="Calibri" w:cs="微软雅黑" w:hint="eastAsia"/>
-          <w:kern w:val="0"/>
-          <w:sz w:val="17"/>
-          <w:szCs w:val="17"/>
-        </w:rPr>
-        <w:t>黑龙江科技大学</w:t>
-      </w:r>
-      <w:r>
-        <w:rPr>
-          <w:rFonts w:ascii="微软雅黑" w:eastAsia="微软雅黑" w:hAnsi="Calibri" w:cs="微软雅黑"/>
-          <w:kern w:val="0"/>
-          <w:sz w:val="17"/>
-          <w:szCs w:val="17"/>
-        </w:rPr>
-        <w:t xml:space="preserve"> | </w:t>
-      </w:r>
-      <w:r>
-        <w:rPr>
-          <w:rFonts w:ascii="微软雅黑" w:eastAsia="微软雅黑" w:hAnsi="Calibri" w:cs="微软雅黑" w:hint="eastAsia"/>
-          <w:kern w:val="0"/>
-          <w:sz w:val="17"/>
-          <w:szCs w:val="17"/>
-        </w:rPr>
-        <w:t>计算机科学与技术</w:t>
-      </w:r>
-      <w:r>
-        <w:rPr>
-          <w:rFonts w:ascii="微软雅黑" w:eastAsia="微软雅黑" w:hAnsi="Calibri" w:cs="微软雅黑"/>
-          <w:kern w:val="0"/>
-          <w:sz w:val="17"/>
-          <w:szCs w:val="17"/>
-        </w:rPr>
-        <w:t xml:space="preserve"> | 2025.07 </w:t>
-      </w:r>
-      <w:r>
-        <w:rPr>
-          <w:rFonts w:ascii="微软雅黑" w:eastAsia="微软雅黑" w:hAnsi="Calibri" w:cs="微软雅黑" w:hint="eastAsia"/>
-          <w:kern w:val="0"/>
-          <w:sz w:val="17"/>
-          <w:szCs w:val="17"/>
-        </w:rPr>
-        <w:t>毕业</w:t>
-      </w:r>
-    </w:p>
-    <w:p>
-      <w:pPr>
-        <w:autoSpaceDE w:val="0"/>
-        <w:autoSpaceDN w:val="0"/>
-        <w:adjustRightInd w:val="0"/>
-        <w:spacing w:before="100" w:after="150" w:line="240" w:lineRule="auto"/>
-        <w:rPr>
-          <w:rFonts w:ascii="微软雅黑" w:eastAsia="微软雅黑" w:hAnsi="Calibri" w:cs="微软雅黑"/>
+          <w:lang w:val="en-US" w:eastAsia="zh-CN"/>
+        </w:rPr>
+        <w:t>个人信息</w:t>
+      </w:r>
+    </w:p>
+    <w:p>
+      <w:pPr>
+        <w:autoSpaceDE w:val="0"/>
+        <w:autoSpaceDN w:val="0"/>
+        <w:adjustRightInd w:val="0"/>
+        <w:spacing w:after="45" w:line="240" w:lineRule="auto"/>
+        <w:rPr>
+          <w:rFonts w:hint="eastAsia" w:ascii="微软雅黑" w:hAnsi="Calibri" w:eastAsia="微软雅黑" w:cs="微软雅黑"/>
+          <w:kern w:val="0"/>
+          <w:sz w:val="17"/>
+          <w:szCs w:val="17"/>
+        </w:rPr>
+      </w:pPr>
+      <w:r>
+        <w:rPr>
+          <w:rFonts w:hint="eastAsia" w:ascii="微软雅黑" w:hAnsi="Calibri" w:eastAsia="微软雅黑" w:cs="微软雅黑"/>
+          <w:kern w:val="0"/>
+          <w:sz w:val="17"/>
+          <w:szCs w:val="17"/>
+          <w:lang w:val="en-US" w:eastAsia="zh-CN"/>
+        </w:rPr>
+        <w:t>姓名：刘鸿亮                    求职意向： 测试开发/测试工程师</w:t>
+      </w:r>
+      <w:r>
+        <w:rPr>
+          <w:rFonts w:hint="eastAsia" w:ascii="微软雅黑" w:hAnsi="Calibri" w:eastAsia="微软雅黑" w:cs="微软雅黑"/>
+          <w:kern w:val="0"/>
+          <w:sz w:val="17"/>
+          <w:szCs w:val="17"/>
+        </w:rPr>
+        <w:tab/>
+      </w:r>
+    </w:p>
+    <w:p>
+      <w:pPr>
+        <w:autoSpaceDE w:val="0"/>
+        <w:autoSpaceDN w:val="0"/>
+        <w:adjustRightInd w:val="0"/>
+        <w:spacing w:after="45" w:line="240" w:lineRule="auto"/>
+        <w:rPr>
+          <w:rFonts w:hint="eastAsia" w:ascii="微软雅黑" w:hAnsi="Calibri" w:eastAsia="微软雅黑" w:cs="微软雅黑"/>
+          <w:kern w:val="0"/>
+          <w:sz w:val="17"/>
+          <w:szCs w:val="17"/>
+          <w:lang w:val="en-US" w:eastAsia="zh-CN"/>
+        </w:rPr>
+      </w:pPr>
+      <w:r>
+        <w:rPr>
+          <w:rFonts w:hint="eastAsia" w:ascii="微软雅黑" w:hAnsi="Calibri" w:eastAsia="微软雅黑" w:cs="微软雅黑"/>
+          <w:kern w:val="0"/>
+          <w:sz w:val="17"/>
+          <w:szCs w:val="17"/>
+        </w:rPr>
+        <w:t>邮箱：</w:t>
+      </w:r>
+      <w:r>
+        <w:rPr>
+          <w:rFonts w:hint="eastAsia" w:ascii="微软雅黑" w:hAnsi="Calibri" w:eastAsia="微软雅黑" w:cs="微软雅黑"/>
+          <w:kern w:val="0"/>
+          <w:sz w:val="17"/>
+          <w:szCs w:val="17"/>
+          <w:lang w:val="en-US" w:eastAsia="zh-CN"/>
+        </w:rPr>
+        <w:fldChar w:fldCharType="begin"/>
+      </w:r>
+      <w:r>
+        <w:rPr>
+          <w:rFonts w:hint="eastAsia" w:ascii="微软雅黑" w:hAnsi="Calibri" w:eastAsia="微软雅黑" w:cs="微软雅黑"/>
+          <w:kern w:val="0"/>
+          <w:sz w:val="17"/>
+          <w:szCs w:val="17"/>
+          <w:lang w:val="en-US" w:eastAsia="zh-CN"/>
+        </w:rPr>
+        <w:instrText xml:space="preserve"> HYPERLINK "mailto:18846061937@163.com" </w:instrText>
+      </w:r>
+      <w:r>
+        <w:rPr>
+          <w:rFonts w:hint="eastAsia" w:ascii="微软雅黑" w:hAnsi="Calibri" w:eastAsia="微软雅黑" w:cs="微软雅黑"/>
+          <w:kern w:val="0"/>
+          <w:sz w:val="17"/>
+          <w:szCs w:val="17"/>
+          <w:lang w:val="en-US" w:eastAsia="zh-CN"/>
+        </w:rPr>
+        <w:fldChar w:fldCharType="separate"/>
+      </w:r>
+      <w:r>
+        <w:rPr>
+          <w:rFonts w:hint="eastAsia" w:ascii="微软雅黑" w:hAnsi="Calibri" w:eastAsia="微软雅黑" w:cs="微软雅黑"/>
+          <w:kern w:val="0"/>
+          <w:sz w:val="17"/>
+          <w:szCs w:val="17"/>
+          <w:lang w:val="en-US" w:eastAsia="zh-CN"/>
+        </w:rPr>
+        <w:t>18846061937@163.com</w:t>
+      </w:r>
+      <w:r>
+        <w:rPr>
+          <w:rFonts w:hint="eastAsia" w:ascii="微软雅黑" w:hAnsi="Calibri" w:eastAsia="微软雅黑" w:cs="微软雅黑"/>
+          <w:kern w:val="0"/>
+          <w:sz w:val="17"/>
+          <w:szCs w:val="17"/>
+          <w:lang w:val="en-US" w:eastAsia="zh-CN"/>
+        </w:rPr>
+        <w:fldChar w:fldCharType="end"/>
+      </w:r>
+      <w:r>
+        <w:rPr>
+          <w:rFonts w:hint="eastAsia" w:ascii="微软雅黑" w:hAnsi="Calibri" w:eastAsia="微软雅黑" w:cs="微软雅黑"/>
+          <w:kern w:val="0"/>
+          <w:sz w:val="17"/>
+          <w:szCs w:val="17"/>
+          <w:lang w:val="en-US" w:eastAsia="zh-CN"/>
+        </w:rPr>
+        <w:t xml:space="preserve">   </w:t>
+      </w:r>
+      <w:r>
+        <w:rPr>
+          <w:rFonts w:hint="eastAsia" w:ascii="微软雅黑" w:hAnsi="Calibri" w:eastAsia="微软雅黑" w:cs="微软雅黑"/>
+          <w:kern w:val="0"/>
+          <w:sz w:val="17"/>
+          <w:szCs w:val="17"/>
+        </w:rPr>
+        <w:t>手机：</w:t>
+      </w:r>
+      <w:r>
+        <w:rPr>
+          <w:rFonts w:hint="eastAsia" w:ascii="微软雅黑" w:hAnsi="Calibri" w:eastAsia="微软雅黑" w:cs="微软雅黑"/>
+          <w:kern w:val="0"/>
+          <w:sz w:val="17"/>
+          <w:szCs w:val="17"/>
+          <w:lang w:val="en-US" w:eastAsia="zh-CN"/>
+        </w:rPr>
+        <w:t xml:space="preserve">18846061937             </w:t>
+      </w:r>
+    </w:p>
+    <w:p>
+      <w:pPr>
+        <w:autoSpaceDE w:val="0"/>
+        <w:autoSpaceDN w:val="0"/>
+        <w:adjustRightInd w:val="0"/>
+        <w:spacing w:after="45" w:line="240" w:lineRule="auto"/>
+        <w:rPr>
+          <w:rFonts w:hint="default" w:ascii="微软雅黑" w:hAnsi="Calibri" w:eastAsia="微软雅黑" w:cs="微软雅黑"/>
+          <w:kern w:val="0"/>
+          <w:sz w:val="17"/>
+          <w:szCs w:val="17"/>
+          <w:lang w:val="en-US" w:eastAsia="zh-CN"/>
+        </w:rPr>
+      </w:pPr>
+      <w:r>
+        <w:rPr>
+          <w:rFonts w:hint="eastAsia" w:ascii="微软雅黑" w:hAnsi="Calibri" w:eastAsia="微软雅黑" w:cs="微软雅黑"/>
+          <w:kern w:val="0"/>
+          <w:sz w:val="17"/>
+          <w:szCs w:val="17"/>
+          <w:lang w:val="en-US" w:eastAsia="zh-CN"/>
+        </w:rPr>
+        <w:t>出生年月：2003.10               民族</w:t>
+      </w:r>
+      <w:r>
+        <w:rPr>
+          <w:rFonts w:hint="eastAsia" w:ascii="微软雅黑" w:hAnsi="Calibri" w:eastAsia="微软雅黑" w:cs="微软雅黑"/>
+          <w:kern w:val="0"/>
+          <w:sz w:val="17"/>
+          <w:szCs w:val="17"/>
+        </w:rPr>
+        <w:t>：</w:t>
+      </w:r>
+      <w:r>
+        <w:rPr>
+          <w:rFonts w:hint="eastAsia" w:ascii="微软雅黑" w:hAnsi="Calibri" w:eastAsia="微软雅黑" w:cs="微软雅黑"/>
+          <w:kern w:val="0"/>
+          <w:sz w:val="17"/>
+          <w:szCs w:val="17"/>
+          <w:lang w:val="en-US" w:eastAsia="zh-CN"/>
+        </w:rPr>
+        <w:t xml:space="preserve">汉              </w:t>
+      </w:r>
+      <w:r>
+        <w:rPr>
+          <w:rFonts w:hint="eastAsia" w:ascii="微软雅黑" w:hAnsi="Calibri" w:eastAsia="微软雅黑" w:cs="微软雅黑"/>
+          <w:kern w:val="0"/>
+          <w:sz w:val="17"/>
+          <w:szCs w:val="17"/>
+        </w:rPr>
+        <w:t>到岗时间：</w:t>
+      </w:r>
+      <w:r>
+        <w:rPr>
+          <w:rFonts w:hint="eastAsia" w:ascii="微软雅黑" w:hAnsi="Calibri" w:eastAsia="微软雅黑" w:cs="微软雅黑"/>
+          <w:kern w:val="0"/>
+          <w:sz w:val="17"/>
+          <w:szCs w:val="17"/>
+          <w:lang w:val="en-US" w:eastAsia="zh-CN"/>
+        </w:rPr>
+        <w:t>月内到岗</w:t>
+      </w:r>
+    </w:p>
+    <w:p>
+      <w:pPr>
+        <w:keepNext w:val="0"/>
+        <w:keepLines w:val="0"/>
+        <w:pageBreakBefore w:val="0"/>
+        <w:widowControl w:val="0"/>
+        <w:kinsoku/>
+        <w:wordWrap/>
+        <w:overflowPunct/>
+        <w:topLinePunct w:val="0"/>
+        <w:autoSpaceDE w:val="0"/>
+        <w:autoSpaceDN w:val="0"/>
+        <w:bidi w:val="0"/>
+        <w:adjustRightInd w:val="0"/>
+        <w:snapToGrid/>
+        <w:spacing w:before="100" w:after="150" w:line="320" w:lineRule="exact"/>
+        <w:textAlignment w:val="auto"/>
+        <w:rPr>
+          <w:rFonts w:hint="eastAsia" w:ascii="微软雅黑" w:hAnsi="Calibri" w:eastAsia="微软雅黑" w:cs="微软雅黑"/>
           <w:b/>
           <w:bCs/>
           <w:kern w:val="0"/>
           <w:sz w:val="23"/>
           <w:szCs w:val="23"/>
-        </w:rPr>
-      </w:pPr>
-      <w:r>
-        <w:rPr>
-          <w:rFonts w:ascii="微软雅黑" w:eastAsia="微软雅黑" w:hAnsi="Calibri" w:cs="微软雅黑" w:hint="eastAsia"/>
+          <w:lang w:eastAsia="zh-CN"/>
+        </w:rPr>
+      </w:pPr>
+      <w:r>
+        <w:rPr>
+          <w:rFonts w:hint="eastAsia" w:ascii="微软雅黑" w:hAnsi="Calibri" w:eastAsia="微软雅黑" w:cs="微软雅黑"/>
           <w:b/>
           <w:bCs/>
           <w:kern w:val="0"/>
           <w:sz w:val="23"/>
           <w:szCs w:val="23"/>
         </w:rPr>
-        <w:t>求职定位</w:t>
+        <w:t>教育经历</w:t>
       </w:r>
     </w:p>
     <w:p>
@@ -479,128 +294,56 @@
         <w:adjustRightInd w:val="0"/>
         <w:spacing w:after="55" w:line="240" w:lineRule="auto"/>
         <w:rPr>
-          <w:rFonts w:ascii="微软雅黑" w:eastAsia="微软雅黑" w:hAnsi="Calibri" w:cs="微软雅黑"/>
-          <w:kern w:val="0"/>
-          <w:sz w:val="17"/>
-          <w:szCs w:val="17"/>
-        </w:rPr>
-      </w:pPr>
-      <w:r>
-        <w:rPr>
-          <w:rFonts w:ascii="微软雅黑" w:eastAsia="微软雅黑" w:hAnsi="Calibri" w:cs="微软雅黑" w:hint="eastAsia"/>
-          <w:kern w:val="0"/>
-          <w:sz w:val="17"/>
-          <w:szCs w:val="17"/>
-        </w:rPr>
-        <w:t>计算机科学与技术本科，具备移动机器人实机测试</w:t>
-      </w:r>
-      <w:r>
-        <w:rPr>
-          <w:rFonts w:ascii="微软雅黑" w:eastAsia="微软雅黑" w:hAnsi="Calibri" w:cs="微软雅黑"/>
-          <w:kern w:val="0"/>
-          <w:sz w:val="17"/>
-          <w:szCs w:val="17"/>
-        </w:rPr>
-        <w:t xml:space="preserve"> + </w:t>
-      </w:r>
-      <w:r>
-        <w:rPr>
-          <w:rFonts w:ascii="微软雅黑" w:eastAsia="微软雅黑" w:hAnsi="Calibri" w:cs="微软雅黑" w:hint="eastAsia"/>
-          <w:kern w:val="0"/>
-          <w:sz w:val="17"/>
-          <w:szCs w:val="17"/>
-        </w:rPr>
-        <w:t>仿真自动化完整经验。擅长</w:t>
-      </w:r>
-      <w:r>
-        <w:rPr>
-          <w:rFonts w:ascii="微软雅黑" w:eastAsia="微软雅黑" w:hAnsi="Calibri" w:cs="微软雅黑"/>
-          <w:kern w:val="0"/>
-          <w:sz w:val="17"/>
-          <w:szCs w:val="17"/>
-        </w:rPr>
-        <w:t xml:space="preserve"> pytest + YAML </w:t>
-      </w:r>
-      <w:r>
-        <w:rPr>
-          <w:rFonts w:ascii="微软雅黑" w:eastAsia="微软雅黑" w:hAnsi="Calibri" w:cs="微软雅黑" w:hint="eastAsia"/>
-          <w:kern w:val="0"/>
-          <w:sz w:val="17"/>
-          <w:szCs w:val="17"/>
-        </w:rPr>
-        <w:t>数据驱动用例建设、</w:t>
-      </w:r>
-      <w:r>
-        <w:rPr>
-          <w:rFonts w:ascii="微软雅黑" w:eastAsia="微软雅黑" w:hAnsi="Calibri" w:cs="微软雅黑"/>
-          <w:kern w:val="0"/>
-          <w:sz w:val="17"/>
-          <w:szCs w:val="17"/>
-        </w:rPr>
-        <w:t xml:space="preserve">Jenkins CI/CD </w:t>
-      </w:r>
-      <w:r>
-        <w:rPr>
-          <w:rFonts w:ascii="微软雅黑" w:eastAsia="微软雅黑" w:hAnsi="Calibri" w:cs="微软雅黑" w:hint="eastAsia"/>
-          <w:kern w:val="0"/>
-          <w:sz w:val="17"/>
-          <w:szCs w:val="17"/>
-        </w:rPr>
-        <w:t>回归、</w:t>
-      </w:r>
-      <w:r>
-        <w:rPr>
-          <w:rFonts w:ascii="微软雅黑" w:eastAsia="微软雅黑" w:hAnsi="Calibri" w:cs="微软雅黑"/>
-          <w:kern w:val="0"/>
-          <w:sz w:val="17"/>
-          <w:szCs w:val="17"/>
-        </w:rPr>
-        <w:t xml:space="preserve">ROS </w:t>
-      </w:r>
-      <w:r>
-        <w:rPr>
-          <w:rFonts w:ascii="微软雅黑" w:eastAsia="微软雅黑" w:hAnsi="Calibri" w:cs="微软雅黑" w:hint="eastAsia"/>
-          <w:kern w:val="0"/>
-          <w:sz w:val="17"/>
-          <w:szCs w:val="17"/>
-        </w:rPr>
-        <w:t>状态校验、</w:t>
-      </w:r>
-      <w:r>
-        <w:rPr>
-          <w:rFonts w:ascii="微软雅黑" w:eastAsia="微软雅黑" w:hAnsi="Calibri" w:cs="微软雅黑"/>
-          <w:kern w:val="0"/>
-          <w:sz w:val="17"/>
-          <w:szCs w:val="17"/>
-        </w:rPr>
-        <w:t xml:space="preserve">C++/CMake </w:t>
-      </w:r>
-      <w:r>
-        <w:rPr>
-          <w:rFonts w:ascii="微软雅黑" w:eastAsia="微软雅黑" w:hAnsi="Calibri" w:cs="微软雅黑" w:hint="eastAsia"/>
-          <w:kern w:val="0"/>
-          <w:sz w:val="17"/>
-          <w:szCs w:val="17"/>
-        </w:rPr>
-        <w:t>编译产物验证与问题定位。现有经历聚焦割草机器人，测试能力可迁移至四足机器狗、</w:t>
-      </w:r>
-      <w:r>
-        <w:rPr>
-          <w:rFonts w:ascii="微软雅黑" w:eastAsia="微软雅黑" w:hAnsi="Calibri" w:cs="微软雅黑"/>
-          <w:kern w:val="0"/>
-          <w:sz w:val="17"/>
-          <w:szCs w:val="17"/>
-        </w:rPr>
-        <w:t>AMR/AGV</w:t>
-      </w:r>
-      <w:r>
-        <w:rPr>
-          <w:rFonts w:ascii="微软雅黑" w:eastAsia="微软雅黑" w:hAnsi="Calibri" w:cs="微软雅黑" w:hint="eastAsia"/>
-          <w:kern w:val="0"/>
-          <w:sz w:val="17"/>
-          <w:szCs w:val="17"/>
-        </w:rPr>
-        <w:t>、服务机器人、清洁机器人等方向。</w:t>
+          <w:rFonts w:ascii="微软雅黑" w:hAnsi="Calibri" w:eastAsia="微软雅黑" w:cs="微软雅黑"/>
+          <w:kern w:val="0"/>
+          <w:sz w:val="17"/>
+          <w:szCs w:val="17"/>
+        </w:rPr>
+      </w:pPr>
+      <w:r>
+        <w:rPr>
+          <w:rFonts w:hint="eastAsia" w:ascii="微软雅黑" w:hAnsi="Calibri" w:eastAsia="微软雅黑" w:cs="微软雅黑"/>
+          <w:kern w:val="0"/>
+          <w:sz w:val="17"/>
+          <w:szCs w:val="17"/>
+        </w:rPr>
+        <w:t>黑龙江科技大学</w:t>
+      </w:r>
+      <w:r>
+        <w:rPr>
+          <w:rFonts w:ascii="微软雅黑" w:hAnsi="Calibri" w:eastAsia="微软雅黑" w:cs="微软雅黑"/>
+          <w:kern w:val="0"/>
+          <w:sz w:val="17"/>
+          <w:szCs w:val="17"/>
+        </w:rPr>
+        <w:t xml:space="preserve"> | </w:t>
+      </w:r>
+      <w:r>
+        <w:rPr>
+          <w:rFonts w:hint="eastAsia" w:ascii="微软雅黑" w:hAnsi="Calibri" w:eastAsia="微软雅黑" w:cs="微软雅黑"/>
+          <w:kern w:val="0"/>
+          <w:sz w:val="17"/>
+          <w:szCs w:val="17"/>
+        </w:rPr>
+        <w:t>计算机科学与技术</w:t>
+      </w:r>
+      <w:r>
+        <w:rPr>
+          <w:rFonts w:ascii="微软雅黑" w:hAnsi="Calibri" w:eastAsia="微软雅黑" w:cs="微软雅黑"/>
+          <w:kern w:val="0"/>
+          <w:sz w:val="17"/>
+          <w:szCs w:val="17"/>
+        </w:rPr>
+        <w:t xml:space="preserve"> | 2025.07 </w:t>
+      </w:r>
+      <w:r>
+        <w:rPr>
+          <w:rFonts w:hint="eastAsia" w:ascii="微软雅黑" w:hAnsi="Calibri" w:eastAsia="微软雅黑" w:cs="微软雅黑"/>
+          <w:kern w:val="0"/>
+          <w:sz w:val="17"/>
+          <w:szCs w:val="17"/>
+        </w:rPr>
+        <w:t>毕业</w:t>
       </w:r>
     </w:p>
     <w:p>
@@ -610,7 +353,7 @@
         <w:adjustRightInd w:val="0"/>
         <w:spacing w:before="100" w:after="150" w:line="240" w:lineRule="auto"/>
         <w:rPr>
-          <w:rFonts w:ascii="微软雅黑" w:eastAsia="微软雅黑" w:hAnsi="Calibri" w:cs="微软雅黑"/>
+          <w:rFonts w:ascii="微软雅黑" w:hAnsi="Calibri" w:eastAsia="微软雅黑" w:cs="微软雅黑"/>
           <w:b/>
           <w:bCs/>
           <w:kern w:val="0"/>
@@ -620,7 +363,7 @@
       </w:pPr>
       <w:r>
         <w:rPr>
-          <w:rFonts w:ascii="微软雅黑" w:eastAsia="微软雅黑" w:hAnsi="Calibri" w:cs="微软雅黑" w:hint="eastAsia"/>
+          <w:rFonts w:hint="eastAsia" w:ascii="微软雅黑" w:hAnsi="Calibri" w:eastAsia="微软雅黑" w:cs="微软雅黑"/>
           <w:b/>
           <w:bCs/>
           <w:kern w:val="0"/>
@@ -638,15 +381,15 @@
         <w:spacing w:after="45" w:line="240" w:lineRule="auto"/>
         <w:ind w:left="300" w:hanging="180"/>
         <w:rPr>
-          <w:rFonts w:ascii="微软雅黑" w:eastAsia="微软雅黑" w:hAnsi="Calibri" w:cs="微软雅黑"/>
-          <w:kern w:val="0"/>
-          <w:sz w:val="17"/>
-          <w:szCs w:val="17"/>
-        </w:rPr>
-      </w:pPr>
-      <w:r>
-        <w:rPr>
-          <w:rFonts w:ascii="微软雅黑" w:eastAsia="微软雅黑" w:hAnsi="Calibri" w:cs="微软雅黑"/>
+          <w:rFonts w:ascii="微软雅黑" w:hAnsi="Calibri" w:eastAsia="微软雅黑" w:cs="微软雅黑"/>
+          <w:kern w:val="0"/>
+          <w:sz w:val="17"/>
+          <w:szCs w:val="17"/>
+        </w:rPr>
+      </w:pPr>
+      <w:r>
+        <w:rPr>
+          <w:rFonts w:ascii="微软雅黑" w:hAnsi="Calibri" w:eastAsia="微软雅黑" w:cs="微软雅黑"/>
           <w:kern w:val="0"/>
           <w:sz w:val="17"/>
           <w:szCs w:val="17"/>
@@ -655,7 +398,7 @@
       </w:r>
       <w:r>
         <w:rPr>
-          <w:rFonts w:ascii="微软雅黑" w:eastAsia="微软雅黑" w:hAnsi="Calibri" w:cs="微软雅黑"/>
+          <w:rFonts w:ascii="微软雅黑" w:hAnsi="Calibri" w:eastAsia="微软雅黑" w:cs="微软雅黑"/>
           <w:kern w:val="0"/>
           <w:sz w:val="17"/>
           <w:szCs w:val="17"/>
@@ -664,7 +407,7 @@
       </w:r>
       <w:r>
         <w:rPr>
-          <w:rFonts w:ascii="微软雅黑" w:eastAsia="微软雅黑" w:hAnsi="Calibri" w:cs="微软雅黑" w:hint="eastAsia"/>
+          <w:rFonts w:hint="eastAsia" w:ascii="微软雅黑" w:hAnsi="Calibri" w:eastAsia="微软雅黑" w:cs="微软雅黑"/>
           <w:kern w:val="0"/>
           <w:sz w:val="17"/>
           <w:szCs w:val="17"/>
@@ -673,7 +416,7 @@
       </w:r>
       <w:r>
         <w:rPr>
-          <w:rFonts w:ascii="微软雅黑" w:eastAsia="微软雅黑" w:hAnsi="Calibri" w:cs="微软雅黑"/>
+          <w:rFonts w:ascii="微软雅黑" w:hAnsi="Calibri" w:eastAsia="微软雅黑" w:cs="微软雅黑"/>
           <w:kern w:val="0"/>
           <w:sz w:val="17"/>
           <w:szCs w:val="17"/>
@@ -682,7 +425,7 @@
       </w:r>
       <w:r>
         <w:rPr>
-          <w:rFonts w:ascii="微软雅黑" w:eastAsia="微软雅黑" w:hAnsi="Calibri" w:cs="微软雅黑" w:hint="eastAsia"/>
+          <w:rFonts w:hint="eastAsia" w:ascii="微软雅黑" w:hAnsi="Calibri" w:eastAsia="微软雅黑" w:cs="微软雅黑"/>
           <w:kern w:val="0"/>
           <w:sz w:val="17"/>
           <w:szCs w:val="17"/>
@@ -691,7 +434,7 @@
       </w:r>
       <w:r>
         <w:rPr>
-          <w:rFonts w:ascii="微软雅黑" w:eastAsia="微软雅黑" w:hAnsi="Calibri" w:cs="微软雅黑"/>
+          <w:rFonts w:ascii="微软雅黑" w:hAnsi="Calibri" w:eastAsia="微软雅黑" w:cs="微软雅黑"/>
           <w:kern w:val="0"/>
           <w:sz w:val="17"/>
           <w:szCs w:val="17"/>
@@ -700,7 +443,7 @@
       </w:r>
       <w:r>
         <w:rPr>
-          <w:rFonts w:ascii="微软雅黑" w:eastAsia="微软雅黑" w:hAnsi="Calibri" w:cs="微软雅黑" w:hint="eastAsia"/>
+          <w:rFonts w:hint="eastAsia" w:ascii="微软雅黑" w:hAnsi="Calibri" w:eastAsia="微软雅黑" w:cs="微软雅黑"/>
           <w:kern w:val="0"/>
           <w:sz w:val="17"/>
           <w:szCs w:val="17"/>
@@ -709,7 +452,7 @@
       </w:r>
       <w:r>
         <w:rPr>
-          <w:rFonts w:ascii="微软雅黑" w:eastAsia="微软雅黑" w:hAnsi="Calibri" w:cs="微软雅黑"/>
+          <w:rFonts w:ascii="微软雅黑" w:hAnsi="Calibri" w:eastAsia="微软雅黑" w:cs="微软雅黑"/>
           <w:kern w:val="0"/>
           <w:sz w:val="17"/>
           <w:szCs w:val="17"/>
@@ -718,7 +461,7 @@
       </w:r>
       <w:r>
         <w:rPr>
-          <w:rFonts w:ascii="微软雅黑" w:eastAsia="微软雅黑" w:hAnsi="Calibri" w:cs="微软雅黑" w:hint="eastAsia"/>
+          <w:rFonts w:hint="eastAsia" w:ascii="微软雅黑" w:hAnsi="Calibri" w:eastAsia="微软雅黑" w:cs="微软雅黑"/>
           <w:kern w:val="0"/>
           <w:sz w:val="17"/>
           <w:szCs w:val="17"/>
@@ -727,7 +470,7 @@
       </w:r>
       <w:r>
         <w:rPr>
-          <w:rFonts w:ascii="微软雅黑" w:eastAsia="微软雅黑" w:hAnsi="Calibri" w:cs="微软雅黑"/>
+          <w:rFonts w:ascii="微软雅黑" w:hAnsi="Calibri" w:eastAsia="微软雅黑" w:cs="微软雅黑"/>
           <w:kern w:val="0"/>
           <w:sz w:val="17"/>
           <w:szCs w:val="17"/>
@@ -736,7 +479,7 @@
       </w:r>
       <w:r>
         <w:rPr>
-          <w:rFonts w:ascii="微软雅黑" w:eastAsia="微软雅黑" w:hAnsi="Calibri" w:cs="微软雅黑" w:hint="eastAsia"/>
+          <w:rFonts w:hint="eastAsia" w:ascii="微软雅黑" w:hAnsi="Calibri" w:eastAsia="微软雅黑" w:cs="微软雅黑"/>
           <w:kern w:val="0"/>
           <w:sz w:val="17"/>
           <w:szCs w:val="17"/>
@@ -745,7 +488,7 @@
       </w:r>
       <w:r>
         <w:rPr>
-          <w:rFonts w:ascii="微软雅黑" w:eastAsia="微软雅黑" w:hAnsi="Calibri" w:cs="微软雅黑"/>
+          <w:rFonts w:ascii="微软雅黑" w:hAnsi="Calibri" w:eastAsia="微软雅黑" w:cs="微软雅黑"/>
           <w:kern w:val="0"/>
           <w:sz w:val="17"/>
           <w:szCs w:val="17"/>
@@ -754,13 +497,15 @@
       </w:r>
       <w:r>
         <w:rPr>
-          <w:rFonts w:ascii="微软雅黑" w:eastAsia="微软雅黑" w:hAnsi="Calibri" w:cs="微软雅黑" w:hint="eastAsia"/>
+          <w:rFonts w:hint="eastAsia" w:ascii="微软雅黑" w:hAnsi="Calibri" w:eastAsia="微软雅黑" w:cs="微软雅黑"/>
           <w:kern w:val="0"/>
           <w:sz w:val="17"/>
           <w:szCs w:val="17"/>
         </w:rPr>
         <w:t>霜冻等模块。</w:t>
       </w:r>
+      <w:bookmarkStart w:id="0" w:name="_GoBack"/>
+      <w:bookmarkEnd w:id="0"/>
     </w:p>
     <w:p>
       <w:pPr>
@@ -770,15 +515,15 @@
         <w:spacing w:after="45" w:line="240" w:lineRule="auto"/>
         <w:ind w:left="300" w:hanging="180"/>
         <w:rPr>
-          <w:rFonts w:ascii="微软雅黑" w:eastAsia="微软雅黑" w:hAnsi="Calibri" w:cs="微软雅黑"/>
-          <w:kern w:val="0"/>
-          <w:sz w:val="17"/>
-          <w:szCs w:val="17"/>
-        </w:rPr>
-      </w:pPr>
-      <w:r>
-        <w:rPr>
-          <w:rFonts w:ascii="微软雅黑" w:eastAsia="微软雅黑" w:hAnsi="Calibri" w:cs="微软雅黑"/>
+          <w:rFonts w:ascii="微软雅黑" w:hAnsi="Calibri" w:eastAsia="微软雅黑" w:cs="微软雅黑"/>
+          <w:kern w:val="0"/>
+          <w:sz w:val="17"/>
+          <w:szCs w:val="17"/>
+        </w:rPr>
+      </w:pPr>
+      <w:r>
+        <w:rPr>
+          <w:rFonts w:ascii="微软雅黑" w:hAnsi="Calibri" w:eastAsia="微软雅黑" w:cs="微软雅黑"/>
           <w:kern w:val="0"/>
           <w:sz w:val="17"/>
           <w:szCs w:val="17"/>
@@ -787,17 +532,25 @@
       </w:r>
       <w:r>
         <w:rPr>
-          <w:rFonts w:ascii="微软雅黑" w:eastAsia="微软雅黑" w:hAnsi="Calibri" w:cs="微软雅黑"/>
+          <w:rFonts w:ascii="微软雅黑" w:hAnsi="Calibri" w:eastAsia="微软雅黑" w:cs="微软雅黑"/>
           <w:kern w:val="0"/>
           <w:sz w:val="17"/>
           <w:szCs w:val="17"/>
         </w:rPr>
         <w:tab/>
+      </w:r>
+      <w:r>
+        <w:rPr>
+          <w:rFonts w:ascii="微软雅黑" w:hAnsi="Calibri" w:eastAsia="微软雅黑" w:cs="微软雅黑"/>
+          <w:kern w:val="0"/>
+          <w:sz w:val="17"/>
+          <w:szCs w:val="17"/>
+        </w:rPr>
         <w:t xml:space="preserve">CI </w:t>
       </w:r>
       <w:r>
         <w:rPr>
-          <w:rFonts w:ascii="微软雅黑" w:eastAsia="微软雅黑" w:hAnsi="Calibri" w:cs="微软雅黑" w:hint="eastAsia"/>
+          <w:rFonts w:hint="eastAsia" w:ascii="微软雅黑" w:hAnsi="Calibri" w:eastAsia="微软雅黑" w:cs="微软雅黑"/>
           <w:kern w:val="0"/>
           <w:sz w:val="17"/>
           <w:szCs w:val="17"/>
@@ -806,7 +559,7 @@
       </w:r>
       <w:r>
         <w:rPr>
-          <w:rFonts w:ascii="微软雅黑" w:eastAsia="微软雅黑" w:hAnsi="Calibri" w:cs="微软雅黑"/>
+          <w:rFonts w:ascii="微软雅黑" w:hAnsi="Calibri" w:eastAsia="微软雅黑" w:cs="微软雅黑"/>
           <w:kern w:val="0"/>
           <w:sz w:val="17"/>
           <w:szCs w:val="17"/>
@@ -815,7 +568,7 @@
       </w:r>
       <w:r>
         <w:rPr>
-          <w:rFonts w:ascii="微软雅黑" w:eastAsia="微软雅黑" w:hAnsi="Calibri" w:cs="微软雅黑" w:hint="eastAsia"/>
+          <w:rFonts w:hint="eastAsia" w:ascii="微软雅黑" w:hAnsi="Calibri" w:eastAsia="微软雅黑" w:cs="微软雅黑"/>
           <w:kern w:val="0"/>
           <w:sz w:val="17"/>
           <w:szCs w:val="17"/>
@@ -824,7 +577,7 @@
       </w:r>
       <w:r>
         <w:rPr>
-          <w:rFonts w:ascii="微软雅黑" w:eastAsia="微软雅黑" w:hAnsi="Calibri" w:cs="微软雅黑"/>
+          <w:rFonts w:ascii="微软雅黑" w:hAnsi="Calibri" w:eastAsia="微软雅黑" w:cs="微软雅黑"/>
           <w:kern w:val="0"/>
           <w:sz w:val="17"/>
           <w:szCs w:val="17"/>
@@ -833,7 +586,7 @@
       </w:r>
       <w:r>
         <w:rPr>
-          <w:rFonts w:ascii="微软雅黑" w:eastAsia="微软雅黑" w:hAnsi="Calibri" w:cs="微软雅黑" w:hint="eastAsia"/>
+          <w:rFonts w:hint="eastAsia" w:ascii="微软雅黑" w:hAnsi="Calibri" w:eastAsia="微软雅黑" w:cs="微软雅黑"/>
           <w:kern w:val="0"/>
           <w:sz w:val="17"/>
           <w:szCs w:val="17"/>
@@ -842,7 +595,7 @@
       </w:r>
       <w:r>
         <w:rPr>
-          <w:rFonts w:ascii="微软雅黑" w:eastAsia="微软雅黑" w:hAnsi="Calibri" w:cs="微软雅黑"/>
+          <w:rFonts w:ascii="微软雅黑" w:hAnsi="Calibri" w:eastAsia="微软雅黑" w:cs="微软雅黑"/>
           <w:kern w:val="0"/>
           <w:sz w:val="17"/>
           <w:szCs w:val="17"/>
@@ -851,7 +604,7 @@
       </w:r>
       <w:r>
         <w:rPr>
-          <w:rFonts w:ascii="微软雅黑" w:eastAsia="微软雅黑" w:hAnsi="Calibri" w:cs="微软雅黑" w:hint="eastAsia"/>
+          <w:rFonts w:hint="eastAsia" w:ascii="微软雅黑" w:hAnsi="Calibri" w:eastAsia="微软雅黑" w:cs="微软雅黑"/>
           <w:kern w:val="0"/>
           <w:sz w:val="17"/>
           <w:szCs w:val="17"/>
@@ -867,15 +620,15 @@
         <w:spacing w:after="45" w:line="240" w:lineRule="auto"/>
         <w:ind w:left="300" w:hanging="180"/>
         <w:rPr>
-          <w:rFonts w:ascii="微软雅黑" w:eastAsia="微软雅黑" w:hAnsi="Calibri" w:cs="微软雅黑"/>
-          <w:kern w:val="0"/>
-          <w:sz w:val="17"/>
-          <w:szCs w:val="17"/>
-        </w:rPr>
-      </w:pPr>
-      <w:r>
-        <w:rPr>
-          <w:rFonts w:ascii="微软雅黑" w:eastAsia="微软雅黑" w:hAnsi="Calibri" w:cs="微软雅黑"/>
+          <w:rFonts w:ascii="微软雅黑" w:hAnsi="Calibri" w:eastAsia="微软雅黑" w:cs="微软雅黑"/>
+          <w:kern w:val="0"/>
+          <w:sz w:val="17"/>
+          <w:szCs w:val="17"/>
+        </w:rPr>
+      </w:pPr>
+      <w:r>
+        <w:rPr>
+          <w:rFonts w:ascii="微软雅黑" w:hAnsi="Calibri" w:eastAsia="微软雅黑" w:cs="微软雅黑"/>
           <w:kern w:val="0"/>
           <w:sz w:val="17"/>
           <w:szCs w:val="17"/>
@@ -884,7 +637,7 @@
       </w:r>
       <w:r>
         <w:rPr>
-          <w:rFonts w:ascii="微软雅黑" w:eastAsia="微软雅黑" w:hAnsi="Calibri" w:cs="微软雅黑"/>
+          <w:rFonts w:ascii="微软雅黑" w:hAnsi="Calibri" w:eastAsia="微软雅黑" w:cs="微软雅黑"/>
           <w:kern w:val="0"/>
           <w:sz w:val="17"/>
           <w:szCs w:val="17"/>
@@ -893,7 +646,7 @@
       </w:r>
       <w:r>
         <w:rPr>
-          <w:rFonts w:ascii="微软雅黑" w:eastAsia="微软雅黑" w:hAnsi="Calibri" w:cs="微软雅黑" w:hint="eastAsia"/>
+          <w:rFonts w:hint="eastAsia" w:ascii="微软雅黑" w:hAnsi="Calibri" w:eastAsia="微软雅黑" w:cs="微软雅黑"/>
           <w:kern w:val="0"/>
           <w:sz w:val="17"/>
           <w:szCs w:val="17"/>
@@ -902,7 +655,7 @@
       </w:r>
       <w:r>
         <w:rPr>
-          <w:rFonts w:ascii="微软雅黑" w:eastAsia="微软雅黑" w:hAnsi="Calibri" w:cs="微软雅黑"/>
+          <w:rFonts w:ascii="微软雅黑" w:hAnsi="Calibri" w:eastAsia="微软雅黑" w:cs="微软雅黑"/>
           <w:kern w:val="0"/>
           <w:sz w:val="17"/>
           <w:szCs w:val="17"/>
@@ -911,25 +664,16 @@
       </w:r>
       <w:r>
         <w:rPr>
-          <w:rFonts w:ascii="微软雅黑" w:eastAsia="微软雅黑" w:hAnsi="Calibri" w:cs="微软雅黑" w:hint="eastAsia"/>
-          <w:kern w:val="0"/>
-          <w:sz w:val="17"/>
-          <w:szCs w:val="17"/>
-        </w:rPr>
-        <w:t>仿真双链路：具备机器人跑机、功能测试、压</w:t>
-      </w:r>
-      <w:r>
-        <w:rPr>
-          <w:rFonts w:ascii="微软雅黑" w:eastAsia="微软雅黑" w:hAnsi="Calibri" w:cs="微软雅黑" w:hint="eastAsia"/>
-          <w:kern w:val="0"/>
-          <w:sz w:val="17"/>
-          <w:szCs w:val="17"/>
-        </w:rPr>
-        <w:t>力测试、雷达点云</w:t>
-      </w:r>
-      <w:r>
-        <w:rPr>
-          <w:rFonts w:ascii="微软雅黑" w:eastAsia="微软雅黑" w:hAnsi="Calibri" w:cs="微软雅黑"/>
+          <w:rFonts w:hint="eastAsia" w:ascii="微软雅黑" w:hAnsi="Calibri" w:eastAsia="微软雅黑" w:cs="微软雅黑"/>
+          <w:kern w:val="0"/>
+          <w:sz w:val="17"/>
+          <w:szCs w:val="17"/>
+        </w:rPr>
+        <w:t>仿真双链路：具备机器人跑机、功能测试、压力测试、雷达点云</w:t>
+      </w:r>
+      <w:r>
+        <w:rPr>
+          <w:rFonts w:ascii="微软雅黑" w:hAnsi="Calibri" w:eastAsia="微软雅黑" w:cs="微软雅黑"/>
           <w:kern w:val="0"/>
           <w:sz w:val="17"/>
           <w:szCs w:val="17"/>
@@ -938,7 +682,7 @@
       </w:r>
       <w:r>
         <w:rPr>
-          <w:rFonts w:ascii="微软雅黑" w:eastAsia="微软雅黑" w:hAnsi="Calibri" w:cs="微软雅黑" w:hint="eastAsia"/>
+          <w:rFonts w:hint="eastAsia" w:ascii="微软雅黑" w:hAnsi="Calibri" w:eastAsia="微软雅黑" w:cs="微软雅黑"/>
           <w:kern w:val="0"/>
           <w:sz w:val="17"/>
           <w:szCs w:val="17"/>
@@ -954,15 +698,15 @@
         <w:spacing w:after="45" w:line="240" w:lineRule="auto"/>
         <w:ind w:left="300" w:hanging="180"/>
         <w:rPr>
-          <w:rFonts w:ascii="微软雅黑" w:eastAsia="微软雅黑" w:hAnsi="Calibri" w:cs="微软雅黑"/>
-          <w:kern w:val="0"/>
-          <w:sz w:val="17"/>
-          <w:szCs w:val="17"/>
-        </w:rPr>
-      </w:pPr>
-      <w:r>
-        <w:rPr>
-          <w:rFonts w:ascii="微软雅黑" w:eastAsia="微软雅黑" w:hAnsi="Calibri" w:cs="微软雅黑"/>
+          <w:rFonts w:ascii="微软雅黑" w:hAnsi="Calibri" w:eastAsia="微软雅黑" w:cs="微软雅黑"/>
+          <w:kern w:val="0"/>
+          <w:sz w:val="17"/>
+          <w:szCs w:val="17"/>
+        </w:rPr>
+      </w:pPr>
+      <w:r>
+        <w:rPr>
+          <w:rFonts w:ascii="微软雅黑" w:hAnsi="Calibri" w:eastAsia="微软雅黑" w:cs="微软雅黑"/>
           <w:kern w:val="0"/>
           <w:sz w:val="17"/>
           <w:szCs w:val="17"/>
@@ -971,7 +715,7 @@
       </w:r>
       <w:r>
         <w:rPr>
-          <w:rFonts w:ascii="微软雅黑" w:eastAsia="微软雅黑" w:hAnsi="Calibri" w:cs="微软雅黑"/>
+          <w:rFonts w:ascii="微软雅黑" w:hAnsi="Calibri" w:eastAsia="微软雅黑" w:cs="微软雅黑"/>
           <w:kern w:val="0"/>
           <w:sz w:val="17"/>
           <w:szCs w:val="17"/>
@@ -980,7 +724,7 @@
       </w:r>
       <w:r>
         <w:rPr>
-          <w:rFonts w:ascii="微软雅黑" w:eastAsia="微软雅黑" w:hAnsi="Calibri" w:cs="微软雅黑" w:hint="eastAsia"/>
+          <w:rFonts w:hint="eastAsia" w:ascii="微软雅黑" w:hAnsi="Calibri" w:eastAsia="微软雅黑" w:cs="微软雅黑"/>
           <w:kern w:val="0"/>
           <w:sz w:val="17"/>
           <w:szCs w:val="17"/>
@@ -989,7 +733,7 @@
       </w:r>
       <w:r>
         <w:rPr>
-          <w:rFonts w:ascii="微软雅黑" w:eastAsia="微软雅黑" w:hAnsi="Calibri" w:cs="微软雅黑"/>
+          <w:rFonts w:ascii="微软雅黑" w:hAnsi="Calibri" w:eastAsia="微软雅黑" w:cs="微软雅黑"/>
           <w:kern w:val="0"/>
           <w:sz w:val="17"/>
           <w:szCs w:val="17"/>
@@ -998,7 +742,7 @@
       </w:r>
       <w:r>
         <w:rPr>
-          <w:rFonts w:ascii="微软雅黑" w:eastAsia="微软雅黑" w:hAnsi="Calibri" w:cs="微软雅黑" w:hint="eastAsia"/>
+          <w:rFonts w:hint="eastAsia" w:ascii="微软雅黑" w:hAnsi="Calibri" w:eastAsia="微软雅黑" w:cs="微软雅黑"/>
           <w:kern w:val="0"/>
           <w:sz w:val="17"/>
           <w:szCs w:val="17"/>
@@ -1007,7 +751,7 @@
       </w:r>
       <w:r>
         <w:rPr>
-          <w:rFonts w:ascii="微软雅黑" w:eastAsia="微软雅黑" w:hAnsi="Calibri" w:cs="微软雅黑"/>
+          <w:rFonts w:ascii="微软雅黑" w:hAnsi="Calibri" w:eastAsia="微软雅黑" w:cs="微软雅黑"/>
           <w:kern w:val="0"/>
           <w:sz w:val="17"/>
           <w:szCs w:val="17"/>
@@ -1016,7 +760,7 @@
       </w:r>
       <w:r>
         <w:rPr>
-          <w:rFonts w:ascii="微软雅黑" w:eastAsia="微软雅黑" w:hAnsi="Calibri" w:cs="微软雅黑" w:hint="eastAsia"/>
+          <w:rFonts w:hint="eastAsia" w:ascii="微软雅黑" w:hAnsi="Calibri" w:eastAsia="微软雅黑" w:cs="微软雅黑"/>
           <w:kern w:val="0"/>
           <w:sz w:val="17"/>
           <w:szCs w:val="17"/>
@@ -1032,15 +776,15 @@
         <w:spacing w:after="45" w:line="240" w:lineRule="auto"/>
         <w:ind w:left="300" w:hanging="180"/>
         <w:rPr>
-          <w:rFonts w:ascii="微软雅黑" w:eastAsia="微软雅黑" w:hAnsi="Calibri" w:cs="微软雅黑"/>
-          <w:kern w:val="0"/>
-          <w:sz w:val="17"/>
-          <w:szCs w:val="17"/>
-        </w:rPr>
-      </w:pPr>
-      <w:r>
-        <w:rPr>
-          <w:rFonts w:ascii="微软雅黑" w:eastAsia="微软雅黑" w:hAnsi="Calibri" w:cs="微软雅黑"/>
+          <w:rFonts w:ascii="微软雅黑" w:hAnsi="Calibri" w:eastAsia="微软雅黑" w:cs="微软雅黑"/>
+          <w:kern w:val="0"/>
+          <w:sz w:val="17"/>
+          <w:szCs w:val="17"/>
+        </w:rPr>
+      </w:pPr>
+      <w:r>
+        <w:rPr>
+          <w:rFonts w:ascii="微软雅黑" w:hAnsi="Calibri" w:eastAsia="微软雅黑" w:cs="微软雅黑"/>
           <w:kern w:val="0"/>
           <w:sz w:val="17"/>
           <w:szCs w:val="17"/>
@@ -1049,7 +793,7 @@
       </w:r>
       <w:r>
         <w:rPr>
-          <w:rFonts w:ascii="微软雅黑" w:eastAsia="微软雅黑" w:hAnsi="Calibri" w:cs="微软雅黑"/>
+          <w:rFonts w:ascii="微软雅黑" w:hAnsi="Calibri" w:eastAsia="微软雅黑" w:cs="微软雅黑"/>
           <w:kern w:val="0"/>
           <w:sz w:val="17"/>
           <w:szCs w:val="17"/>
@@ -1058,7 +802,7 @@
       </w:r>
       <w:r>
         <w:rPr>
-          <w:rFonts w:ascii="微软雅黑" w:eastAsia="微软雅黑" w:hAnsi="Calibri" w:cs="微软雅黑" w:hint="eastAsia"/>
+          <w:rFonts w:hint="eastAsia" w:ascii="微软雅黑" w:hAnsi="Calibri" w:eastAsia="微软雅黑" w:cs="微软雅黑"/>
           <w:kern w:val="0"/>
           <w:sz w:val="17"/>
           <w:szCs w:val="17"/>
@@ -1067,7 +811,7 @@
       </w:r>
       <w:r>
         <w:rPr>
-          <w:rFonts w:ascii="微软雅黑" w:eastAsia="微软雅黑" w:hAnsi="Calibri" w:cs="微软雅黑"/>
+          <w:rFonts w:ascii="微软雅黑" w:hAnsi="Calibri" w:eastAsia="微软雅黑" w:cs="微软雅黑"/>
           <w:kern w:val="0"/>
           <w:sz w:val="17"/>
           <w:szCs w:val="17"/>
@@ -1076,7 +820,7 @@
       </w:r>
       <w:r>
         <w:rPr>
-          <w:rFonts w:ascii="微软雅黑" w:eastAsia="微软雅黑" w:hAnsi="Calibri" w:cs="微软雅黑" w:hint="eastAsia"/>
+          <w:rFonts w:hint="eastAsia" w:ascii="微软雅黑" w:hAnsi="Calibri" w:eastAsia="微软雅黑" w:cs="微软雅黑"/>
           <w:kern w:val="0"/>
           <w:sz w:val="17"/>
           <w:szCs w:val="17"/>
@@ -1085,7 +829,7 @@
       </w:r>
       <w:r>
         <w:rPr>
-          <w:rFonts w:ascii="微软雅黑" w:eastAsia="微软雅黑" w:hAnsi="Calibri" w:cs="微软雅黑"/>
+          <w:rFonts w:ascii="微软雅黑" w:hAnsi="Calibri" w:eastAsia="微软雅黑" w:cs="微软雅黑"/>
           <w:kern w:val="0"/>
           <w:sz w:val="17"/>
           <w:szCs w:val="17"/>
@@ -1094,7 +838,7 @@
       </w:r>
       <w:r>
         <w:rPr>
-          <w:rFonts w:ascii="微软雅黑" w:eastAsia="微软雅黑" w:hAnsi="Calibri" w:cs="微软雅黑" w:hint="eastAsia"/>
+          <w:rFonts w:hint="eastAsia" w:ascii="微软雅黑" w:hAnsi="Calibri" w:eastAsia="微软雅黑" w:cs="微软雅黑"/>
           <w:kern w:val="0"/>
           <w:sz w:val="17"/>
           <w:szCs w:val="17"/>
@@ -1109,7 +853,7 @@
         <w:adjustRightInd w:val="0"/>
         <w:spacing w:before="100" w:after="150" w:line="240" w:lineRule="auto"/>
         <w:rPr>
-          <w:rFonts w:ascii="微软雅黑" w:eastAsia="微软雅黑" w:hAnsi="Calibri" w:cs="微软雅黑"/>
+          <w:rFonts w:ascii="微软雅黑" w:hAnsi="Calibri" w:eastAsia="微软雅黑" w:cs="微软雅黑"/>
           <w:b/>
           <w:bCs/>
           <w:kern w:val="0"/>
@@ -1119,7 +863,7 @@
       </w:pPr>
       <w:r>
         <w:rPr>
-          <w:rFonts w:ascii="微软雅黑" w:eastAsia="微软雅黑" w:hAnsi="Calibri" w:cs="微软雅黑" w:hint="eastAsia"/>
+          <w:rFonts w:hint="eastAsia" w:ascii="微软雅黑" w:hAnsi="Calibri" w:eastAsia="微软雅黑" w:cs="微软雅黑"/>
           <w:b/>
           <w:bCs/>
           <w:kern w:val="0"/>
@@ -1137,15 +881,15 @@
         <w:spacing w:after="45" w:line="240" w:lineRule="auto"/>
         <w:ind w:left="300" w:hanging="180"/>
         <w:rPr>
-          <w:rFonts w:ascii="微软雅黑" w:eastAsia="微软雅黑" w:hAnsi="Calibri" w:cs="微软雅黑"/>
-          <w:kern w:val="0"/>
-          <w:sz w:val="17"/>
-          <w:szCs w:val="17"/>
-        </w:rPr>
-      </w:pPr>
-      <w:r>
-        <w:rPr>
-          <w:rFonts w:ascii="微软雅黑" w:eastAsia="微软雅黑" w:hAnsi="Calibri" w:cs="微软雅黑"/>
+          <w:rFonts w:ascii="微软雅黑" w:hAnsi="Calibri" w:eastAsia="微软雅黑" w:cs="微软雅黑"/>
+          <w:kern w:val="0"/>
+          <w:sz w:val="17"/>
+          <w:szCs w:val="17"/>
+        </w:rPr>
+      </w:pPr>
+      <w:r>
+        <w:rPr>
+          <w:rFonts w:ascii="微软雅黑" w:hAnsi="Calibri" w:eastAsia="微软雅黑" w:cs="微软雅黑"/>
           <w:kern w:val="0"/>
           <w:sz w:val="17"/>
           <w:szCs w:val="17"/>
@@ -1154,7 +898,7 @@
       </w:r>
       <w:r>
         <w:rPr>
-          <w:rFonts w:ascii="微软雅黑" w:eastAsia="微软雅黑" w:hAnsi="Calibri" w:cs="微软雅黑"/>
+          <w:rFonts w:ascii="微软雅黑" w:hAnsi="Calibri" w:eastAsia="微软雅黑" w:cs="微软雅黑"/>
           <w:kern w:val="0"/>
           <w:sz w:val="17"/>
           <w:szCs w:val="17"/>
@@ -1163,7 +907,7 @@
       </w:r>
       <w:r>
         <w:rPr>
-          <w:rFonts w:ascii="微软雅黑" w:eastAsia="微软雅黑" w:hAnsi="Calibri" w:cs="微软雅黑" w:hint="eastAsia"/>
+          <w:rFonts w:hint="eastAsia" w:ascii="微软雅黑" w:hAnsi="Calibri" w:eastAsia="微软雅黑" w:cs="微软雅黑"/>
           <w:kern w:val="0"/>
           <w:sz w:val="17"/>
           <w:szCs w:val="17"/>
@@ -1172,7 +916,7 @@
       </w:r>
       <w:r>
         <w:rPr>
-          <w:rFonts w:ascii="微软雅黑" w:eastAsia="微软雅黑" w:hAnsi="Calibri" w:cs="微软雅黑"/>
+          <w:rFonts w:ascii="微软雅黑" w:hAnsi="Calibri" w:eastAsia="微软雅黑" w:cs="微软雅黑"/>
           <w:kern w:val="0"/>
           <w:sz w:val="17"/>
           <w:szCs w:val="17"/>
@@ -1181,7 +925,7 @@
       </w:r>
       <w:r>
         <w:rPr>
-          <w:rFonts w:ascii="微软雅黑" w:eastAsia="微软雅黑" w:hAnsi="Calibri" w:cs="微软雅黑" w:hint="eastAsia"/>
+          <w:rFonts w:hint="eastAsia" w:ascii="微软雅黑" w:hAnsi="Calibri" w:eastAsia="微软雅黑" w:cs="微软雅黑"/>
           <w:kern w:val="0"/>
           <w:sz w:val="17"/>
           <w:szCs w:val="17"/>
@@ -1190,7 +934,7 @@
       </w:r>
       <w:r>
         <w:rPr>
-          <w:rFonts w:ascii="微软雅黑" w:eastAsia="微软雅黑" w:hAnsi="Calibri" w:cs="微软雅黑"/>
+          <w:rFonts w:ascii="微软雅黑" w:hAnsi="Calibri" w:eastAsia="微软雅黑" w:cs="微软雅黑"/>
           <w:kern w:val="0"/>
           <w:sz w:val="17"/>
           <w:szCs w:val="17"/>
@@ -1199,7 +943,7 @@
       </w:r>
       <w:r>
         <w:rPr>
-          <w:rFonts w:ascii="微软雅黑" w:eastAsia="微软雅黑" w:hAnsi="Calibri" w:cs="微软雅黑" w:hint="eastAsia"/>
+          <w:rFonts w:hint="eastAsia" w:ascii="微软雅黑" w:hAnsi="Calibri" w:eastAsia="微软雅黑" w:cs="微软雅黑"/>
           <w:kern w:val="0"/>
           <w:sz w:val="17"/>
           <w:szCs w:val="17"/>
@@ -1208,7 +952,7 @@
       </w:r>
       <w:r>
         <w:rPr>
-          <w:rFonts w:ascii="微软雅黑" w:eastAsia="微软雅黑" w:hAnsi="Calibri" w:cs="微软雅黑"/>
+          <w:rFonts w:ascii="微软雅黑" w:hAnsi="Calibri" w:eastAsia="微软雅黑" w:cs="微软雅黑"/>
           <w:kern w:val="0"/>
           <w:sz w:val="17"/>
           <w:szCs w:val="17"/>
@@ -1217,7 +961,7 @@
       </w:r>
       <w:r>
         <w:rPr>
-          <w:rFonts w:ascii="微软雅黑" w:eastAsia="微软雅黑" w:hAnsi="Calibri" w:cs="微软雅黑" w:hint="eastAsia"/>
+          <w:rFonts w:hint="eastAsia" w:ascii="微软雅黑" w:hAnsi="Calibri" w:eastAsia="微软雅黑" w:cs="微软雅黑"/>
           <w:kern w:val="0"/>
           <w:sz w:val="17"/>
           <w:szCs w:val="17"/>
@@ -1226,7 +970,7 @@
       </w:r>
       <w:r>
         <w:rPr>
-          <w:rFonts w:ascii="微软雅黑" w:eastAsia="微软雅黑" w:hAnsi="Calibri" w:cs="微软雅黑"/>
+          <w:rFonts w:ascii="微软雅黑" w:hAnsi="Calibri" w:eastAsia="微软雅黑" w:cs="微软雅黑"/>
           <w:kern w:val="0"/>
           <w:sz w:val="17"/>
           <w:szCs w:val="17"/>
@@ -1235,7 +979,7 @@
       </w:r>
       <w:r>
         <w:rPr>
-          <w:rFonts w:ascii="微软雅黑" w:eastAsia="微软雅黑" w:hAnsi="Calibri" w:cs="微软雅黑" w:hint="eastAsia"/>
+          <w:rFonts w:hint="eastAsia" w:ascii="微软雅黑" w:hAnsi="Calibri" w:eastAsia="微软雅黑" w:cs="微软雅黑"/>
           <w:kern w:val="0"/>
           <w:sz w:val="17"/>
           <w:szCs w:val="17"/>
@@ -1244,7 +988,7 @@
       </w:r>
       <w:r>
         <w:rPr>
-          <w:rFonts w:ascii="微软雅黑" w:eastAsia="微软雅黑" w:hAnsi="Calibri" w:cs="微软雅黑"/>
+          <w:rFonts w:ascii="微软雅黑" w:hAnsi="Calibri" w:eastAsia="微软雅黑" w:cs="微软雅黑"/>
           <w:kern w:val="0"/>
           <w:sz w:val="17"/>
           <w:szCs w:val="17"/>
@@ -1253,7 +997,7 @@
       </w:r>
       <w:r>
         <w:rPr>
-          <w:rFonts w:ascii="微软雅黑" w:eastAsia="微软雅黑" w:hAnsi="Calibri" w:cs="微软雅黑" w:hint="eastAsia"/>
+          <w:rFonts w:hint="eastAsia" w:ascii="微软雅黑" w:hAnsi="Calibri" w:eastAsia="微软雅黑" w:cs="微软雅黑"/>
           <w:kern w:val="0"/>
           <w:sz w:val="17"/>
           <w:szCs w:val="17"/>
@@ -1269,15 +1013,15 @@
         <w:spacing w:after="45" w:line="240" w:lineRule="auto"/>
         <w:ind w:left="300" w:hanging="180"/>
         <w:rPr>
-          <w:rFonts w:ascii="微软雅黑" w:eastAsia="微软雅黑" w:hAnsi="Calibri" w:cs="微软雅黑"/>
-          <w:kern w:val="0"/>
-          <w:sz w:val="17"/>
-          <w:szCs w:val="17"/>
-        </w:rPr>
-      </w:pPr>
-      <w:r>
-        <w:rPr>
-          <w:rFonts w:ascii="微软雅黑" w:eastAsia="微软雅黑" w:hAnsi="Calibri" w:cs="微软雅黑"/>
+          <w:rFonts w:ascii="微软雅黑" w:hAnsi="Calibri" w:eastAsia="微软雅黑" w:cs="微软雅黑"/>
+          <w:kern w:val="0"/>
+          <w:sz w:val="17"/>
+          <w:szCs w:val="17"/>
+        </w:rPr>
+      </w:pPr>
+      <w:r>
+        <w:rPr>
+          <w:rFonts w:ascii="微软雅黑" w:hAnsi="Calibri" w:eastAsia="微软雅黑" w:cs="微软雅黑"/>
           <w:kern w:val="0"/>
           <w:sz w:val="17"/>
           <w:szCs w:val="17"/>
@@ -1286,17 +1030,25 @@
       </w:r>
       <w:r>
         <w:rPr>
-          <w:rFonts w:ascii="微软雅黑" w:eastAsia="微软雅黑" w:hAnsi="Calibri" w:cs="微软雅黑"/>
+          <w:rFonts w:ascii="微软雅黑" w:hAnsi="Calibri" w:eastAsia="微软雅黑" w:cs="微软雅黑"/>
           <w:kern w:val="0"/>
           <w:sz w:val="17"/>
           <w:szCs w:val="17"/>
         </w:rPr>
         <w:tab/>
+      </w:r>
+      <w:r>
+        <w:rPr>
+          <w:rFonts w:ascii="微软雅黑" w:hAnsi="Calibri" w:eastAsia="微软雅黑" w:cs="微软雅黑"/>
+          <w:kern w:val="0"/>
+          <w:sz w:val="17"/>
+          <w:szCs w:val="17"/>
+        </w:rPr>
         <w:t xml:space="preserve">CI/CD </w:t>
       </w:r>
       <w:r>
         <w:rPr>
-          <w:rFonts w:ascii="微软雅黑" w:eastAsia="微软雅黑" w:hAnsi="Calibri" w:cs="微软雅黑" w:hint="eastAsia"/>
+          <w:rFonts w:hint="eastAsia" w:ascii="微软雅黑" w:hAnsi="Calibri" w:eastAsia="微软雅黑" w:cs="微软雅黑"/>
           <w:kern w:val="0"/>
           <w:sz w:val="17"/>
           <w:szCs w:val="17"/>
@@ -1305,7 +1057,7 @@
       </w:r>
       <w:r>
         <w:rPr>
-          <w:rFonts w:ascii="微软雅黑" w:eastAsia="微软雅黑" w:hAnsi="Calibri" w:cs="微软雅黑"/>
+          <w:rFonts w:ascii="微软雅黑" w:hAnsi="Calibri" w:eastAsia="微软雅黑" w:cs="微软雅黑"/>
           <w:kern w:val="0"/>
           <w:sz w:val="17"/>
           <w:szCs w:val="17"/>
@@ -1314,7 +1066,7 @@
       </w:r>
       <w:r>
         <w:rPr>
-          <w:rFonts w:ascii="微软雅黑" w:eastAsia="微软雅黑" w:hAnsi="Calibri" w:cs="微软雅黑" w:hint="eastAsia"/>
+          <w:rFonts w:hint="eastAsia" w:ascii="微软雅黑" w:hAnsi="Calibri" w:eastAsia="微软雅黑" w:cs="微软雅黑"/>
           <w:kern w:val="0"/>
           <w:sz w:val="17"/>
           <w:szCs w:val="17"/>
@@ -1323,7 +1075,7 @@
       </w:r>
       <w:r>
         <w:rPr>
-          <w:rFonts w:ascii="微软雅黑" w:eastAsia="微软雅黑" w:hAnsi="Calibri" w:cs="微软雅黑"/>
+          <w:rFonts w:ascii="微软雅黑" w:hAnsi="Calibri" w:eastAsia="微软雅黑" w:cs="微软雅黑"/>
           <w:kern w:val="0"/>
           <w:sz w:val="17"/>
           <w:szCs w:val="17"/>
@@ -1332,7 +1084,7 @@
       </w:r>
       <w:r>
         <w:rPr>
-          <w:rFonts w:ascii="微软雅黑" w:eastAsia="微软雅黑" w:hAnsi="Calibri" w:cs="微软雅黑" w:hint="eastAsia"/>
+          <w:rFonts w:hint="eastAsia" w:ascii="微软雅黑" w:hAnsi="Calibri" w:eastAsia="微软雅黑" w:cs="微软雅黑"/>
           <w:kern w:val="0"/>
           <w:sz w:val="17"/>
           <w:szCs w:val="17"/>
@@ -1341,7 +1093,7 @@
       </w:r>
       <w:r>
         <w:rPr>
-          <w:rFonts w:ascii="微软雅黑" w:eastAsia="微软雅黑" w:hAnsi="Calibri" w:cs="微软雅黑"/>
+          <w:rFonts w:ascii="微软雅黑" w:hAnsi="Calibri" w:eastAsia="微软雅黑" w:cs="微软雅黑"/>
           <w:kern w:val="0"/>
           <w:sz w:val="17"/>
           <w:szCs w:val="17"/>
@@ -1350,7 +1102,7 @@
       </w:r>
       <w:r>
         <w:rPr>
-          <w:rFonts w:ascii="微软雅黑" w:eastAsia="微软雅黑" w:hAnsi="Calibri" w:cs="微软雅黑" w:hint="eastAsia"/>
+          <w:rFonts w:hint="eastAsia" w:ascii="微软雅黑" w:hAnsi="Calibri" w:eastAsia="微软雅黑" w:cs="微软雅黑"/>
           <w:kern w:val="0"/>
           <w:sz w:val="17"/>
           <w:szCs w:val="17"/>
@@ -1359,7 +1111,7 @@
       </w:r>
       <w:r>
         <w:rPr>
-          <w:rFonts w:ascii="微软雅黑" w:eastAsia="微软雅黑" w:hAnsi="Calibri" w:cs="微软雅黑"/>
+          <w:rFonts w:ascii="微软雅黑" w:hAnsi="Calibri" w:eastAsia="微软雅黑" w:cs="微软雅黑"/>
           <w:kern w:val="0"/>
           <w:sz w:val="17"/>
           <w:szCs w:val="17"/>
@@ -1368,7 +1120,7 @@
       </w:r>
       <w:r>
         <w:rPr>
-          <w:rFonts w:ascii="微软雅黑" w:eastAsia="微软雅黑" w:hAnsi="Calibri" w:cs="微软雅黑" w:hint="eastAsia"/>
+          <w:rFonts w:hint="eastAsia" w:ascii="微软雅黑" w:hAnsi="Calibri" w:eastAsia="微软雅黑" w:cs="微软雅黑"/>
           <w:kern w:val="0"/>
           <w:sz w:val="17"/>
           <w:szCs w:val="17"/>
@@ -1377,7 +1129,7 @@
       </w:r>
       <w:r>
         <w:rPr>
-          <w:rFonts w:ascii="微软雅黑" w:eastAsia="微软雅黑" w:hAnsi="Calibri" w:cs="微软雅黑"/>
+          <w:rFonts w:ascii="微软雅黑" w:hAnsi="Calibri" w:eastAsia="微软雅黑" w:cs="微软雅黑"/>
           <w:kern w:val="0"/>
           <w:sz w:val="17"/>
           <w:szCs w:val="17"/>
@@ -1386,7 +1138,7 @@
       </w:r>
       <w:r>
         <w:rPr>
-          <w:rFonts w:ascii="微软雅黑" w:eastAsia="微软雅黑" w:hAnsi="Calibri" w:cs="微软雅黑" w:hint="eastAsia"/>
+          <w:rFonts w:hint="eastAsia" w:ascii="微软雅黑" w:hAnsi="Calibri" w:eastAsia="微软雅黑" w:cs="微软雅黑"/>
           <w:kern w:val="0"/>
           <w:sz w:val="17"/>
           <w:szCs w:val="17"/>
@@ -1395,7 +1147,7 @@
       </w:r>
       <w:r>
         <w:rPr>
-          <w:rFonts w:ascii="微软雅黑" w:eastAsia="微软雅黑" w:hAnsi="Calibri" w:cs="微软雅黑"/>
+          <w:rFonts w:ascii="微软雅黑" w:hAnsi="Calibri" w:eastAsia="微软雅黑" w:cs="微软雅黑"/>
           <w:kern w:val="0"/>
           <w:sz w:val="17"/>
           <w:szCs w:val="17"/>
@@ -1404,7 +1156,7 @@
       </w:r>
       <w:r>
         <w:rPr>
-          <w:rFonts w:ascii="微软雅黑" w:eastAsia="微软雅黑" w:hAnsi="Calibri" w:cs="微软雅黑" w:hint="eastAsia"/>
+          <w:rFonts w:hint="eastAsia" w:ascii="微软雅黑" w:hAnsi="Calibri" w:eastAsia="微软雅黑" w:cs="微软雅黑"/>
           <w:kern w:val="0"/>
           <w:sz w:val="17"/>
           <w:szCs w:val="17"/>
@@ -1413,7 +1165,7 @@
       </w:r>
       <w:r>
         <w:rPr>
-          <w:rFonts w:ascii="微软雅黑" w:eastAsia="微软雅黑" w:hAnsi="Calibri" w:cs="微软雅黑"/>
+          <w:rFonts w:ascii="微软雅黑" w:hAnsi="Calibri" w:eastAsia="微软雅黑" w:cs="微软雅黑"/>
           <w:kern w:val="0"/>
           <w:sz w:val="17"/>
           <w:szCs w:val="17"/>
@@ -1422,7 +1174,7 @@
       </w:r>
       <w:r>
         <w:rPr>
-          <w:rFonts w:ascii="微软雅黑" w:eastAsia="微软雅黑" w:hAnsi="Calibri" w:cs="微软雅黑" w:hint="eastAsia"/>
+          <w:rFonts w:hint="eastAsia" w:ascii="微软雅黑" w:hAnsi="Calibri" w:eastAsia="微软雅黑" w:cs="微软雅黑"/>
           <w:kern w:val="0"/>
           <w:sz w:val="17"/>
           <w:szCs w:val="17"/>
@@ -1431,7 +1183,7 @@
       </w:r>
       <w:r>
         <w:rPr>
-          <w:rFonts w:ascii="微软雅黑" w:eastAsia="微软雅黑" w:hAnsi="Calibri" w:cs="微软雅黑"/>
+          <w:rFonts w:ascii="微软雅黑" w:hAnsi="Calibri" w:eastAsia="微软雅黑" w:cs="微软雅黑"/>
           <w:kern w:val="0"/>
           <w:sz w:val="17"/>
           <w:szCs w:val="17"/>
@@ -1440,7 +1192,7 @@
       </w:r>
       <w:r>
         <w:rPr>
-          <w:rFonts w:ascii="微软雅黑" w:eastAsia="微软雅黑" w:hAnsi="Calibri" w:cs="微软雅黑" w:hint="eastAsia"/>
+          <w:rFonts w:hint="eastAsia" w:ascii="微软雅黑" w:hAnsi="Calibri" w:eastAsia="微软雅黑" w:cs="微软雅黑"/>
           <w:kern w:val="0"/>
           <w:sz w:val="17"/>
           <w:szCs w:val="17"/>
@@ -1449,7 +1201,7 @@
       </w:r>
       <w:r>
         <w:rPr>
-          <w:rFonts w:ascii="微软雅黑" w:eastAsia="微软雅黑" w:hAnsi="Calibri" w:cs="微软雅黑"/>
+          <w:rFonts w:ascii="微软雅黑" w:hAnsi="Calibri" w:eastAsia="微软雅黑" w:cs="微软雅黑"/>
           <w:kern w:val="0"/>
           <w:sz w:val="17"/>
           <w:szCs w:val="17"/>
@@ -1458,7 +1210,7 @@
       </w:r>
       <w:r>
         <w:rPr>
-          <w:rFonts w:ascii="微软雅黑" w:eastAsia="微软雅黑" w:hAnsi="Calibri" w:cs="微软雅黑" w:hint="eastAsia"/>
+          <w:rFonts w:hint="eastAsia" w:ascii="微软雅黑" w:hAnsi="Calibri" w:eastAsia="微软雅黑" w:cs="微软雅黑"/>
           <w:kern w:val="0"/>
           <w:sz w:val="17"/>
           <w:szCs w:val="17"/>
@@ -1474,15 +1226,15 @@
         <w:spacing w:after="45" w:line="240" w:lineRule="auto"/>
         <w:ind w:left="300" w:hanging="180"/>
         <w:rPr>
-          <w:rFonts w:ascii="微软雅黑" w:eastAsia="微软雅黑" w:hAnsi="Calibri" w:cs="微软雅黑"/>
-          <w:kern w:val="0"/>
-          <w:sz w:val="17"/>
-          <w:szCs w:val="17"/>
-        </w:rPr>
-      </w:pPr>
-      <w:r>
-        <w:rPr>
-          <w:rFonts w:ascii="微软雅黑" w:eastAsia="微软雅黑" w:hAnsi="Calibri" w:cs="微软雅黑"/>
+          <w:rFonts w:ascii="微软雅黑" w:hAnsi="Calibri" w:eastAsia="微软雅黑" w:cs="微软雅黑"/>
+          <w:kern w:val="0"/>
+          <w:sz w:val="17"/>
+          <w:szCs w:val="17"/>
+        </w:rPr>
+      </w:pPr>
+      <w:r>
+        <w:rPr>
+          <w:rFonts w:ascii="微软雅黑" w:hAnsi="Calibri" w:eastAsia="微软雅黑" w:cs="微软雅黑"/>
           <w:kern w:val="0"/>
           <w:sz w:val="17"/>
           <w:szCs w:val="17"/>
@@ -1491,7 +1243,7 @@
       </w:r>
       <w:r>
         <w:rPr>
-          <w:rFonts w:ascii="微软雅黑" w:eastAsia="微软雅黑" w:hAnsi="Calibri" w:cs="微软雅黑"/>
+          <w:rFonts w:ascii="微软雅黑" w:hAnsi="Calibri" w:eastAsia="微软雅黑" w:cs="微软雅黑"/>
           <w:kern w:val="0"/>
           <w:sz w:val="17"/>
           <w:szCs w:val="17"/>
@@ -1500,7 +1252,7 @@
       </w:r>
       <w:r>
         <w:rPr>
-          <w:rFonts w:ascii="微软雅黑" w:eastAsia="微软雅黑" w:hAnsi="Calibri" w:cs="微软雅黑" w:hint="eastAsia"/>
+          <w:rFonts w:hint="eastAsia" w:ascii="微软雅黑" w:hAnsi="Calibri" w:eastAsia="微软雅黑" w:cs="微软雅黑"/>
           <w:kern w:val="0"/>
           <w:sz w:val="17"/>
           <w:szCs w:val="17"/>
@@ -1509,7 +1261,7 @@
       </w:r>
       <w:r>
         <w:rPr>
-          <w:rFonts w:ascii="微软雅黑" w:eastAsia="微软雅黑" w:hAnsi="Calibri" w:cs="微软雅黑"/>
+          <w:rFonts w:ascii="微软雅黑" w:hAnsi="Calibri" w:eastAsia="微软雅黑" w:cs="微软雅黑"/>
           <w:kern w:val="0"/>
           <w:sz w:val="17"/>
           <w:szCs w:val="17"/>
@@ -1518,7 +1270,7 @@
       </w:r>
       <w:r>
         <w:rPr>
-          <w:rFonts w:ascii="微软雅黑" w:eastAsia="微软雅黑" w:hAnsi="Calibri" w:cs="微软雅黑" w:hint="eastAsia"/>
+          <w:rFonts w:hint="eastAsia" w:ascii="微软雅黑" w:hAnsi="Calibri" w:eastAsia="微软雅黑" w:cs="微软雅黑"/>
           <w:kern w:val="0"/>
           <w:sz w:val="17"/>
           <w:szCs w:val="17"/>
@@ -1527,7 +1279,7 @@
       </w:r>
       <w:r>
         <w:rPr>
-          <w:rFonts w:ascii="微软雅黑" w:eastAsia="微软雅黑" w:hAnsi="Calibri" w:cs="微软雅黑"/>
+          <w:rFonts w:ascii="微软雅黑" w:hAnsi="Calibri" w:eastAsia="微软雅黑" w:cs="微软雅黑"/>
           <w:kern w:val="0"/>
           <w:sz w:val="17"/>
           <w:szCs w:val="17"/>
@@ -1536,7 +1288,7 @@
       </w:r>
       <w:r>
         <w:rPr>
-          <w:rFonts w:ascii="微软雅黑" w:eastAsia="微软雅黑" w:hAnsi="Calibri" w:cs="微软雅黑" w:hint="eastAsia"/>
+          <w:rFonts w:hint="eastAsia" w:ascii="微软雅黑" w:hAnsi="Calibri" w:eastAsia="微软雅黑" w:cs="微软雅黑"/>
           <w:kern w:val="0"/>
           <w:sz w:val="17"/>
           <w:szCs w:val="17"/>
@@ -1545,7 +1297,7 @@
       </w:r>
       <w:r>
         <w:rPr>
-          <w:rFonts w:ascii="微软雅黑" w:eastAsia="微软雅黑" w:hAnsi="Calibri" w:cs="微软雅黑"/>
+          <w:rFonts w:ascii="微软雅黑" w:hAnsi="Calibri" w:eastAsia="微软雅黑" w:cs="微软雅黑"/>
           <w:kern w:val="0"/>
           <w:sz w:val="17"/>
           <w:szCs w:val="17"/>
@@ -1554,7 +1306,7 @@
       </w:r>
       <w:r>
         <w:rPr>
-          <w:rFonts w:ascii="微软雅黑" w:eastAsia="微软雅黑" w:hAnsi="Calibri" w:cs="微软雅黑" w:hint="eastAsia"/>
+          <w:rFonts w:hint="eastAsia" w:ascii="微软雅黑" w:hAnsi="Calibri" w:eastAsia="微软雅黑" w:cs="微软雅黑"/>
           <w:kern w:val="0"/>
           <w:sz w:val="17"/>
           <w:szCs w:val="17"/>
@@ -1563,7 +1315,7 @@
       </w:r>
       <w:r>
         <w:rPr>
-          <w:rFonts w:ascii="微软雅黑" w:eastAsia="微软雅黑" w:hAnsi="Calibri" w:cs="微软雅黑"/>
+          <w:rFonts w:ascii="微软雅黑" w:hAnsi="Calibri" w:eastAsia="微软雅黑" w:cs="微软雅黑"/>
           <w:kern w:val="0"/>
           <w:sz w:val="17"/>
           <w:szCs w:val="17"/>
@@ -1572,7 +1324,7 @@
       </w:r>
       <w:r>
         <w:rPr>
-          <w:rFonts w:ascii="微软雅黑" w:eastAsia="微软雅黑" w:hAnsi="Calibri" w:cs="微软雅黑" w:hint="eastAsia"/>
+          <w:rFonts w:hint="eastAsia" w:ascii="微软雅黑" w:hAnsi="Calibri" w:eastAsia="微软雅黑" w:cs="微软雅黑"/>
           <w:kern w:val="0"/>
           <w:sz w:val="17"/>
           <w:szCs w:val="17"/>
@@ -1581,7 +1333,7 @@
       </w:r>
       <w:r>
         <w:rPr>
-          <w:rFonts w:ascii="微软雅黑" w:eastAsia="微软雅黑" w:hAnsi="Calibri" w:cs="微软雅黑"/>
+          <w:rFonts w:ascii="微软雅黑" w:hAnsi="Calibri" w:eastAsia="微软雅黑" w:cs="微软雅黑"/>
           <w:kern w:val="0"/>
           <w:sz w:val="17"/>
           <w:szCs w:val="17"/>
@@ -1590,7 +1342,7 @@
       </w:r>
       <w:r>
         <w:rPr>
-          <w:rFonts w:ascii="微软雅黑" w:eastAsia="微软雅黑" w:hAnsi="Calibri" w:cs="微软雅黑" w:hint="eastAsia"/>
+          <w:rFonts w:hint="eastAsia" w:ascii="微软雅黑" w:hAnsi="Calibri" w:eastAsia="微软雅黑" w:cs="微软雅黑"/>
           <w:kern w:val="0"/>
           <w:sz w:val="17"/>
           <w:szCs w:val="17"/>
@@ -1599,7 +1351,7 @@
       </w:r>
       <w:r>
         <w:rPr>
-          <w:rFonts w:ascii="微软雅黑" w:eastAsia="微软雅黑" w:hAnsi="Calibri" w:cs="微软雅黑"/>
+          <w:rFonts w:ascii="微软雅黑" w:hAnsi="Calibri" w:eastAsia="微软雅黑" w:cs="微软雅黑"/>
           <w:kern w:val="0"/>
           <w:sz w:val="17"/>
           <w:szCs w:val="17"/>
@@ -1608,7 +1360,7 @@
       </w:r>
       <w:r>
         <w:rPr>
-          <w:rFonts w:ascii="微软雅黑" w:eastAsia="微软雅黑" w:hAnsi="Calibri" w:cs="微软雅黑" w:hint="eastAsia"/>
+          <w:rFonts w:hint="eastAsia" w:ascii="微软雅黑" w:hAnsi="Calibri" w:eastAsia="微软雅黑" w:cs="微软雅黑"/>
           <w:kern w:val="0"/>
           <w:sz w:val="17"/>
           <w:szCs w:val="17"/>
@@ -1617,7 +1369,7 @@
       </w:r>
       <w:r>
         <w:rPr>
-          <w:rFonts w:ascii="微软雅黑" w:eastAsia="微软雅黑" w:hAnsi="Calibri" w:cs="微软雅黑"/>
+          <w:rFonts w:ascii="微软雅黑" w:hAnsi="Calibri" w:eastAsia="微软雅黑" w:cs="微软雅黑"/>
           <w:kern w:val="0"/>
           <w:sz w:val="17"/>
           <w:szCs w:val="17"/>
@@ -1626,7 +1378,7 @@
       </w:r>
       <w:r>
         <w:rPr>
-          <w:rFonts w:ascii="微软雅黑" w:eastAsia="微软雅黑" w:hAnsi="Calibri" w:cs="微软雅黑" w:hint="eastAsia"/>
+          <w:rFonts w:hint="eastAsia" w:ascii="微软雅黑" w:hAnsi="Calibri" w:eastAsia="微软雅黑" w:cs="微软雅黑"/>
           <w:kern w:val="0"/>
           <w:sz w:val="17"/>
           <w:szCs w:val="17"/>
@@ -1642,15 +1394,15 @@
         <w:spacing w:after="45" w:line="240" w:lineRule="auto"/>
         <w:ind w:left="300" w:hanging="180"/>
         <w:rPr>
-          <w:rFonts w:ascii="微软雅黑" w:eastAsia="微软雅黑" w:hAnsi="Calibri" w:cs="微软雅黑"/>
-          <w:kern w:val="0"/>
-          <w:sz w:val="17"/>
-          <w:szCs w:val="17"/>
-        </w:rPr>
-      </w:pPr>
-      <w:r>
-        <w:rPr>
-          <w:rFonts w:ascii="微软雅黑" w:eastAsia="微软雅黑" w:hAnsi="Calibri" w:cs="微软雅黑"/>
+          <w:rFonts w:ascii="微软雅黑" w:hAnsi="Calibri" w:eastAsia="微软雅黑" w:cs="微软雅黑"/>
+          <w:kern w:val="0"/>
+          <w:sz w:val="17"/>
+          <w:szCs w:val="17"/>
+        </w:rPr>
+      </w:pPr>
+      <w:r>
+        <w:rPr>
+          <w:rFonts w:ascii="微软雅黑" w:hAnsi="Calibri" w:eastAsia="微软雅黑" w:cs="微软雅黑"/>
           <w:kern w:val="0"/>
           <w:sz w:val="17"/>
           <w:szCs w:val="17"/>
@@ -1659,7 +1411,7 @@
       </w:r>
       <w:r>
         <w:rPr>
-          <w:rFonts w:ascii="微软雅黑" w:eastAsia="微软雅黑" w:hAnsi="Calibri" w:cs="微软雅黑"/>
+          <w:rFonts w:ascii="微软雅黑" w:hAnsi="Calibri" w:eastAsia="微软雅黑" w:cs="微软雅黑"/>
           <w:kern w:val="0"/>
           <w:sz w:val="17"/>
           <w:szCs w:val="17"/>
@@ -1668,7 +1420,7 @@
       </w:r>
       <w:r>
         <w:rPr>
-          <w:rFonts w:ascii="微软雅黑" w:eastAsia="微软雅黑" w:hAnsi="Calibri" w:cs="微软雅黑" w:hint="eastAsia"/>
+          <w:rFonts w:hint="eastAsia" w:ascii="微软雅黑" w:hAnsi="Calibri" w:eastAsia="微软雅黑" w:cs="微软雅黑"/>
           <w:kern w:val="0"/>
           <w:sz w:val="17"/>
           <w:szCs w:val="17"/>
@@ -1677,7 +1429,7 @@
       </w:r>
       <w:r>
         <w:rPr>
-          <w:rFonts w:ascii="微软雅黑" w:eastAsia="微软雅黑" w:hAnsi="Calibri" w:cs="微软雅黑"/>
+          <w:rFonts w:ascii="微软雅黑" w:hAnsi="Calibri" w:eastAsia="微软雅黑" w:cs="微软雅黑"/>
           <w:kern w:val="0"/>
           <w:sz w:val="17"/>
           <w:szCs w:val="17"/>
@@ -1686,7 +1438,7 @@
       </w:r>
       <w:r>
         <w:rPr>
-          <w:rFonts w:ascii="微软雅黑" w:eastAsia="微软雅黑" w:hAnsi="Calibri" w:cs="微软雅黑" w:hint="eastAsia"/>
+          <w:rFonts w:hint="eastAsia" w:ascii="微软雅黑" w:hAnsi="Calibri" w:eastAsia="微软雅黑" w:cs="微软雅黑"/>
           <w:kern w:val="0"/>
           <w:sz w:val="17"/>
           <w:szCs w:val="17"/>
@@ -1695,7 +1447,7 @@
       </w:r>
       <w:r>
         <w:rPr>
-          <w:rFonts w:ascii="微软雅黑" w:eastAsia="微软雅黑" w:hAnsi="Calibri" w:cs="微软雅黑"/>
+          <w:rFonts w:ascii="微软雅黑" w:hAnsi="Calibri" w:eastAsia="微软雅黑" w:cs="微软雅黑"/>
           <w:kern w:val="0"/>
           <w:sz w:val="17"/>
           <w:szCs w:val="17"/>
@@ -1704,25 +1456,16 @@
       </w:r>
       <w:r>
         <w:rPr>
-          <w:rFonts w:ascii="微软雅黑" w:eastAsia="微软雅黑" w:hAnsi="Calibri" w:cs="微软雅黑" w:hint="eastAsia"/>
-          <w:kern w:val="0"/>
-          <w:sz w:val="17"/>
-          <w:szCs w:val="17"/>
-        </w:rPr>
-        <w:t>导航、避障、安全保护、异常恢复、端侧交互、语音播</w:t>
-      </w:r>
-      <w:r>
-        <w:rPr>
-          <w:rFonts w:ascii="微软雅黑" w:eastAsia="微软雅黑" w:hAnsi="Calibri" w:cs="微软雅黑" w:hint="eastAsia"/>
-          <w:kern w:val="0"/>
-          <w:sz w:val="17"/>
-          <w:szCs w:val="17"/>
-        </w:rPr>
-        <w:t>报、</w:t>
-      </w:r>
-      <w:r>
-        <w:rPr>
-          <w:rFonts w:ascii="微软雅黑" w:eastAsia="微软雅黑" w:hAnsi="Calibri" w:cs="微软雅黑"/>
+          <w:rFonts w:hint="eastAsia" w:ascii="微软雅黑" w:hAnsi="Calibri" w:eastAsia="微软雅黑" w:cs="微软雅黑"/>
+          <w:kern w:val="0"/>
+          <w:sz w:val="17"/>
+          <w:szCs w:val="17"/>
+        </w:rPr>
+        <w:t>导航、避障、安全保护、异常恢复、端侧交互、语音播报、</w:t>
+      </w:r>
+      <w:r>
+        <w:rPr>
+          <w:rFonts w:ascii="微软雅黑" w:hAnsi="Calibri" w:eastAsia="微软雅黑" w:cs="微软雅黑"/>
           <w:kern w:val="0"/>
           <w:sz w:val="17"/>
           <w:szCs w:val="17"/>
@@ -1731,7 +1474,7 @@
       </w:r>
       <w:r>
         <w:rPr>
-          <w:rFonts w:ascii="微软雅黑" w:eastAsia="微软雅黑" w:hAnsi="Calibri" w:cs="微软雅黑" w:hint="eastAsia"/>
+          <w:rFonts w:hint="eastAsia" w:ascii="微软雅黑" w:hAnsi="Calibri" w:eastAsia="微软雅黑" w:cs="微软雅黑"/>
           <w:kern w:val="0"/>
           <w:sz w:val="17"/>
           <w:szCs w:val="17"/>
@@ -1740,7 +1483,7 @@
       </w:r>
       <w:r>
         <w:rPr>
-          <w:rFonts w:ascii="微软雅黑" w:eastAsia="微软雅黑" w:hAnsi="Calibri" w:cs="微软雅黑"/>
+          <w:rFonts w:ascii="微软雅黑" w:hAnsi="Calibri" w:eastAsia="微软雅黑" w:cs="微软雅黑"/>
           <w:kern w:val="0"/>
           <w:sz w:val="17"/>
           <w:szCs w:val="17"/>
@@ -1749,7 +1492,7 @@
       </w:r>
       <w:r>
         <w:rPr>
-          <w:rFonts w:ascii="微软雅黑" w:eastAsia="微软雅黑" w:hAnsi="Calibri" w:cs="微软雅黑" w:hint="eastAsia"/>
+          <w:rFonts w:hint="eastAsia" w:ascii="微软雅黑" w:hAnsi="Calibri" w:eastAsia="微软雅黑" w:cs="微软雅黑"/>
           <w:kern w:val="0"/>
           <w:sz w:val="17"/>
           <w:szCs w:val="17"/>
@@ -1765,15 +1508,15 @@
         <w:spacing w:after="45" w:line="240" w:lineRule="auto"/>
         <w:ind w:left="300" w:hanging="180"/>
         <w:rPr>
-          <w:rFonts w:ascii="微软雅黑" w:eastAsia="微软雅黑" w:hAnsi="Calibri" w:cs="微软雅黑"/>
-          <w:kern w:val="0"/>
-          <w:sz w:val="17"/>
-          <w:szCs w:val="17"/>
-        </w:rPr>
-      </w:pPr>
-      <w:r>
-        <w:rPr>
-          <w:rFonts w:ascii="微软雅黑" w:eastAsia="微软雅黑" w:hAnsi="Calibri" w:cs="微软雅黑"/>
+          <w:rFonts w:ascii="微软雅黑" w:hAnsi="Calibri" w:eastAsia="微软雅黑" w:cs="微软雅黑"/>
+          <w:kern w:val="0"/>
+          <w:sz w:val="17"/>
+          <w:szCs w:val="17"/>
+        </w:rPr>
+      </w:pPr>
+      <w:r>
+        <w:rPr>
+          <w:rFonts w:ascii="微软雅黑" w:hAnsi="Calibri" w:eastAsia="微软雅黑" w:cs="微软雅黑"/>
           <w:kern w:val="0"/>
           <w:sz w:val="17"/>
           <w:szCs w:val="17"/>
@@ -1782,17 +1525,25 @@
       </w:r>
       <w:r>
         <w:rPr>
-          <w:rFonts w:ascii="微软雅黑" w:eastAsia="微软雅黑" w:hAnsi="Calibri" w:cs="微软雅黑"/>
+          <w:rFonts w:ascii="微软雅黑" w:hAnsi="Calibri" w:eastAsia="微软雅黑" w:cs="微软雅黑"/>
           <w:kern w:val="0"/>
           <w:sz w:val="17"/>
           <w:szCs w:val="17"/>
         </w:rPr>
         <w:tab/>
+      </w:r>
+      <w:r>
+        <w:rPr>
+          <w:rFonts w:ascii="微软雅黑" w:hAnsi="Calibri" w:eastAsia="微软雅黑" w:cs="微软雅黑"/>
+          <w:kern w:val="0"/>
+          <w:sz w:val="17"/>
+          <w:szCs w:val="17"/>
+        </w:rPr>
         <w:t xml:space="preserve">ROS </w:t>
       </w:r>
       <w:r>
         <w:rPr>
-          <w:rFonts w:ascii="微软雅黑" w:eastAsia="微软雅黑" w:hAnsi="Calibri" w:cs="微软雅黑" w:hint="eastAsia"/>
+          <w:rFonts w:hint="eastAsia" w:ascii="微软雅黑" w:hAnsi="Calibri" w:eastAsia="微软雅黑" w:cs="微软雅黑"/>
           <w:kern w:val="0"/>
           <w:sz w:val="17"/>
           <w:szCs w:val="17"/>
@@ -1801,7 +1552,7 @@
       </w:r>
       <w:r>
         <w:rPr>
-          <w:rFonts w:ascii="微软雅黑" w:eastAsia="微软雅黑" w:hAnsi="Calibri" w:cs="微软雅黑"/>
+          <w:rFonts w:ascii="微软雅黑" w:hAnsi="Calibri" w:eastAsia="微软雅黑" w:cs="微软雅黑"/>
           <w:kern w:val="0"/>
           <w:sz w:val="17"/>
           <w:szCs w:val="17"/>
@@ -1810,7 +1561,7 @@
       </w:r>
       <w:r>
         <w:rPr>
-          <w:rFonts w:ascii="微软雅黑" w:eastAsia="微软雅黑" w:hAnsi="Calibri" w:cs="微软雅黑" w:hint="eastAsia"/>
+          <w:rFonts w:hint="eastAsia" w:ascii="微软雅黑" w:hAnsi="Calibri" w:eastAsia="微软雅黑" w:cs="微软雅黑"/>
           <w:kern w:val="0"/>
           <w:sz w:val="17"/>
           <w:szCs w:val="17"/>
@@ -1819,7 +1570,7 @@
       </w:r>
       <w:r>
         <w:rPr>
-          <w:rFonts w:ascii="微软雅黑" w:eastAsia="微软雅黑" w:hAnsi="Calibri" w:cs="微软雅黑"/>
+          <w:rFonts w:ascii="微软雅黑" w:hAnsi="Calibri" w:eastAsia="微软雅黑" w:cs="微软雅黑"/>
           <w:kern w:val="0"/>
           <w:sz w:val="17"/>
           <w:szCs w:val="17"/>
@@ -1828,7 +1579,7 @@
       </w:r>
       <w:r>
         <w:rPr>
-          <w:rFonts w:ascii="微软雅黑" w:eastAsia="微软雅黑" w:hAnsi="Calibri" w:cs="微软雅黑" w:hint="eastAsia"/>
+          <w:rFonts w:hint="eastAsia" w:ascii="微软雅黑" w:hAnsi="Calibri" w:eastAsia="微软雅黑" w:cs="微软雅黑"/>
           <w:kern w:val="0"/>
           <w:sz w:val="17"/>
           <w:szCs w:val="17"/>
@@ -1837,7 +1588,7 @@
       </w:r>
       <w:r>
         <w:rPr>
-          <w:rFonts w:ascii="微软雅黑" w:eastAsia="微软雅黑" w:hAnsi="Calibri" w:cs="微软雅黑"/>
+          <w:rFonts w:ascii="微软雅黑" w:hAnsi="Calibri" w:eastAsia="微软雅黑" w:cs="微软雅黑"/>
           <w:kern w:val="0"/>
           <w:sz w:val="17"/>
           <w:szCs w:val="17"/>
@@ -1846,7 +1597,7 @@
       </w:r>
       <w:r>
         <w:rPr>
-          <w:rFonts w:ascii="微软雅黑" w:eastAsia="微软雅黑" w:hAnsi="Calibri" w:cs="微软雅黑" w:hint="eastAsia"/>
+          <w:rFonts w:hint="eastAsia" w:ascii="微软雅黑" w:hAnsi="Calibri" w:eastAsia="微软雅黑" w:cs="微软雅黑"/>
           <w:kern w:val="0"/>
           <w:sz w:val="17"/>
           <w:szCs w:val="17"/>
@@ -1862,15 +1613,15 @@
         <w:spacing w:after="45" w:line="240" w:lineRule="auto"/>
         <w:ind w:left="300" w:hanging="180"/>
         <w:rPr>
-          <w:rFonts w:ascii="微软雅黑" w:eastAsia="微软雅黑" w:hAnsi="Calibri" w:cs="微软雅黑"/>
-          <w:kern w:val="0"/>
-          <w:sz w:val="17"/>
-          <w:szCs w:val="17"/>
-        </w:rPr>
-      </w:pPr>
-      <w:r>
-        <w:rPr>
-          <w:rFonts w:ascii="微软雅黑" w:eastAsia="微软雅黑" w:hAnsi="Calibri" w:cs="微软雅黑"/>
+          <w:rFonts w:ascii="微软雅黑" w:hAnsi="Calibri" w:eastAsia="微软雅黑" w:cs="微软雅黑"/>
+          <w:kern w:val="0"/>
+          <w:sz w:val="17"/>
+          <w:szCs w:val="17"/>
+        </w:rPr>
+      </w:pPr>
+      <w:r>
+        <w:rPr>
+          <w:rFonts w:ascii="微软雅黑" w:hAnsi="Calibri" w:eastAsia="微软雅黑" w:cs="微软雅黑"/>
           <w:kern w:val="0"/>
           <w:sz w:val="17"/>
           <w:szCs w:val="17"/>
@@ -1879,17 +1630,25 @@
       </w:r>
       <w:r>
         <w:rPr>
-          <w:rFonts w:ascii="微软雅黑" w:eastAsia="微软雅黑" w:hAnsi="Calibri" w:cs="微软雅黑"/>
+          <w:rFonts w:ascii="微软雅黑" w:hAnsi="Calibri" w:eastAsia="微软雅黑" w:cs="微软雅黑"/>
           <w:kern w:val="0"/>
           <w:sz w:val="17"/>
           <w:szCs w:val="17"/>
         </w:rPr>
         <w:tab/>
+      </w:r>
+      <w:r>
+        <w:rPr>
+          <w:rFonts w:ascii="微软雅黑" w:hAnsi="Calibri" w:eastAsia="微软雅黑" w:cs="微软雅黑"/>
+          <w:kern w:val="0"/>
+          <w:sz w:val="17"/>
+          <w:szCs w:val="17"/>
+        </w:rPr>
         <w:t xml:space="preserve">AI </w:t>
       </w:r>
       <w:r>
         <w:rPr>
-          <w:rFonts w:ascii="微软雅黑" w:eastAsia="微软雅黑" w:hAnsi="Calibri" w:cs="微软雅黑" w:hint="eastAsia"/>
+          <w:rFonts w:hint="eastAsia" w:ascii="微软雅黑" w:hAnsi="Calibri" w:eastAsia="微软雅黑" w:cs="微软雅黑"/>
           <w:kern w:val="0"/>
           <w:sz w:val="17"/>
           <w:szCs w:val="17"/>
@@ -1898,21 +1657,59 @@
       </w:r>
       <w:r>
         <w:rPr>
-          <w:rFonts w:ascii="微软雅黑" w:eastAsia="微软雅黑" w:hAnsi="Calibri" w:cs="微软雅黑"/>
-          <w:kern w:val="0"/>
-          <w:sz w:val="17"/>
-          <w:szCs w:val="17"/>
-        </w:rPr>
-        <w:t xml:space="preserve"> Cursor / Codex </w:t>
-      </w:r>
-      <w:r>
-        <w:rPr>
-          <w:rFonts w:ascii="微软雅黑" w:eastAsia="微软雅黑" w:hAnsi="Calibri" w:cs="微软雅黑" w:hint="eastAsia"/>
-          <w:kern w:val="0"/>
-          <w:sz w:val="17"/>
-          <w:szCs w:val="17"/>
-        </w:rPr>
-        <w:t>等工具辅助用例编写、脚本开发与问题排查，提升测试资产沉淀效率。</w:t>
+          <w:rFonts w:ascii="微软雅黑" w:hAnsi="Calibri" w:eastAsia="微软雅黑" w:cs="微软雅黑"/>
+          <w:kern w:val="0"/>
+          <w:sz w:val="17"/>
+          <w:szCs w:val="17"/>
+        </w:rPr>
+        <w:t xml:space="preserve"> Cursor / Codex</w:t>
+      </w:r>
+      <w:r>
+        <w:rPr>
+          <w:rFonts w:hint="eastAsia" w:ascii="微软雅黑" w:hAnsi="Calibri" w:eastAsia="微软雅黑" w:cs="微软雅黑"/>
+          <w:kern w:val="0"/>
+          <w:sz w:val="17"/>
+          <w:szCs w:val="17"/>
+          <w:lang w:val="en-US" w:eastAsia="zh-CN"/>
+        </w:rPr>
+        <w:t>/ Deepseek</w:t>
+      </w:r>
+      <w:r>
+        <w:rPr>
+          <w:rFonts w:ascii="微软雅黑" w:hAnsi="Calibri" w:eastAsia="微软雅黑" w:cs="微软雅黑"/>
+          <w:kern w:val="0"/>
+          <w:sz w:val="17"/>
+          <w:szCs w:val="17"/>
+        </w:rPr>
+        <w:t xml:space="preserve"> </w:t>
+      </w:r>
+      <w:r>
+        <w:rPr>
+          <w:rFonts w:hint="eastAsia" w:ascii="微软雅黑" w:hAnsi="Calibri" w:eastAsia="微软雅黑" w:cs="微软雅黑"/>
+          <w:kern w:val="0"/>
+          <w:sz w:val="17"/>
+          <w:szCs w:val="17"/>
+        </w:rPr>
+        <w:t>等</w:t>
+      </w:r>
+      <w:r>
+        <w:rPr>
+          <w:rFonts w:hint="eastAsia" w:ascii="微软雅黑" w:hAnsi="Calibri" w:eastAsia="微软雅黑" w:cs="微软雅黑"/>
+          <w:kern w:val="0"/>
+          <w:sz w:val="17"/>
+          <w:szCs w:val="17"/>
+          <w:lang w:val="en-US" w:eastAsia="zh-CN"/>
+        </w:rPr>
+        <w:t>AI</w:t>
+      </w:r>
+      <w:r>
+        <w:rPr>
+          <w:rFonts w:hint="eastAsia" w:ascii="微软雅黑" w:hAnsi="Calibri" w:eastAsia="微软雅黑" w:cs="微软雅黑"/>
+          <w:kern w:val="0"/>
+          <w:sz w:val="17"/>
+          <w:szCs w:val="17"/>
+        </w:rPr>
+        <w:t>工具辅助用例编写、脚本开发与问题排查，提升测试资产沉淀效率。</w:t>
       </w:r>
     </w:p>
     <w:p>
@@ -1923,15 +1720,15 @@
         <w:spacing w:after="45" w:line="240" w:lineRule="auto"/>
         <w:ind w:left="300" w:hanging="180"/>
         <w:rPr>
-          <w:rFonts w:ascii="微软雅黑" w:eastAsia="微软雅黑" w:hAnsi="Calibri" w:cs="微软雅黑"/>
-          <w:kern w:val="0"/>
-          <w:sz w:val="17"/>
-          <w:szCs w:val="17"/>
-        </w:rPr>
-      </w:pPr>
-      <w:r>
-        <w:rPr>
-          <w:rFonts w:ascii="微软雅黑" w:eastAsia="微软雅黑" w:hAnsi="Calibri" w:cs="微软雅黑"/>
+          <w:rFonts w:ascii="微软雅黑" w:hAnsi="Calibri" w:eastAsia="微软雅黑" w:cs="微软雅黑"/>
+          <w:kern w:val="0"/>
+          <w:sz w:val="17"/>
+          <w:szCs w:val="17"/>
+        </w:rPr>
+      </w:pPr>
+      <w:r>
+        <w:rPr>
+          <w:rFonts w:ascii="微软雅黑" w:hAnsi="Calibri" w:eastAsia="微软雅黑" w:cs="微软雅黑"/>
           <w:kern w:val="0"/>
           <w:sz w:val="17"/>
           <w:szCs w:val="17"/>
@@ -1940,7 +1737,7 @@
       </w:r>
       <w:r>
         <w:rPr>
-          <w:rFonts w:ascii="微软雅黑" w:eastAsia="微软雅黑" w:hAnsi="Calibri" w:cs="微软雅黑"/>
+          <w:rFonts w:ascii="微软雅黑" w:hAnsi="Calibri" w:eastAsia="微软雅黑" w:cs="微软雅黑"/>
           <w:kern w:val="0"/>
           <w:sz w:val="17"/>
           <w:szCs w:val="17"/>
@@ -1949,7 +1746,7 @@
       </w:r>
       <w:r>
         <w:rPr>
-          <w:rFonts w:ascii="微软雅黑" w:eastAsia="微软雅黑" w:hAnsi="Calibri" w:cs="微软雅黑" w:hint="eastAsia"/>
+          <w:rFonts w:hint="eastAsia" w:ascii="微软雅黑" w:hAnsi="Calibri" w:eastAsia="微软雅黑" w:cs="微软雅黑"/>
           <w:kern w:val="0"/>
           <w:sz w:val="17"/>
           <w:szCs w:val="17"/>
@@ -1958,7 +1755,7 @@
       </w:r>
       <w:r>
         <w:rPr>
-          <w:rFonts w:ascii="微软雅黑" w:eastAsia="微软雅黑" w:hAnsi="Calibri" w:cs="微软雅黑"/>
+          <w:rFonts w:ascii="微软雅黑" w:hAnsi="Calibri" w:eastAsia="微软雅黑" w:cs="微软雅黑"/>
           <w:kern w:val="0"/>
           <w:sz w:val="17"/>
           <w:szCs w:val="17"/>
@@ -1967,7 +1764,7 @@
       </w:r>
       <w:r>
         <w:rPr>
-          <w:rFonts w:ascii="微软雅黑" w:eastAsia="微软雅黑" w:hAnsi="Calibri" w:cs="微软雅黑" w:hint="eastAsia"/>
+          <w:rFonts w:hint="eastAsia" w:ascii="微软雅黑" w:hAnsi="Calibri" w:eastAsia="微软雅黑" w:cs="微软雅黑"/>
           <w:kern w:val="0"/>
           <w:sz w:val="17"/>
           <w:szCs w:val="17"/>
@@ -1976,7 +1773,7 @@
       </w:r>
       <w:r>
         <w:rPr>
-          <w:rFonts w:ascii="微软雅黑" w:eastAsia="微软雅黑" w:hAnsi="Calibri" w:cs="微软雅黑"/>
+          <w:rFonts w:ascii="微软雅黑" w:hAnsi="Calibri" w:eastAsia="微软雅黑" w:cs="微软雅黑"/>
           <w:kern w:val="0"/>
           <w:sz w:val="17"/>
           <w:szCs w:val="17"/>
@@ -1985,7 +1782,7 @@
       </w:r>
       <w:r>
         <w:rPr>
-          <w:rFonts w:ascii="微软雅黑" w:eastAsia="微软雅黑" w:hAnsi="Calibri" w:cs="微软雅黑" w:hint="eastAsia"/>
+          <w:rFonts w:hint="eastAsia" w:ascii="微软雅黑" w:hAnsi="Calibri" w:eastAsia="微软雅黑" w:cs="微软雅黑"/>
           <w:kern w:val="0"/>
           <w:sz w:val="17"/>
           <w:szCs w:val="17"/>
@@ -2000,7 +1797,7 @@
         <w:adjustRightInd w:val="0"/>
         <w:spacing w:before="100" w:after="150" w:line="240" w:lineRule="auto"/>
         <w:rPr>
-          <w:rFonts w:ascii="微软雅黑" w:eastAsia="微软雅黑" w:hAnsi="Calibri" w:cs="微软雅黑"/>
+          <w:rFonts w:ascii="微软雅黑" w:hAnsi="Calibri" w:eastAsia="微软雅黑" w:cs="微软雅黑"/>
           <w:b/>
           <w:bCs/>
           <w:kern w:val="0"/>
@@ -2010,7 +1807,7 @@
       </w:pPr>
       <w:r>
         <w:rPr>
-          <w:rFonts w:ascii="微软雅黑" w:eastAsia="微软雅黑" w:hAnsi="Calibri" w:cs="微软雅黑" w:hint="eastAsia"/>
+          <w:rFonts w:hint="eastAsia" w:ascii="微软雅黑" w:hAnsi="Calibri" w:eastAsia="微软雅黑" w:cs="微软雅黑"/>
           <w:b/>
           <w:bCs/>
           <w:kern w:val="0"/>
@@ -2027,7 +1824,7 @@
         <w:adjustRightInd w:val="0"/>
         <w:spacing w:before="60" w:after="90" w:line="240" w:lineRule="auto"/>
         <w:rPr>
-          <w:rFonts w:ascii="微软雅黑" w:eastAsia="微软雅黑" w:hAnsi="Calibri" w:cs="微软雅黑"/>
+          <w:rFonts w:ascii="微软雅黑" w:hAnsi="Calibri" w:eastAsia="微软雅黑" w:cs="微软雅黑"/>
           <w:b/>
           <w:bCs/>
           <w:kern w:val="0"/>
@@ -2037,7 +1834,7 @@
       </w:pPr>
       <w:r>
         <w:rPr>
-          <w:rFonts w:ascii="微软雅黑" w:eastAsia="微软雅黑" w:hAnsi="Calibri" w:cs="微软雅黑"/>
+          <w:rFonts w:ascii="微软雅黑" w:hAnsi="Calibri" w:eastAsia="微软雅黑" w:cs="微软雅黑"/>
           <w:b/>
           <w:bCs/>
           <w:kern w:val="0"/>
@@ -2048,7 +1845,7 @@
       </w:r>
       <w:r>
         <w:rPr>
-          <w:rFonts w:ascii="微软雅黑" w:eastAsia="微软雅黑" w:hAnsi="Calibri" w:cs="微软雅黑" w:hint="eastAsia"/>
+          <w:rFonts w:hint="eastAsia" w:ascii="微软雅黑" w:hAnsi="Calibri" w:eastAsia="微软雅黑" w:cs="微软雅黑"/>
           <w:b/>
           <w:bCs/>
           <w:kern w:val="0"/>
@@ -2059,7 +1856,7 @@
       </w:r>
       <w:r>
         <w:rPr>
-          <w:rFonts w:ascii="微软雅黑" w:eastAsia="微软雅黑" w:hAnsi="Calibri" w:cs="微软雅黑"/>
+          <w:rFonts w:ascii="微软雅黑" w:hAnsi="Calibri" w:eastAsia="微软雅黑" w:cs="微软雅黑"/>
           <w:b/>
           <w:bCs/>
           <w:kern w:val="0"/>
@@ -2070,7 +1867,7 @@
       </w:r>
       <w:r>
         <w:rPr>
-          <w:rFonts w:ascii="微软雅黑" w:eastAsia="微软雅黑" w:hAnsi="Calibri" w:cs="微软雅黑" w:hint="eastAsia"/>
+          <w:rFonts w:hint="eastAsia" w:ascii="微软雅黑" w:hAnsi="Calibri" w:eastAsia="微软雅黑" w:cs="微软雅黑"/>
           <w:b/>
           <w:bCs/>
           <w:kern w:val="0"/>
@@ -2081,7 +1878,7 @@
       </w:r>
       <w:r>
         <w:rPr>
-          <w:rFonts w:ascii="微软雅黑" w:eastAsia="微软雅黑" w:hAnsi="Calibri" w:cs="微软雅黑"/>
+          <w:rFonts w:ascii="微软雅黑" w:hAnsi="Calibri" w:eastAsia="微软雅黑" w:cs="微软雅黑"/>
           <w:b/>
           <w:bCs/>
           <w:kern w:val="0"/>
@@ -2092,7 +1889,7 @@
       </w:r>
       <w:r>
         <w:rPr>
-          <w:rFonts w:ascii="微软雅黑" w:eastAsia="微软雅黑" w:hAnsi="Calibri" w:cs="微软雅黑" w:hint="eastAsia"/>
+          <w:rFonts w:hint="eastAsia" w:ascii="微软雅黑" w:hAnsi="Calibri" w:eastAsia="微软雅黑" w:cs="微软雅黑"/>
           <w:b/>
           <w:bCs/>
           <w:kern w:val="0"/>
@@ -2103,7 +1900,7 @@
       </w:r>
       <w:r>
         <w:rPr>
-          <w:rFonts w:ascii="微软雅黑" w:eastAsia="微软雅黑" w:hAnsi="Calibri" w:cs="微软雅黑"/>
+          <w:rFonts w:ascii="微软雅黑" w:hAnsi="Calibri" w:eastAsia="微软雅黑" w:cs="微软雅黑"/>
           <w:b/>
           <w:bCs/>
           <w:kern w:val="0"/>
@@ -2114,7 +1911,7 @@
       </w:r>
       <w:r>
         <w:rPr>
-          <w:rFonts w:ascii="微软雅黑" w:eastAsia="微软雅黑" w:hAnsi="Calibri" w:cs="微软雅黑" w:hint="eastAsia"/>
+          <w:rFonts w:hint="eastAsia" w:ascii="微软雅黑" w:hAnsi="Calibri" w:eastAsia="微软雅黑" w:cs="微软雅黑"/>
           <w:b/>
           <w:bCs/>
           <w:kern w:val="0"/>
@@ -2132,15 +1929,15 @@
         <w:spacing w:after="45" w:line="240" w:lineRule="auto"/>
         <w:ind w:left="300" w:hanging="180"/>
         <w:rPr>
-          <w:rFonts w:ascii="微软雅黑" w:eastAsia="微软雅黑" w:hAnsi="Calibri" w:cs="微软雅黑"/>
-          <w:kern w:val="0"/>
-          <w:sz w:val="17"/>
-          <w:szCs w:val="17"/>
-        </w:rPr>
-      </w:pPr>
-      <w:r>
-        <w:rPr>
-          <w:rFonts w:ascii="微软雅黑" w:eastAsia="微软雅黑" w:hAnsi="Calibri" w:cs="微软雅黑"/>
+          <w:rFonts w:ascii="微软雅黑" w:hAnsi="Calibri" w:eastAsia="微软雅黑" w:cs="微软雅黑"/>
+          <w:kern w:val="0"/>
+          <w:sz w:val="17"/>
+          <w:szCs w:val="17"/>
+        </w:rPr>
+      </w:pPr>
+      <w:r>
+        <w:rPr>
+          <w:rFonts w:ascii="微软雅黑" w:hAnsi="Calibri" w:eastAsia="微软雅黑" w:cs="微软雅黑"/>
           <w:kern w:val="0"/>
           <w:sz w:val="17"/>
           <w:szCs w:val="17"/>
@@ -2149,7 +1946,7 @@
       </w:r>
       <w:r>
         <w:rPr>
-          <w:rFonts w:ascii="微软雅黑" w:eastAsia="微软雅黑" w:hAnsi="Calibri" w:cs="微软雅黑"/>
+          <w:rFonts w:ascii="微软雅黑" w:hAnsi="Calibri" w:eastAsia="微软雅黑" w:cs="微软雅黑"/>
           <w:kern w:val="0"/>
           <w:sz w:val="17"/>
           <w:szCs w:val="17"/>
@@ -2158,7 +1955,7 @@
       </w:r>
       <w:r>
         <w:rPr>
-          <w:rFonts w:ascii="微软雅黑" w:eastAsia="微软雅黑" w:hAnsi="Calibri" w:cs="微软雅黑" w:hint="eastAsia"/>
+          <w:rFonts w:hint="eastAsia" w:ascii="微软雅黑" w:hAnsi="Calibri" w:eastAsia="微软雅黑" w:cs="微软雅黑"/>
           <w:kern w:val="0"/>
           <w:sz w:val="17"/>
           <w:szCs w:val="17"/>
@@ -2167,7 +1964,7 @@
       </w:r>
       <w:r>
         <w:rPr>
-          <w:rFonts w:ascii="微软雅黑" w:eastAsia="微软雅黑" w:hAnsi="Calibri" w:cs="微软雅黑"/>
+          <w:rFonts w:ascii="微软雅黑" w:hAnsi="Calibri" w:eastAsia="微软雅黑" w:cs="微软雅黑"/>
           <w:kern w:val="0"/>
           <w:sz w:val="17"/>
           <w:szCs w:val="17"/>
@@ -2176,7 +1973,7 @@
       </w:r>
       <w:r>
         <w:rPr>
-          <w:rFonts w:ascii="微软雅黑" w:eastAsia="微软雅黑" w:hAnsi="Calibri" w:cs="微软雅黑" w:hint="eastAsia"/>
+          <w:rFonts w:hint="eastAsia" w:ascii="微软雅黑" w:hAnsi="Calibri" w:eastAsia="微软雅黑" w:cs="微软雅黑"/>
           <w:kern w:val="0"/>
           <w:sz w:val="17"/>
           <w:szCs w:val="17"/>
@@ -2185,7 +1982,7 @@
       </w:r>
       <w:r>
         <w:rPr>
-          <w:rFonts w:ascii="微软雅黑" w:eastAsia="微软雅黑" w:hAnsi="Calibri" w:cs="微软雅黑"/>
+          <w:rFonts w:ascii="微软雅黑" w:hAnsi="Calibri" w:eastAsia="微软雅黑" w:cs="微软雅黑"/>
           <w:kern w:val="0"/>
           <w:sz w:val="17"/>
           <w:szCs w:val="17"/>
@@ -2194,7 +1991,7 @@
       </w:r>
       <w:r>
         <w:rPr>
-          <w:rFonts w:ascii="微软雅黑" w:eastAsia="微软雅黑" w:hAnsi="Calibri" w:cs="微软雅黑" w:hint="eastAsia"/>
+          <w:rFonts w:hint="eastAsia" w:ascii="微软雅黑" w:hAnsi="Calibri" w:eastAsia="微软雅黑" w:cs="微软雅黑"/>
           <w:kern w:val="0"/>
           <w:sz w:val="17"/>
           <w:szCs w:val="17"/>
@@ -2203,7 +2000,7 @@
       </w:r>
       <w:r>
         <w:rPr>
-          <w:rFonts w:ascii="微软雅黑" w:eastAsia="微软雅黑" w:hAnsi="Calibri" w:cs="微软雅黑"/>
+          <w:rFonts w:ascii="微软雅黑" w:hAnsi="Calibri" w:eastAsia="微软雅黑" w:cs="微软雅黑"/>
           <w:kern w:val="0"/>
           <w:sz w:val="17"/>
           <w:szCs w:val="17"/>
@@ -2212,7 +2009,7 @@
       </w:r>
       <w:r>
         <w:rPr>
-          <w:rFonts w:ascii="微软雅黑" w:eastAsia="微软雅黑" w:hAnsi="Calibri" w:cs="微软雅黑" w:hint="eastAsia"/>
+          <w:rFonts w:hint="eastAsia" w:ascii="微软雅黑" w:hAnsi="Calibri" w:eastAsia="微软雅黑" w:cs="微软雅黑"/>
           <w:kern w:val="0"/>
           <w:sz w:val="17"/>
           <w:szCs w:val="17"/>
@@ -2228,15 +2025,15 @@
         <w:spacing w:after="45" w:line="240" w:lineRule="auto"/>
         <w:ind w:left="300" w:hanging="180"/>
         <w:rPr>
-          <w:rFonts w:ascii="微软雅黑" w:eastAsia="微软雅黑" w:hAnsi="Calibri" w:cs="微软雅黑"/>
-          <w:kern w:val="0"/>
-          <w:sz w:val="17"/>
-          <w:szCs w:val="17"/>
-        </w:rPr>
-      </w:pPr>
-      <w:r>
-        <w:rPr>
-          <w:rFonts w:ascii="微软雅黑" w:eastAsia="微软雅黑" w:hAnsi="Calibri" w:cs="微软雅黑"/>
+          <w:rFonts w:ascii="微软雅黑" w:hAnsi="Calibri" w:eastAsia="微软雅黑" w:cs="微软雅黑"/>
+          <w:kern w:val="0"/>
+          <w:sz w:val="17"/>
+          <w:szCs w:val="17"/>
+        </w:rPr>
+      </w:pPr>
+      <w:r>
+        <w:rPr>
+          <w:rFonts w:ascii="微软雅黑" w:hAnsi="Calibri" w:eastAsia="微软雅黑" w:cs="微软雅黑"/>
           <w:kern w:val="0"/>
           <w:sz w:val="17"/>
           <w:szCs w:val="17"/>
@@ -2245,7 +2042,7 @@
       </w:r>
       <w:r>
         <w:rPr>
-          <w:rFonts w:ascii="微软雅黑" w:eastAsia="微软雅黑" w:hAnsi="Calibri" w:cs="微软雅黑"/>
+          <w:rFonts w:ascii="微软雅黑" w:hAnsi="Calibri" w:eastAsia="微软雅黑" w:cs="微软雅黑"/>
           <w:kern w:val="0"/>
           <w:sz w:val="17"/>
           <w:szCs w:val="17"/>
@@ -2254,7 +2051,7 @@
       </w:r>
       <w:r>
         <w:rPr>
-          <w:rFonts w:ascii="微软雅黑" w:eastAsia="微软雅黑" w:hAnsi="Calibri" w:cs="微软雅黑" w:hint="eastAsia"/>
+          <w:rFonts w:hint="eastAsia" w:ascii="微软雅黑" w:hAnsi="Calibri" w:eastAsia="微软雅黑" w:cs="微软雅黑"/>
           <w:kern w:val="0"/>
           <w:sz w:val="17"/>
           <w:szCs w:val="17"/>
@@ -2263,7 +2060,7 @@
       </w:r>
       <w:r>
         <w:rPr>
-          <w:rFonts w:ascii="微软雅黑" w:eastAsia="微软雅黑" w:hAnsi="Calibri" w:cs="微软雅黑"/>
+          <w:rFonts w:ascii="微软雅黑" w:hAnsi="Calibri" w:eastAsia="微软雅黑" w:cs="微软雅黑"/>
           <w:kern w:val="0"/>
           <w:sz w:val="17"/>
           <w:szCs w:val="17"/>
@@ -2272,7 +2069,7 @@
       </w:r>
       <w:r>
         <w:rPr>
-          <w:rFonts w:ascii="微软雅黑" w:eastAsia="微软雅黑" w:hAnsi="Calibri" w:cs="微软雅黑" w:hint="eastAsia"/>
+          <w:rFonts w:hint="eastAsia" w:ascii="微软雅黑" w:hAnsi="Calibri" w:eastAsia="微软雅黑" w:cs="微软雅黑"/>
           <w:kern w:val="0"/>
           <w:sz w:val="17"/>
           <w:szCs w:val="17"/>
@@ -2281,7 +2078,7 @@
       </w:r>
       <w:r>
         <w:rPr>
-          <w:rFonts w:ascii="微软雅黑" w:eastAsia="微软雅黑" w:hAnsi="Calibri" w:cs="微软雅黑"/>
+          <w:rFonts w:ascii="微软雅黑" w:hAnsi="Calibri" w:eastAsia="微软雅黑" w:cs="微软雅黑"/>
           <w:kern w:val="0"/>
           <w:sz w:val="17"/>
           <w:szCs w:val="17"/>
@@ -2290,7 +2087,7 @@
       </w:r>
       <w:r>
         <w:rPr>
-          <w:rFonts w:ascii="微软雅黑" w:eastAsia="微软雅黑" w:hAnsi="Calibri" w:cs="微软雅黑" w:hint="eastAsia"/>
+          <w:rFonts w:hint="eastAsia" w:ascii="微软雅黑" w:hAnsi="Calibri" w:eastAsia="微软雅黑" w:cs="微软雅黑"/>
           <w:kern w:val="0"/>
           <w:sz w:val="17"/>
           <w:szCs w:val="17"/>
@@ -2299,7 +2096,7 @@
       </w:r>
       <w:r>
         <w:rPr>
-          <w:rFonts w:ascii="微软雅黑" w:eastAsia="微软雅黑" w:hAnsi="Calibri" w:cs="微软雅黑"/>
+          <w:rFonts w:ascii="微软雅黑" w:hAnsi="Calibri" w:eastAsia="微软雅黑" w:cs="微软雅黑"/>
           <w:kern w:val="0"/>
           <w:sz w:val="17"/>
           <w:szCs w:val="17"/>
@@ -2308,7 +2105,7 @@
       </w:r>
       <w:r>
         <w:rPr>
-          <w:rFonts w:ascii="微软雅黑" w:eastAsia="微软雅黑" w:hAnsi="Calibri" w:cs="微软雅黑" w:hint="eastAsia"/>
+          <w:rFonts w:hint="eastAsia" w:ascii="微软雅黑" w:hAnsi="Calibri" w:eastAsia="微软雅黑" w:cs="微软雅黑"/>
           <w:kern w:val="0"/>
           <w:sz w:val="17"/>
           <w:szCs w:val="17"/>
@@ -2324,15 +2121,15 @@
         <w:spacing w:after="45" w:line="240" w:lineRule="auto"/>
         <w:ind w:left="300" w:hanging="180"/>
         <w:rPr>
-          <w:rFonts w:ascii="微软雅黑" w:eastAsia="微软雅黑" w:hAnsi="Calibri" w:cs="微软雅黑"/>
-          <w:kern w:val="0"/>
-          <w:sz w:val="17"/>
-          <w:szCs w:val="17"/>
-        </w:rPr>
-      </w:pPr>
-      <w:r>
-        <w:rPr>
-          <w:rFonts w:ascii="微软雅黑" w:eastAsia="微软雅黑" w:hAnsi="Calibri" w:cs="微软雅黑"/>
+          <w:rFonts w:ascii="微软雅黑" w:hAnsi="Calibri" w:eastAsia="微软雅黑" w:cs="微软雅黑"/>
+          <w:kern w:val="0"/>
+          <w:sz w:val="17"/>
+          <w:szCs w:val="17"/>
+        </w:rPr>
+      </w:pPr>
+      <w:r>
+        <w:rPr>
+          <w:rFonts w:ascii="微软雅黑" w:hAnsi="Calibri" w:eastAsia="微软雅黑" w:cs="微软雅黑"/>
           <w:kern w:val="0"/>
           <w:sz w:val="17"/>
           <w:szCs w:val="17"/>
@@ -2341,7 +2138,7 @@
       </w:r>
       <w:r>
         <w:rPr>
-          <w:rFonts w:ascii="微软雅黑" w:eastAsia="微软雅黑" w:hAnsi="Calibri" w:cs="微软雅黑"/>
+          <w:rFonts w:ascii="微软雅黑" w:hAnsi="Calibri" w:eastAsia="微软雅黑" w:cs="微软雅黑"/>
           <w:kern w:val="0"/>
           <w:sz w:val="17"/>
           <w:szCs w:val="17"/>
@@ -2350,7 +2147,7 @@
       </w:r>
       <w:r>
         <w:rPr>
-          <w:rFonts w:ascii="微软雅黑" w:eastAsia="微软雅黑" w:hAnsi="Calibri" w:cs="微软雅黑" w:hint="eastAsia"/>
+          <w:rFonts w:hint="eastAsia" w:ascii="微软雅黑" w:hAnsi="Calibri" w:eastAsia="微软雅黑" w:cs="微软雅黑"/>
           <w:kern w:val="0"/>
           <w:sz w:val="17"/>
           <w:szCs w:val="17"/>
@@ -2359,7 +2156,7 @@
       </w:r>
       <w:r>
         <w:rPr>
-          <w:rFonts w:ascii="微软雅黑" w:eastAsia="微软雅黑" w:hAnsi="Calibri" w:cs="微软雅黑"/>
+          <w:rFonts w:ascii="微软雅黑" w:hAnsi="Calibri" w:eastAsia="微软雅黑" w:cs="微软雅黑"/>
           <w:kern w:val="0"/>
           <w:sz w:val="17"/>
           <w:szCs w:val="17"/>
@@ -2368,7 +2165,7 @@
       </w:r>
       <w:r>
         <w:rPr>
-          <w:rFonts w:ascii="微软雅黑" w:eastAsia="微软雅黑" w:hAnsi="Calibri" w:cs="微软雅黑" w:hint="eastAsia"/>
+          <w:rFonts w:hint="eastAsia" w:ascii="微软雅黑" w:hAnsi="Calibri" w:eastAsia="微软雅黑" w:cs="微软雅黑"/>
           <w:kern w:val="0"/>
           <w:sz w:val="17"/>
           <w:szCs w:val="17"/>
@@ -2377,7 +2174,7 @@
       </w:r>
       <w:r>
         <w:rPr>
-          <w:rFonts w:ascii="微软雅黑" w:eastAsia="微软雅黑" w:hAnsi="Calibri" w:cs="微软雅黑"/>
+          <w:rFonts w:ascii="微软雅黑" w:hAnsi="Calibri" w:eastAsia="微软雅黑" w:cs="微软雅黑"/>
           <w:kern w:val="0"/>
           <w:sz w:val="17"/>
           <w:szCs w:val="17"/>
@@ -2386,25 +2183,16 @@
       </w:r>
       <w:r>
         <w:rPr>
-          <w:rFonts w:ascii="微软雅黑" w:eastAsia="微软雅黑" w:hAnsi="Calibri" w:cs="微软雅黑" w:hint="eastAsia"/>
-          <w:kern w:val="0"/>
-          <w:sz w:val="17"/>
-          <w:szCs w:val="17"/>
-        </w:rPr>
-        <w:t>中台等模块切换不同版本编译产物，在仿真侧代码已修改但尚未进入主线版本时手动编译并替换产物；同时参与全</w:t>
-      </w:r>
-      <w:r>
-        <w:rPr>
-          <w:rFonts w:ascii="微软雅黑" w:eastAsia="微软雅黑" w:hAnsi="Calibri" w:cs="微软雅黑" w:hint="eastAsia"/>
-          <w:kern w:val="0"/>
-          <w:sz w:val="17"/>
-          <w:szCs w:val="17"/>
-        </w:rPr>
-        <w:t>志</w:t>
-      </w:r>
-      <w:r>
-        <w:rPr>
-          <w:rFonts w:ascii="微软雅黑" w:eastAsia="微软雅黑" w:hAnsi="Calibri" w:cs="微软雅黑"/>
+          <w:rFonts w:hint="eastAsia" w:ascii="微软雅黑" w:hAnsi="Calibri" w:eastAsia="微软雅黑" w:cs="微软雅黑"/>
+          <w:kern w:val="0"/>
+          <w:sz w:val="17"/>
+          <w:szCs w:val="17"/>
+        </w:rPr>
+        <w:t>中台等模块切换不同版本编译产物，在仿真侧代码已修改但尚未进入主线版本时手动编译并替换产物；同时参与全志</w:t>
+      </w:r>
+      <w:r>
+        <w:rPr>
+          <w:rFonts w:ascii="微软雅黑" w:hAnsi="Calibri" w:eastAsia="微软雅黑" w:cs="微软雅黑"/>
           <w:kern w:val="0"/>
           <w:sz w:val="17"/>
           <w:szCs w:val="17"/>
@@ -2413,7 +2201,7 @@
       </w:r>
       <w:r>
         <w:rPr>
-          <w:rFonts w:ascii="微软雅黑" w:eastAsia="微软雅黑" w:hAnsi="Calibri" w:cs="微软雅黑" w:hint="eastAsia"/>
+          <w:rFonts w:hint="eastAsia" w:ascii="微软雅黑" w:hAnsi="Calibri" w:eastAsia="微软雅黑" w:cs="微软雅黑"/>
           <w:kern w:val="0"/>
           <w:sz w:val="17"/>
           <w:szCs w:val="17"/>
@@ -2422,7 +2210,7 @@
       </w:r>
       <w:r>
         <w:rPr>
-          <w:rFonts w:ascii="微软雅黑" w:eastAsia="微软雅黑" w:hAnsi="Calibri" w:cs="微软雅黑"/>
+          <w:rFonts w:ascii="微软雅黑" w:hAnsi="Calibri" w:eastAsia="微软雅黑" w:cs="微软雅黑"/>
           <w:kern w:val="0"/>
           <w:sz w:val="17"/>
           <w:szCs w:val="17"/>
@@ -2431,7 +2219,7 @@
       </w:r>
       <w:r>
         <w:rPr>
-          <w:rFonts w:ascii="微软雅黑" w:eastAsia="微软雅黑" w:hAnsi="Calibri" w:cs="微软雅黑" w:hint="eastAsia"/>
+          <w:rFonts w:hint="eastAsia" w:ascii="微软雅黑" w:hAnsi="Calibri" w:eastAsia="微软雅黑" w:cs="微软雅黑"/>
           <w:kern w:val="0"/>
           <w:sz w:val="17"/>
           <w:szCs w:val="17"/>
@@ -2440,7 +2228,7 @@
       </w:r>
       <w:r>
         <w:rPr>
-          <w:rFonts w:ascii="微软雅黑" w:eastAsia="微软雅黑" w:hAnsi="Calibri" w:cs="微软雅黑"/>
+          <w:rFonts w:ascii="微软雅黑" w:hAnsi="Calibri" w:eastAsia="微软雅黑" w:cs="微软雅黑"/>
           <w:kern w:val="0"/>
           <w:sz w:val="17"/>
           <w:szCs w:val="17"/>
@@ -2449,7 +2237,7 @@
       </w:r>
       <w:r>
         <w:rPr>
-          <w:rFonts w:ascii="微软雅黑" w:eastAsia="微软雅黑" w:hAnsi="Calibri" w:cs="微软雅黑" w:hint="eastAsia"/>
+          <w:rFonts w:hint="eastAsia" w:ascii="微软雅黑" w:hAnsi="Calibri" w:eastAsia="微软雅黑" w:cs="微软雅黑"/>
           <w:kern w:val="0"/>
           <w:sz w:val="17"/>
           <w:szCs w:val="17"/>
@@ -2465,15 +2253,15 @@
         <w:spacing w:after="45" w:line="240" w:lineRule="auto"/>
         <w:ind w:left="300" w:hanging="180"/>
         <w:rPr>
-          <w:rFonts w:ascii="微软雅黑" w:eastAsia="微软雅黑" w:hAnsi="Calibri" w:cs="微软雅黑"/>
-          <w:kern w:val="0"/>
-          <w:sz w:val="17"/>
-          <w:szCs w:val="17"/>
-        </w:rPr>
-      </w:pPr>
-      <w:r>
-        <w:rPr>
-          <w:rFonts w:ascii="微软雅黑" w:eastAsia="微软雅黑" w:hAnsi="Calibri" w:cs="微软雅黑"/>
+          <w:rFonts w:ascii="微软雅黑" w:hAnsi="Calibri" w:eastAsia="微软雅黑" w:cs="微软雅黑"/>
+          <w:kern w:val="0"/>
+          <w:sz w:val="17"/>
+          <w:szCs w:val="17"/>
+        </w:rPr>
+      </w:pPr>
+      <w:r>
+        <w:rPr>
+          <w:rFonts w:ascii="微软雅黑" w:hAnsi="Calibri" w:eastAsia="微软雅黑" w:cs="微软雅黑"/>
           <w:kern w:val="0"/>
           <w:sz w:val="17"/>
           <w:szCs w:val="17"/>
@@ -2482,7 +2270,7 @@
       </w:r>
       <w:r>
         <w:rPr>
-          <w:rFonts w:ascii="微软雅黑" w:eastAsia="微软雅黑" w:hAnsi="Calibri" w:cs="微软雅黑"/>
+          <w:rFonts w:ascii="微软雅黑" w:hAnsi="Calibri" w:eastAsia="微软雅黑" w:cs="微软雅黑"/>
           <w:kern w:val="0"/>
           <w:sz w:val="17"/>
           <w:szCs w:val="17"/>
@@ -2491,7 +2279,7 @@
       </w:r>
       <w:r>
         <w:rPr>
-          <w:rFonts w:ascii="微软雅黑" w:eastAsia="微软雅黑" w:hAnsi="Calibri" w:cs="微软雅黑" w:hint="eastAsia"/>
+          <w:rFonts w:hint="eastAsia" w:ascii="微软雅黑" w:hAnsi="Calibri" w:eastAsia="微软雅黑" w:cs="微软雅黑"/>
           <w:kern w:val="0"/>
           <w:sz w:val="17"/>
           <w:szCs w:val="17"/>
@@ -2500,7 +2288,7 @@
       </w:r>
       <w:r>
         <w:rPr>
-          <w:rFonts w:ascii="微软雅黑" w:eastAsia="微软雅黑" w:hAnsi="Calibri" w:cs="微软雅黑"/>
+          <w:rFonts w:ascii="微软雅黑" w:hAnsi="Calibri" w:eastAsia="微软雅黑" w:cs="微软雅黑"/>
           <w:kern w:val="0"/>
           <w:sz w:val="17"/>
           <w:szCs w:val="17"/>
@@ -2509,7 +2297,7 @@
       </w:r>
       <w:r>
         <w:rPr>
-          <w:rFonts w:ascii="微软雅黑" w:eastAsia="微软雅黑" w:hAnsi="Calibri" w:cs="微软雅黑" w:hint="eastAsia"/>
+          <w:rFonts w:hint="eastAsia" w:ascii="微软雅黑" w:hAnsi="Calibri" w:eastAsia="微软雅黑" w:cs="微软雅黑"/>
           <w:kern w:val="0"/>
           <w:sz w:val="17"/>
           <w:szCs w:val="17"/>
@@ -2525,15 +2313,15 @@
         <w:spacing w:after="45" w:line="240" w:lineRule="auto"/>
         <w:ind w:left="300" w:hanging="180"/>
         <w:rPr>
-          <w:rFonts w:ascii="微软雅黑" w:eastAsia="微软雅黑" w:hAnsi="Calibri" w:cs="微软雅黑"/>
-          <w:kern w:val="0"/>
-          <w:sz w:val="17"/>
-          <w:szCs w:val="17"/>
-        </w:rPr>
-      </w:pPr>
-      <w:r>
-        <w:rPr>
-          <w:rFonts w:ascii="微软雅黑" w:eastAsia="微软雅黑" w:hAnsi="Calibri" w:cs="微软雅黑"/>
+          <w:rFonts w:ascii="微软雅黑" w:hAnsi="Calibri" w:eastAsia="微软雅黑" w:cs="微软雅黑"/>
+          <w:kern w:val="0"/>
+          <w:sz w:val="17"/>
+          <w:szCs w:val="17"/>
+        </w:rPr>
+      </w:pPr>
+      <w:r>
+        <w:rPr>
+          <w:rFonts w:ascii="微软雅黑" w:hAnsi="Calibri" w:eastAsia="微软雅黑" w:cs="微软雅黑"/>
           <w:kern w:val="0"/>
           <w:sz w:val="17"/>
           <w:szCs w:val="17"/>
@@ -2542,7 +2330,7 @@
       </w:r>
       <w:r>
         <w:rPr>
-          <w:rFonts w:ascii="微软雅黑" w:eastAsia="微软雅黑" w:hAnsi="Calibri" w:cs="微软雅黑"/>
+          <w:rFonts w:ascii="微软雅黑" w:hAnsi="Calibri" w:eastAsia="微软雅黑" w:cs="微软雅黑"/>
           <w:kern w:val="0"/>
           <w:sz w:val="17"/>
           <w:szCs w:val="17"/>
@@ -2551,7 +2339,7 @@
       </w:r>
       <w:r>
         <w:rPr>
-          <w:rFonts w:ascii="微软雅黑" w:eastAsia="微软雅黑" w:hAnsi="Calibri" w:cs="微软雅黑" w:hint="eastAsia"/>
+          <w:rFonts w:hint="eastAsia" w:ascii="微软雅黑" w:hAnsi="Calibri" w:eastAsia="微软雅黑" w:cs="微软雅黑"/>
           <w:kern w:val="0"/>
           <w:sz w:val="17"/>
           <w:szCs w:val="17"/>
@@ -2560,7 +2348,7 @@
       </w:r>
       <w:r>
         <w:rPr>
-          <w:rFonts w:ascii="微软雅黑" w:eastAsia="微软雅黑" w:hAnsi="Calibri" w:cs="微软雅黑"/>
+          <w:rFonts w:ascii="微软雅黑" w:hAnsi="Calibri" w:eastAsia="微软雅黑" w:cs="微软雅黑"/>
           <w:kern w:val="0"/>
           <w:sz w:val="17"/>
           <w:szCs w:val="17"/>
@@ -2569,7 +2357,7 @@
       </w:r>
       <w:r>
         <w:rPr>
-          <w:rFonts w:ascii="微软雅黑" w:eastAsia="微软雅黑" w:hAnsi="Calibri" w:cs="微软雅黑" w:hint="eastAsia"/>
+          <w:rFonts w:hint="eastAsia" w:ascii="微软雅黑" w:hAnsi="Calibri" w:eastAsia="微软雅黑" w:cs="微软雅黑"/>
           <w:kern w:val="0"/>
           <w:sz w:val="17"/>
           <w:szCs w:val="17"/>
@@ -2578,7 +2366,7 @@
       </w:r>
       <w:r>
         <w:rPr>
-          <w:rFonts w:ascii="微软雅黑" w:eastAsia="微软雅黑" w:hAnsi="Calibri" w:cs="微软雅黑"/>
+          <w:rFonts w:ascii="微软雅黑" w:hAnsi="Calibri" w:eastAsia="微软雅黑" w:cs="微软雅黑"/>
           <w:kern w:val="0"/>
           <w:sz w:val="17"/>
           <w:szCs w:val="17"/>
@@ -2587,7 +2375,7 @@
       </w:r>
       <w:r>
         <w:rPr>
-          <w:rFonts w:ascii="微软雅黑" w:eastAsia="微软雅黑" w:hAnsi="Calibri" w:cs="微软雅黑" w:hint="eastAsia"/>
+          <w:rFonts w:hint="eastAsia" w:ascii="微软雅黑" w:hAnsi="Calibri" w:eastAsia="微软雅黑" w:cs="微软雅黑"/>
           <w:kern w:val="0"/>
           <w:sz w:val="17"/>
           <w:szCs w:val="17"/>
@@ -2603,15 +2391,15 @@
         <w:spacing w:after="45" w:line="240" w:lineRule="auto"/>
         <w:ind w:left="300" w:hanging="180"/>
         <w:rPr>
-          <w:rFonts w:ascii="微软雅黑" w:eastAsia="微软雅黑" w:hAnsi="Calibri" w:cs="微软雅黑"/>
-          <w:kern w:val="0"/>
-          <w:sz w:val="17"/>
-          <w:szCs w:val="17"/>
-        </w:rPr>
-      </w:pPr>
-      <w:r>
-        <w:rPr>
-          <w:rFonts w:ascii="微软雅黑" w:eastAsia="微软雅黑" w:hAnsi="Calibri" w:cs="微软雅黑"/>
+          <w:rFonts w:ascii="微软雅黑" w:hAnsi="Calibri" w:eastAsia="微软雅黑" w:cs="微软雅黑"/>
+          <w:kern w:val="0"/>
+          <w:sz w:val="17"/>
+          <w:szCs w:val="17"/>
+        </w:rPr>
+      </w:pPr>
+      <w:r>
+        <w:rPr>
+          <w:rFonts w:ascii="微软雅黑" w:hAnsi="Calibri" w:eastAsia="微软雅黑" w:cs="微软雅黑"/>
           <w:kern w:val="0"/>
           <w:sz w:val="17"/>
           <w:szCs w:val="17"/>
@@ -2620,7 +2408,7 @@
       </w:r>
       <w:r>
         <w:rPr>
-          <w:rFonts w:ascii="微软雅黑" w:eastAsia="微软雅黑" w:hAnsi="Calibri" w:cs="微软雅黑"/>
+          <w:rFonts w:ascii="微软雅黑" w:hAnsi="Calibri" w:eastAsia="微软雅黑" w:cs="微软雅黑"/>
           <w:kern w:val="0"/>
           <w:sz w:val="17"/>
           <w:szCs w:val="17"/>
@@ -2629,7 +2417,7 @@
       </w:r>
       <w:r>
         <w:rPr>
-          <w:rFonts w:ascii="微软雅黑" w:eastAsia="微软雅黑" w:hAnsi="Calibri" w:cs="微软雅黑" w:hint="eastAsia"/>
+          <w:rFonts w:hint="eastAsia" w:ascii="微软雅黑" w:hAnsi="Calibri" w:eastAsia="微软雅黑" w:cs="微软雅黑"/>
           <w:kern w:val="0"/>
           <w:sz w:val="17"/>
           <w:szCs w:val="17"/>
@@ -2638,7 +2426,7 @@
       </w:r>
       <w:r>
         <w:rPr>
-          <w:rFonts w:ascii="微软雅黑" w:eastAsia="微软雅黑" w:hAnsi="Calibri" w:cs="微软雅黑"/>
+          <w:rFonts w:ascii="微软雅黑" w:hAnsi="Calibri" w:eastAsia="微软雅黑" w:cs="微软雅黑"/>
           <w:kern w:val="0"/>
           <w:sz w:val="17"/>
           <w:szCs w:val="17"/>
@@ -2647,7 +2435,7 @@
       </w:r>
       <w:r>
         <w:rPr>
-          <w:rFonts w:ascii="微软雅黑" w:eastAsia="微软雅黑" w:hAnsi="Calibri" w:cs="微软雅黑" w:hint="eastAsia"/>
+          <w:rFonts w:hint="eastAsia" w:ascii="微软雅黑" w:hAnsi="Calibri" w:eastAsia="微软雅黑" w:cs="微软雅黑"/>
           <w:kern w:val="0"/>
           <w:sz w:val="17"/>
           <w:szCs w:val="17"/>
@@ -2663,15 +2451,15 @@
         <w:spacing w:after="45" w:line="240" w:lineRule="auto"/>
         <w:ind w:left="300" w:hanging="180"/>
         <w:rPr>
-          <w:rFonts w:ascii="微软雅黑" w:eastAsia="微软雅黑" w:hAnsi="Calibri" w:cs="微软雅黑"/>
-          <w:kern w:val="0"/>
-          <w:sz w:val="17"/>
-          <w:szCs w:val="17"/>
-        </w:rPr>
-      </w:pPr>
-      <w:r>
-        <w:rPr>
-          <w:rFonts w:ascii="微软雅黑" w:eastAsia="微软雅黑" w:hAnsi="Calibri" w:cs="微软雅黑"/>
+          <w:rFonts w:ascii="微软雅黑" w:hAnsi="Calibri" w:eastAsia="微软雅黑" w:cs="微软雅黑"/>
+          <w:kern w:val="0"/>
+          <w:sz w:val="17"/>
+          <w:szCs w:val="17"/>
+        </w:rPr>
+      </w:pPr>
+      <w:r>
+        <w:rPr>
+          <w:rFonts w:ascii="微软雅黑" w:hAnsi="Calibri" w:eastAsia="微软雅黑" w:cs="微软雅黑"/>
           <w:kern w:val="0"/>
           <w:sz w:val="17"/>
           <w:szCs w:val="17"/>
@@ -2680,7 +2468,7 @@
       </w:r>
       <w:r>
         <w:rPr>
-          <w:rFonts w:ascii="微软雅黑" w:eastAsia="微软雅黑" w:hAnsi="Calibri" w:cs="微软雅黑"/>
+          <w:rFonts w:ascii="微软雅黑" w:hAnsi="Calibri" w:eastAsia="微软雅黑" w:cs="微软雅黑"/>
           <w:kern w:val="0"/>
           <w:sz w:val="17"/>
           <w:szCs w:val="17"/>
@@ -2689,7 +2477,7 @@
       </w:r>
       <w:r>
         <w:rPr>
-          <w:rFonts w:ascii="微软雅黑" w:eastAsia="微软雅黑" w:hAnsi="Calibri" w:cs="微软雅黑" w:hint="eastAsia"/>
+          <w:rFonts w:hint="eastAsia" w:ascii="微软雅黑" w:hAnsi="Calibri" w:eastAsia="微软雅黑" w:cs="微软雅黑"/>
           <w:kern w:val="0"/>
           <w:sz w:val="17"/>
           <w:szCs w:val="17"/>
@@ -2698,7 +2486,7 @@
       </w:r>
       <w:r>
         <w:rPr>
-          <w:rFonts w:ascii="微软雅黑" w:eastAsia="微软雅黑" w:hAnsi="Calibri" w:cs="微软雅黑"/>
+          <w:rFonts w:ascii="微软雅黑" w:hAnsi="Calibri" w:eastAsia="微软雅黑" w:cs="微软雅黑"/>
           <w:kern w:val="0"/>
           <w:sz w:val="17"/>
           <w:szCs w:val="17"/>
@@ -2707,7 +2495,7 @@
       </w:r>
       <w:r>
         <w:rPr>
-          <w:rFonts w:ascii="微软雅黑" w:eastAsia="微软雅黑" w:hAnsi="Calibri" w:cs="微软雅黑" w:hint="eastAsia"/>
+          <w:rFonts w:hint="eastAsia" w:ascii="微软雅黑" w:hAnsi="Calibri" w:eastAsia="微软雅黑" w:cs="微软雅黑"/>
           <w:kern w:val="0"/>
           <w:sz w:val="17"/>
           <w:szCs w:val="17"/>
@@ -2716,7 +2504,7 @@
       </w:r>
       <w:r>
         <w:rPr>
-          <w:rFonts w:ascii="微软雅黑" w:eastAsia="微软雅黑" w:hAnsi="Calibri" w:cs="微软雅黑"/>
+          <w:rFonts w:ascii="微软雅黑" w:hAnsi="Calibri" w:eastAsia="微软雅黑" w:cs="微软雅黑"/>
           <w:kern w:val="0"/>
           <w:sz w:val="17"/>
           <w:szCs w:val="17"/>
@@ -2725,7 +2513,7 @@
       </w:r>
       <w:r>
         <w:rPr>
-          <w:rFonts w:ascii="微软雅黑" w:eastAsia="微软雅黑" w:hAnsi="Calibri" w:cs="微软雅黑" w:hint="eastAsia"/>
+          <w:rFonts w:hint="eastAsia" w:ascii="微软雅黑" w:hAnsi="Calibri" w:eastAsia="微软雅黑" w:cs="微软雅黑"/>
           <w:kern w:val="0"/>
           <w:sz w:val="17"/>
           <w:szCs w:val="17"/>
@@ -2741,25 +2529,24 @@
         <w:spacing w:after="45" w:line="240" w:lineRule="auto"/>
         <w:ind w:left="300" w:hanging="180"/>
         <w:rPr>
-          <w:rFonts w:ascii="微软雅黑" w:eastAsia="微软雅黑" w:hAnsi="Calibri" w:cs="微软雅黑"/>
-          <w:kern w:val="0"/>
-          <w:sz w:val="17"/>
-          <w:szCs w:val="17"/>
-        </w:rPr>
-      </w:pPr>
-      <w:r>
-        <w:rPr>
-          <w:rFonts w:ascii="微软雅黑" w:eastAsia="微软雅黑" w:hAnsi="Calibri" w:cs="微软雅黑"/>
-          <w:kern w:val="0"/>
-          <w:sz w:val="17"/>
-          <w:szCs w:val="17"/>
-        </w:rPr>
-        <w:lastRenderedPageBreak/>
+          <w:rFonts w:hint="eastAsia" w:ascii="微软雅黑" w:hAnsi="Calibri" w:eastAsia="微软雅黑" w:cs="微软雅黑"/>
+          <w:kern w:val="0"/>
+          <w:sz w:val="17"/>
+          <w:szCs w:val="17"/>
+        </w:rPr>
+      </w:pPr>
+      <w:r>
+        <w:rPr>
+          <w:rFonts w:ascii="微软雅黑" w:hAnsi="Calibri" w:eastAsia="微软雅黑" w:cs="微软雅黑"/>
+          <w:kern w:val="0"/>
+          <w:sz w:val="17"/>
+          <w:szCs w:val="17"/>
+        </w:rPr>
         <w:t>•</w:t>
       </w:r>
       <w:r>
         <w:rPr>
-          <w:rFonts w:ascii="微软雅黑" w:eastAsia="微软雅黑" w:hAnsi="Calibri" w:cs="微软雅黑"/>
+          <w:rFonts w:ascii="微软雅黑" w:hAnsi="Calibri" w:eastAsia="微软雅黑" w:cs="微软雅黑"/>
           <w:kern w:val="0"/>
           <w:sz w:val="17"/>
           <w:szCs w:val="17"/>
@@ -2768,7 +2555,7 @@
       </w:r>
       <w:r>
         <w:rPr>
-          <w:rFonts w:ascii="微软雅黑" w:eastAsia="微软雅黑" w:hAnsi="Calibri" w:cs="微软雅黑" w:hint="eastAsia"/>
+          <w:rFonts w:hint="eastAsia" w:ascii="微软雅黑" w:hAnsi="Calibri" w:eastAsia="微软雅黑" w:cs="微软雅黑"/>
           <w:kern w:val="0"/>
           <w:sz w:val="17"/>
           <w:szCs w:val="17"/>
@@ -2777,7 +2564,7 @@
       </w:r>
       <w:r>
         <w:rPr>
-          <w:rFonts w:ascii="微软雅黑" w:eastAsia="微软雅黑" w:hAnsi="Calibri" w:cs="微软雅黑"/>
+          <w:rFonts w:ascii="微软雅黑" w:hAnsi="Calibri" w:eastAsia="微软雅黑" w:cs="微软雅黑"/>
           <w:kern w:val="0"/>
           <w:sz w:val="17"/>
           <w:szCs w:val="17"/>
@@ -2786,7 +2573,7 @@
       </w:r>
       <w:r>
         <w:rPr>
-          <w:rFonts w:ascii="微软雅黑" w:eastAsia="微软雅黑" w:hAnsi="Calibri" w:cs="微软雅黑" w:hint="eastAsia"/>
+          <w:rFonts w:hint="eastAsia" w:ascii="微软雅黑" w:hAnsi="Calibri" w:eastAsia="微软雅黑" w:cs="微软雅黑"/>
           <w:kern w:val="0"/>
           <w:sz w:val="17"/>
           <w:szCs w:val="17"/>
@@ -2795,7 +2582,7 @@
       </w:r>
       <w:r>
         <w:rPr>
-          <w:rFonts w:ascii="微软雅黑" w:eastAsia="微软雅黑" w:hAnsi="Calibri" w:cs="微软雅黑"/>
+          <w:rFonts w:ascii="微软雅黑" w:hAnsi="Calibri" w:eastAsia="微软雅黑" w:cs="微软雅黑"/>
           <w:kern w:val="0"/>
           <w:sz w:val="17"/>
           <w:szCs w:val="17"/>
@@ -2804,7 +2591,7 @@
       </w:r>
       <w:r>
         <w:rPr>
-          <w:rFonts w:ascii="微软雅黑" w:eastAsia="微软雅黑" w:hAnsi="Calibri" w:cs="微软雅黑" w:hint="eastAsia"/>
+          <w:rFonts w:hint="eastAsia" w:ascii="微软雅黑" w:hAnsi="Calibri" w:eastAsia="微软雅黑" w:cs="微软雅黑"/>
           <w:kern w:val="0"/>
           <w:sz w:val="17"/>
           <w:szCs w:val="17"/>
@@ -2813,7 +2600,7 @@
       </w:r>
       <w:r>
         <w:rPr>
-          <w:rFonts w:ascii="微软雅黑" w:eastAsia="微软雅黑" w:hAnsi="Calibri" w:cs="微软雅黑"/>
+          <w:rFonts w:ascii="微软雅黑" w:hAnsi="Calibri" w:eastAsia="微软雅黑" w:cs="微软雅黑"/>
           <w:kern w:val="0"/>
           <w:sz w:val="17"/>
           <w:szCs w:val="17"/>
@@ -2822,7 +2609,7 @@
       </w:r>
       <w:r>
         <w:rPr>
-          <w:rFonts w:ascii="微软雅黑" w:eastAsia="微软雅黑" w:hAnsi="Calibri" w:cs="微软雅黑" w:hint="eastAsia"/>
+          <w:rFonts w:hint="eastAsia" w:ascii="微软雅黑" w:hAnsi="Calibri" w:eastAsia="微软雅黑" w:cs="微软雅黑"/>
           <w:kern w:val="0"/>
           <w:sz w:val="17"/>
           <w:szCs w:val="17"/>
@@ -2835,9 +2622,39 @@
         <w:autoSpaceDE w:val="0"/>
         <w:autoSpaceDN w:val="0"/>
         <w:adjustRightInd w:val="0"/>
+        <w:spacing w:after="45" w:line="240" w:lineRule="auto"/>
+        <w:ind w:left="300" w:hanging="180"/>
+        <w:rPr>
+          <w:rFonts w:hint="eastAsia" w:ascii="微软雅黑" w:hAnsi="Calibri" w:eastAsia="微软雅黑" w:cs="微软雅黑"/>
+          <w:kern w:val="0"/>
+          <w:sz w:val="17"/>
+          <w:szCs w:val="17"/>
+        </w:rPr>
+      </w:pPr>
+    </w:p>
+    <w:p>
+      <w:pPr>
+        <w:autoSpaceDE w:val="0"/>
+        <w:autoSpaceDN w:val="0"/>
+        <w:adjustRightInd w:val="0"/>
+        <w:spacing w:after="45" w:line="240" w:lineRule="auto"/>
+        <w:ind w:left="300" w:hanging="180"/>
+        <w:rPr>
+          <w:rFonts w:hint="eastAsia" w:ascii="微软雅黑" w:hAnsi="Calibri" w:eastAsia="微软雅黑" w:cs="微软雅黑"/>
+          <w:kern w:val="0"/>
+          <w:sz w:val="17"/>
+          <w:szCs w:val="17"/>
+        </w:rPr>
+      </w:pPr>
+    </w:p>
+    <w:p>
+      <w:pPr>
+        <w:autoSpaceDE w:val="0"/>
+        <w:autoSpaceDN w:val="0"/>
+        <w:adjustRightInd w:val="0"/>
         <w:spacing w:before="60" w:after="90" w:line="240" w:lineRule="auto"/>
         <w:rPr>
-          <w:rFonts w:ascii="微软雅黑" w:eastAsia="微软雅黑" w:hAnsi="Calibri" w:cs="微软雅黑"/>
+          <w:rFonts w:ascii="微软雅黑" w:hAnsi="Calibri" w:eastAsia="微软雅黑" w:cs="微软雅黑"/>
           <w:b/>
           <w:bCs/>
           <w:kern w:val="0"/>
@@ -2847,7 +2664,7 @@
       </w:pPr>
       <w:r>
         <w:rPr>
-          <w:rFonts w:ascii="微软雅黑" w:eastAsia="微软雅黑" w:hAnsi="Calibri" w:cs="微软雅黑" w:hint="eastAsia"/>
+          <w:rFonts w:hint="eastAsia" w:ascii="微软雅黑" w:hAnsi="Calibri" w:eastAsia="微软雅黑" w:cs="微软雅黑"/>
           <w:b/>
           <w:bCs/>
           <w:kern w:val="0"/>
@@ -2858,7 +2675,7 @@
       </w:r>
       <w:r>
         <w:rPr>
-          <w:rFonts w:ascii="微软雅黑" w:eastAsia="微软雅黑" w:hAnsi="Calibri" w:cs="微软雅黑"/>
+          <w:rFonts w:ascii="微软雅黑" w:hAnsi="Calibri" w:eastAsia="微软雅黑" w:cs="微软雅黑"/>
           <w:b/>
           <w:bCs/>
           <w:kern w:val="0"/>
@@ -2869,7 +2686,7 @@
       </w:r>
       <w:r>
         <w:rPr>
-          <w:rFonts w:ascii="微软雅黑" w:eastAsia="微软雅黑" w:hAnsi="Calibri" w:cs="微软雅黑" w:hint="eastAsia"/>
+          <w:rFonts w:hint="eastAsia" w:ascii="微软雅黑" w:hAnsi="Calibri" w:eastAsia="微软雅黑" w:cs="微软雅黑"/>
           <w:b/>
           <w:bCs/>
           <w:kern w:val="0"/>
@@ -2880,7 +2697,7 @@
       </w:r>
       <w:r>
         <w:rPr>
-          <w:rFonts w:ascii="微软雅黑" w:eastAsia="微软雅黑" w:hAnsi="Calibri" w:cs="微软雅黑"/>
+          <w:rFonts w:ascii="微软雅黑" w:hAnsi="Calibri" w:eastAsia="微软雅黑" w:cs="微软雅黑"/>
           <w:b/>
           <w:bCs/>
           <w:kern w:val="0"/>
@@ -2898,15 +2715,15 @@
         <w:spacing w:after="45" w:line="240" w:lineRule="auto"/>
         <w:ind w:left="300" w:hanging="180"/>
         <w:rPr>
-          <w:rFonts w:ascii="微软雅黑" w:eastAsia="微软雅黑" w:hAnsi="Calibri" w:cs="微软雅黑"/>
-          <w:kern w:val="0"/>
-          <w:sz w:val="17"/>
-          <w:szCs w:val="17"/>
-        </w:rPr>
-      </w:pPr>
-      <w:r>
-        <w:rPr>
-          <w:rFonts w:ascii="微软雅黑" w:eastAsia="微软雅黑" w:hAnsi="Calibri" w:cs="微软雅黑"/>
+          <w:rFonts w:ascii="微软雅黑" w:hAnsi="Calibri" w:eastAsia="微软雅黑" w:cs="微软雅黑"/>
+          <w:kern w:val="0"/>
+          <w:sz w:val="17"/>
+          <w:szCs w:val="17"/>
+        </w:rPr>
+      </w:pPr>
+      <w:r>
+        <w:rPr>
+          <w:rFonts w:ascii="微软雅黑" w:hAnsi="Calibri" w:eastAsia="微软雅黑" w:cs="微软雅黑"/>
           <w:kern w:val="0"/>
           <w:sz w:val="17"/>
           <w:szCs w:val="17"/>
@@ -2915,7 +2732,7 @@
       </w:r>
       <w:r>
         <w:rPr>
-          <w:rFonts w:ascii="微软雅黑" w:eastAsia="微软雅黑" w:hAnsi="Calibri" w:cs="微软雅黑"/>
+          <w:rFonts w:ascii="微软雅黑" w:hAnsi="Calibri" w:eastAsia="微软雅黑" w:cs="微软雅黑"/>
           <w:kern w:val="0"/>
           <w:sz w:val="17"/>
           <w:szCs w:val="17"/>
@@ -2924,21 +2741,12 @@
       </w:r>
       <w:r>
         <w:rPr>
-          <w:rFonts w:ascii="微软雅黑" w:eastAsia="微软雅黑" w:hAnsi="Calibri" w:cs="微软雅黑" w:hint="eastAsia"/>
-          <w:kern w:val="0"/>
-          <w:sz w:val="17"/>
-          <w:szCs w:val="17"/>
-        </w:rPr>
-        <w:t>参与机器人跑机测试、功能测试和压力测试，围绕真实使用场景验证机器人任务执行稳定性、功能响应、异常触发和恢复</w:t>
-      </w:r>
-      <w:r>
-        <w:rPr>
-          <w:rFonts w:ascii="微软雅黑" w:eastAsia="微软雅黑" w:hAnsi="Calibri" w:cs="微软雅黑" w:hint="eastAsia"/>
-          <w:kern w:val="0"/>
-          <w:sz w:val="17"/>
-          <w:szCs w:val="17"/>
-        </w:rPr>
-        <w:t>表现。</w:t>
+          <w:rFonts w:hint="eastAsia" w:ascii="微软雅黑" w:hAnsi="Calibri" w:eastAsia="微软雅黑" w:cs="微软雅黑"/>
+          <w:kern w:val="0"/>
+          <w:sz w:val="17"/>
+          <w:szCs w:val="17"/>
+        </w:rPr>
+        <w:t>参与机器人跑机测试、功能测试和压力测试，围绕真实使用场景验证机器人任务执行稳定性、功能响应、异常触发和恢复表现。</w:t>
       </w:r>
     </w:p>
     <w:p>
@@ -2949,15 +2757,15 @@
         <w:spacing w:after="45" w:line="240" w:lineRule="auto"/>
         <w:ind w:left="300" w:hanging="180"/>
         <w:rPr>
-          <w:rFonts w:ascii="微软雅黑" w:eastAsia="微软雅黑" w:hAnsi="Calibri" w:cs="微软雅黑"/>
-          <w:kern w:val="0"/>
-          <w:sz w:val="17"/>
-          <w:szCs w:val="17"/>
-        </w:rPr>
-      </w:pPr>
-      <w:r>
-        <w:rPr>
-          <w:rFonts w:ascii="微软雅黑" w:eastAsia="微软雅黑" w:hAnsi="Calibri" w:cs="微软雅黑"/>
+          <w:rFonts w:ascii="微软雅黑" w:hAnsi="Calibri" w:eastAsia="微软雅黑" w:cs="微软雅黑"/>
+          <w:kern w:val="0"/>
+          <w:sz w:val="17"/>
+          <w:szCs w:val="17"/>
+        </w:rPr>
+      </w:pPr>
+      <w:r>
+        <w:rPr>
+          <w:rFonts w:ascii="微软雅黑" w:hAnsi="Calibri" w:eastAsia="微软雅黑" w:cs="微软雅黑"/>
           <w:kern w:val="0"/>
           <w:sz w:val="17"/>
           <w:szCs w:val="17"/>
@@ -2966,7 +2774,7 @@
       </w:r>
       <w:r>
         <w:rPr>
-          <w:rFonts w:ascii="微软雅黑" w:eastAsia="微软雅黑" w:hAnsi="Calibri" w:cs="微软雅黑"/>
+          <w:rFonts w:ascii="微软雅黑" w:hAnsi="Calibri" w:eastAsia="微软雅黑" w:cs="微软雅黑"/>
           <w:kern w:val="0"/>
           <w:sz w:val="17"/>
           <w:szCs w:val="17"/>
@@ -2975,7 +2783,7 @@
       </w:r>
       <w:r>
         <w:rPr>
-          <w:rFonts w:ascii="微软雅黑" w:eastAsia="微软雅黑" w:hAnsi="Calibri" w:cs="微软雅黑" w:hint="eastAsia"/>
+          <w:rFonts w:hint="eastAsia" w:ascii="微软雅黑" w:hAnsi="Calibri" w:eastAsia="微软雅黑" w:cs="微软雅黑"/>
           <w:kern w:val="0"/>
           <w:sz w:val="17"/>
           <w:szCs w:val="17"/>
@@ -2991,15 +2799,15 @@
         <w:spacing w:after="45" w:line="240" w:lineRule="auto"/>
         <w:ind w:left="300" w:hanging="180"/>
         <w:rPr>
-          <w:rFonts w:ascii="微软雅黑" w:eastAsia="微软雅黑" w:hAnsi="Calibri" w:cs="微软雅黑"/>
-          <w:kern w:val="0"/>
-          <w:sz w:val="17"/>
-          <w:szCs w:val="17"/>
-        </w:rPr>
-      </w:pPr>
-      <w:r>
-        <w:rPr>
-          <w:rFonts w:ascii="微软雅黑" w:eastAsia="微软雅黑" w:hAnsi="Calibri" w:cs="微软雅黑"/>
+          <w:rFonts w:ascii="微软雅黑" w:hAnsi="Calibri" w:eastAsia="微软雅黑" w:cs="微软雅黑"/>
+          <w:kern w:val="0"/>
+          <w:sz w:val="17"/>
+          <w:szCs w:val="17"/>
+        </w:rPr>
+      </w:pPr>
+      <w:r>
+        <w:rPr>
+          <w:rFonts w:ascii="微软雅黑" w:hAnsi="Calibri" w:eastAsia="微软雅黑" w:cs="微软雅黑"/>
           <w:kern w:val="0"/>
           <w:sz w:val="17"/>
           <w:szCs w:val="17"/>
@@ -3008,7 +2816,7 @@
       </w:r>
       <w:r>
         <w:rPr>
-          <w:rFonts w:ascii="微软雅黑" w:eastAsia="微软雅黑" w:hAnsi="Calibri" w:cs="微软雅黑"/>
+          <w:rFonts w:ascii="微软雅黑" w:hAnsi="Calibri" w:eastAsia="微软雅黑" w:cs="微软雅黑"/>
           <w:kern w:val="0"/>
           <w:sz w:val="17"/>
           <w:szCs w:val="17"/>
@@ -3017,7 +2825,7 @@
       </w:r>
       <w:r>
         <w:rPr>
-          <w:rFonts w:ascii="微软雅黑" w:eastAsia="微软雅黑" w:hAnsi="Calibri" w:cs="微软雅黑" w:hint="eastAsia"/>
+          <w:rFonts w:hint="eastAsia" w:ascii="微软雅黑" w:hAnsi="Calibri" w:eastAsia="微软雅黑" w:cs="微软雅黑"/>
           <w:kern w:val="0"/>
           <w:sz w:val="17"/>
           <w:szCs w:val="17"/>
@@ -3033,15 +2841,15 @@
         <w:spacing w:after="45" w:line="240" w:lineRule="auto"/>
         <w:ind w:left="300" w:hanging="180"/>
         <w:rPr>
-          <w:rFonts w:ascii="微软雅黑" w:eastAsia="微软雅黑" w:hAnsi="Calibri" w:cs="微软雅黑"/>
-          <w:kern w:val="0"/>
-          <w:sz w:val="17"/>
-          <w:szCs w:val="17"/>
-        </w:rPr>
-      </w:pPr>
-      <w:r>
-        <w:rPr>
-          <w:rFonts w:ascii="微软雅黑" w:eastAsia="微软雅黑" w:hAnsi="Calibri" w:cs="微软雅黑"/>
+          <w:rFonts w:ascii="微软雅黑" w:hAnsi="Calibri" w:eastAsia="微软雅黑" w:cs="微软雅黑"/>
+          <w:kern w:val="0"/>
+          <w:sz w:val="17"/>
+          <w:szCs w:val="17"/>
+        </w:rPr>
+      </w:pPr>
+      <w:r>
+        <w:rPr>
+          <w:rFonts w:ascii="微软雅黑" w:hAnsi="Calibri" w:eastAsia="微软雅黑" w:cs="微软雅黑"/>
           <w:kern w:val="0"/>
           <w:sz w:val="17"/>
           <w:szCs w:val="17"/>
@@ -3050,7 +2858,7 @@
       </w:r>
       <w:r>
         <w:rPr>
-          <w:rFonts w:ascii="微软雅黑" w:eastAsia="微软雅黑" w:hAnsi="Calibri" w:cs="微软雅黑"/>
+          <w:rFonts w:ascii="微软雅黑" w:hAnsi="Calibri" w:eastAsia="微软雅黑" w:cs="微软雅黑"/>
           <w:kern w:val="0"/>
           <w:sz w:val="17"/>
           <w:szCs w:val="17"/>
@@ -3059,7 +2867,7 @@
       </w:r>
       <w:r>
         <w:rPr>
-          <w:rFonts w:ascii="微软雅黑" w:eastAsia="微软雅黑" w:hAnsi="Calibri" w:cs="微软雅黑" w:hint="eastAsia"/>
+          <w:rFonts w:hint="eastAsia" w:ascii="微软雅黑" w:hAnsi="Calibri" w:eastAsia="微软雅黑" w:cs="微软雅黑"/>
           <w:kern w:val="0"/>
           <w:sz w:val="17"/>
           <w:szCs w:val="17"/>
@@ -3068,7 +2876,7 @@
       </w:r>
       <w:r>
         <w:rPr>
-          <w:rFonts w:ascii="微软雅黑" w:eastAsia="微软雅黑" w:hAnsi="Calibri" w:cs="微软雅黑"/>
+          <w:rFonts w:ascii="微软雅黑" w:hAnsi="Calibri" w:eastAsia="微软雅黑" w:cs="微软雅黑"/>
           <w:kern w:val="0"/>
           <w:sz w:val="17"/>
           <w:szCs w:val="17"/>
@@ -3077,7 +2885,7 @@
       </w:r>
       <w:r>
         <w:rPr>
-          <w:rFonts w:ascii="微软雅黑" w:eastAsia="微软雅黑" w:hAnsi="Calibri" w:cs="微软雅黑" w:hint="eastAsia"/>
+          <w:rFonts w:hint="eastAsia" w:ascii="微软雅黑" w:hAnsi="Calibri" w:eastAsia="微软雅黑" w:cs="微软雅黑"/>
           <w:kern w:val="0"/>
           <w:sz w:val="17"/>
           <w:szCs w:val="17"/>
@@ -3092,7 +2900,7 @@
         <w:adjustRightInd w:val="0"/>
         <w:spacing w:before="100" w:after="150" w:line="240" w:lineRule="auto"/>
         <w:rPr>
-          <w:rFonts w:ascii="微软雅黑" w:eastAsia="微软雅黑" w:hAnsi="Calibri" w:cs="微软雅黑"/>
+          <w:rFonts w:ascii="微软雅黑" w:hAnsi="Calibri" w:eastAsia="微软雅黑" w:cs="微软雅黑"/>
           <w:b/>
           <w:bCs/>
           <w:kern w:val="0"/>
@@ -3102,7 +2910,7 @@
       </w:pPr>
       <w:r>
         <w:rPr>
-          <w:rFonts w:ascii="微软雅黑" w:eastAsia="微软雅黑" w:hAnsi="Calibri" w:cs="微软雅黑" w:hint="eastAsia"/>
+          <w:rFonts w:hint="eastAsia" w:ascii="微软雅黑" w:hAnsi="Calibri" w:eastAsia="微软雅黑" w:cs="微软雅黑"/>
           <w:b/>
           <w:bCs/>
           <w:kern w:val="0"/>
@@ -3119,7 +2927,7 @@
         <w:adjustRightInd w:val="0"/>
         <w:spacing w:before="60" w:after="90" w:line="240" w:lineRule="auto"/>
         <w:rPr>
-          <w:rFonts w:ascii="微软雅黑" w:eastAsia="微软雅黑" w:hAnsi="Calibri" w:cs="微软雅黑"/>
+          <w:rFonts w:ascii="微软雅黑" w:hAnsi="Calibri" w:eastAsia="微软雅黑" w:cs="微软雅黑"/>
           <w:b/>
           <w:bCs/>
           <w:kern w:val="0"/>
@@ -3129,7 +2937,7 @@
       </w:pPr>
       <w:r>
         <w:rPr>
-          <w:rFonts w:ascii="微软雅黑" w:eastAsia="微软雅黑" w:hAnsi="Calibri" w:cs="微软雅黑" w:hint="eastAsia"/>
+          <w:rFonts w:hint="eastAsia" w:ascii="微软雅黑" w:hAnsi="Calibri" w:eastAsia="微软雅黑" w:cs="微软雅黑"/>
           <w:b/>
           <w:bCs/>
           <w:kern w:val="0"/>
@@ -3140,7 +2948,7 @@
       </w:r>
       <w:r>
         <w:rPr>
-          <w:rFonts w:ascii="微软雅黑" w:eastAsia="微软雅黑" w:hAnsi="Calibri" w:cs="微软雅黑"/>
+          <w:rFonts w:ascii="微软雅黑" w:hAnsi="Calibri" w:eastAsia="微软雅黑" w:cs="微软雅黑"/>
           <w:b/>
           <w:bCs/>
           <w:kern w:val="0"/>
@@ -3158,15 +2966,15 @@
         <w:spacing w:after="45" w:line="240" w:lineRule="auto"/>
         <w:ind w:left="300" w:hanging="180"/>
         <w:rPr>
-          <w:rFonts w:ascii="微软雅黑" w:eastAsia="微软雅黑" w:hAnsi="Calibri" w:cs="微软雅黑"/>
-          <w:kern w:val="0"/>
-          <w:sz w:val="17"/>
-          <w:szCs w:val="17"/>
-        </w:rPr>
-      </w:pPr>
-      <w:r>
-        <w:rPr>
-          <w:rFonts w:ascii="微软雅黑" w:eastAsia="微软雅黑" w:hAnsi="Calibri" w:cs="微软雅黑"/>
+          <w:rFonts w:ascii="微软雅黑" w:hAnsi="Calibri" w:eastAsia="微软雅黑" w:cs="微软雅黑"/>
+          <w:kern w:val="0"/>
+          <w:sz w:val="17"/>
+          <w:szCs w:val="17"/>
+        </w:rPr>
+      </w:pPr>
+      <w:r>
+        <w:rPr>
+          <w:rFonts w:ascii="微软雅黑" w:hAnsi="Calibri" w:eastAsia="微软雅黑" w:cs="微软雅黑"/>
           <w:kern w:val="0"/>
           <w:sz w:val="17"/>
           <w:szCs w:val="17"/>
@@ -3175,7 +2983,7 @@
       </w:r>
       <w:r>
         <w:rPr>
-          <w:rFonts w:ascii="微软雅黑" w:eastAsia="微软雅黑" w:hAnsi="Calibri" w:cs="微软雅黑"/>
+          <w:rFonts w:ascii="微软雅黑" w:hAnsi="Calibri" w:eastAsia="微软雅黑" w:cs="微软雅黑"/>
           <w:kern w:val="0"/>
           <w:sz w:val="17"/>
           <w:szCs w:val="17"/>
@@ -3184,7 +2992,7 @@
       </w:r>
       <w:r>
         <w:rPr>
-          <w:rFonts w:ascii="微软雅黑" w:eastAsia="微软雅黑" w:hAnsi="Calibri" w:cs="微软雅黑" w:hint="eastAsia"/>
+          <w:rFonts w:hint="eastAsia" w:ascii="微软雅黑" w:hAnsi="Calibri" w:eastAsia="微软雅黑" w:cs="微软雅黑"/>
           <w:kern w:val="0"/>
           <w:sz w:val="17"/>
           <w:szCs w:val="17"/>
@@ -3200,15 +3008,15 @@
         <w:spacing w:after="45" w:line="240" w:lineRule="auto"/>
         <w:ind w:left="300" w:hanging="180"/>
         <w:rPr>
-          <w:rFonts w:ascii="微软雅黑" w:eastAsia="微软雅黑" w:hAnsi="Calibri" w:cs="微软雅黑"/>
-          <w:kern w:val="0"/>
-          <w:sz w:val="17"/>
-          <w:szCs w:val="17"/>
-        </w:rPr>
-      </w:pPr>
-      <w:r>
-        <w:rPr>
-          <w:rFonts w:ascii="微软雅黑" w:eastAsia="微软雅黑" w:hAnsi="Calibri" w:cs="微软雅黑"/>
+          <w:rFonts w:ascii="微软雅黑" w:hAnsi="Calibri" w:eastAsia="微软雅黑" w:cs="微软雅黑"/>
+          <w:kern w:val="0"/>
+          <w:sz w:val="17"/>
+          <w:szCs w:val="17"/>
+        </w:rPr>
+      </w:pPr>
+      <w:r>
+        <w:rPr>
+          <w:rFonts w:ascii="微软雅黑" w:hAnsi="Calibri" w:eastAsia="微软雅黑" w:cs="微软雅黑"/>
           <w:kern w:val="0"/>
           <w:sz w:val="17"/>
           <w:szCs w:val="17"/>
@@ -3217,7 +3025,7 @@
       </w:r>
       <w:r>
         <w:rPr>
-          <w:rFonts w:ascii="微软雅黑" w:eastAsia="微软雅黑" w:hAnsi="Calibri" w:cs="微软雅黑"/>
+          <w:rFonts w:ascii="微软雅黑" w:hAnsi="Calibri" w:eastAsia="微软雅黑" w:cs="微软雅黑"/>
           <w:kern w:val="0"/>
           <w:sz w:val="17"/>
           <w:szCs w:val="17"/>
@@ -3226,7 +3034,7 @@
       </w:r>
       <w:r>
         <w:rPr>
-          <w:rFonts w:ascii="微软雅黑" w:eastAsia="微软雅黑" w:hAnsi="Calibri" w:cs="微软雅黑" w:hint="eastAsia"/>
+          <w:rFonts w:hint="eastAsia" w:ascii="微软雅黑" w:hAnsi="Calibri" w:eastAsia="微软雅黑" w:cs="微软雅黑"/>
           <w:kern w:val="0"/>
           <w:sz w:val="17"/>
           <w:szCs w:val="17"/>
@@ -3235,7 +3043,7 @@
       </w:r>
       <w:r>
         <w:rPr>
-          <w:rFonts w:ascii="微软雅黑" w:eastAsia="微软雅黑" w:hAnsi="Calibri" w:cs="微软雅黑"/>
+          <w:rFonts w:ascii="微软雅黑" w:hAnsi="Calibri" w:eastAsia="微软雅黑" w:cs="微软雅黑"/>
           <w:kern w:val="0"/>
           <w:sz w:val="17"/>
           <w:szCs w:val="17"/>
@@ -3244,7 +3052,7 @@
       </w:r>
       <w:r>
         <w:rPr>
-          <w:rFonts w:ascii="微软雅黑" w:eastAsia="微软雅黑" w:hAnsi="Calibri" w:cs="微软雅黑" w:hint="eastAsia"/>
+          <w:rFonts w:hint="eastAsia" w:ascii="微软雅黑" w:hAnsi="Calibri" w:eastAsia="微软雅黑" w:cs="微软雅黑"/>
           <w:kern w:val="0"/>
           <w:sz w:val="17"/>
           <w:szCs w:val="17"/>
@@ -3253,7 +3061,7 @@
       </w:r>
       <w:r>
         <w:rPr>
-          <w:rFonts w:ascii="微软雅黑" w:eastAsia="微软雅黑" w:hAnsi="Calibri" w:cs="微软雅黑"/>
+          <w:rFonts w:ascii="微软雅黑" w:hAnsi="Calibri" w:eastAsia="微软雅黑" w:cs="微软雅黑"/>
           <w:kern w:val="0"/>
           <w:sz w:val="17"/>
           <w:szCs w:val="17"/>
@@ -3262,7 +3070,7 @@
       </w:r>
       <w:r>
         <w:rPr>
-          <w:rFonts w:ascii="微软雅黑" w:eastAsia="微软雅黑" w:hAnsi="Calibri" w:cs="微软雅黑" w:hint="eastAsia"/>
+          <w:rFonts w:hint="eastAsia" w:ascii="微软雅黑" w:hAnsi="Calibri" w:eastAsia="微软雅黑" w:cs="微软雅黑"/>
           <w:kern w:val="0"/>
           <w:sz w:val="17"/>
           <w:szCs w:val="17"/>
@@ -3278,15 +3086,15 @@
         <w:spacing w:after="45" w:line="240" w:lineRule="auto"/>
         <w:ind w:left="300" w:hanging="180"/>
         <w:rPr>
-          <w:rFonts w:ascii="微软雅黑" w:eastAsia="微软雅黑" w:hAnsi="Calibri" w:cs="微软雅黑"/>
-          <w:kern w:val="0"/>
-          <w:sz w:val="17"/>
-          <w:szCs w:val="17"/>
-        </w:rPr>
-      </w:pPr>
-      <w:r>
-        <w:rPr>
-          <w:rFonts w:ascii="微软雅黑" w:eastAsia="微软雅黑" w:hAnsi="Calibri" w:cs="微软雅黑"/>
+          <w:rFonts w:ascii="微软雅黑" w:hAnsi="Calibri" w:eastAsia="微软雅黑" w:cs="微软雅黑"/>
+          <w:kern w:val="0"/>
+          <w:sz w:val="17"/>
+          <w:szCs w:val="17"/>
+        </w:rPr>
+      </w:pPr>
+      <w:r>
+        <w:rPr>
+          <w:rFonts w:ascii="微软雅黑" w:hAnsi="Calibri" w:eastAsia="微软雅黑" w:cs="微软雅黑"/>
           <w:kern w:val="0"/>
           <w:sz w:val="17"/>
           <w:szCs w:val="17"/>
@@ -3295,7 +3103,7 @@
       </w:r>
       <w:r>
         <w:rPr>
-          <w:rFonts w:ascii="微软雅黑" w:eastAsia="微软雅黑" w:hAnsi="Calibri" w:cs="微软雅黑"/>
+          <w:rFonts w:ascii="微软雅黑" w:hAnsi="Calibri" w:eastAsia="微软雅黑" w:cs="微软雅黑"/>
           <w:kern w:val="0"/>
           <w:sz w:val="17"/>
           <w:szCs w:val="17"/>
@@ -3304,7 +3112,7 @@
       </w:r>
       <w:r>
         <w:rPr>
-          <w:rFonts w:ascii="微软雅黑" w:eastAsia="微软雅黑" w:hAnsi="Calibri" w:cs="微软雅黑" w:hint="eastAsia"/>
+          <w:rFonts w:hint="eastAsia" w:ascii="微软雅黑" w:hAnsi="Calibri" w:eastAsia="微软雅黑" w:cs="微软雅黑"/>
           <w:kern w:val="0"/>
           <w:sz w:val="17"/>
           <w:szCs w:val="17"/>
@@ -3313,7 +3121,7 @@
       </w:r>
       <w:r>
         <w:rPr>
-          <w:rFonts w:ascii="微软雅黑" w:eastAsia="微软雅黑" w:hAnsi="Calibri" w:cs="微软雅黑"/>
+          <w:rFonts w:ascii="微软雅黑" w:hAnsi="Calibri" w:eastAsia="微软雅黑" w:cs="微软雅黑"/>
           <w:kern w:val="0"/>
           <w:sz w:val="17"/>
           <w:szCs w:val="17"/>
@@ -3322,7 +3130,7 @@
       </w:r>
       <w:r>
         <w:rPr>
-          <w:rFonts w:ascii="微软雅黑" w:eastAsia="微软雅黑" w:hAnsi="Calibri" w:cs="微软雅黑" w:hint="eastAsia"/>
+          <w:rFonts w:hint="eastAsia" w:ascii="微软雅黑" w:hAnsi="Calibri" w:eastAsia="微软雅黑" w:cs="微软雅黑"/>
           <w:kern w:val="0"/>
           <w:sz w:val="17"/>
           <w:szCs w:val="17"/>
@@ -3331,7 +3139,7 @@
       </w:r>
       <w:r>
         <w:rPr>
-          <w:rFonts w:ascii="微软雅黑" w:eastAsia="微软雅黑" w:hAnsi="Calibri" w:cs="微软雅黑"/>
+          <w:rFonts w:ascii="微软雅黑" w:hAnsi="Calibri" w:eastAsia="微软雅黑" w:cs="微软雅黑"/>
           <w:kern w:val="0"/>
           <w:sz w:val="17"/>
           <w:szCs w:val="17"/>
@@ -3340,7 +3148,7 @@
       </w:r>
       <w:r>
         <w:rPr>
-          <w:rFonts w:ascii="微软雅黑" w:eastAsia="微软雅黑" w:hAnsi="Calibri" w:cs="微软雅黑" w:hint="eastAsia"/>
+          <w:rFonts w:hint="eastAsia" w:ascii="微软雅黑" w:hAnsi="Calibri" w:eastAsia="微软雅黑" w:cs="微软雅黑"/>
           <w:kern w:val="0"/>
           <w:sz w:val="17"/>
           <w:szCs w:val="17"/>
@@ -3349,7 +3157,7 @@
       </w:r>
       <w:r>
         <w:rPr>
-          <w:rFonts w:ascii="微软雅黑" w:eastAsia="微软雅黑" w:hAnsi="Calibri" w:cs="微软雅黑"/>
+          <w:rFonts w:ascii="微软雅黑" w:hAnsi="Calibri" w:eastAsia="微软雅黑" w:cs="微软雅黑"/>
           <w:kern w:val="0"/>
           <w:sz w:val="17"/>
           <w:szCs w:val="17"/>
@@ -3358,7 +3166,7 @@
       </w:r>
       <w:r>
         <w:rPr>
-          <w:rFonts w:ascii="微软雅黑" w:eastAsia="微软雅黑" w:hAnsi="Calibri" w:cs="微软雅黑" w:hint="eastAsia"/>
+          <w:rFonts w:hint="eastAsia" w:ascii="微软雅黑" w:hAnsi="Calibri" w:eastAsia="微软雅黑" w:cs="微软雅黑"/>
           <w:kern w:val="0"/>
           <w:sz w:val="17"/>
           <w:szCs w:val="17"/>
@@ -3374,15 +3182,15 @@
         <w:spacing w:after="45" w:line="240" w:lineRule="auto"/>
         <w:ind w:left="300" w:hanging="180"/>
         <w:rPr>
-          <w:rFonts w:ascii="微软雅黑" w:eastAsia="微软雅黑" w:hAnsi="Calibri" w:cs="微软雅黑"/>
-          <w:kern w:val="0"/>
-          <w:sz w:val="17"/>
-          <w:szCs w:val="17"/>
-        </w:rPr>
-      </w:pPr>
-      <w:r>
-        <w:rPr>
-          <w:rFonts w:ascii="微软雅黑" w:eastAsia="微软雅黑" w:hAnsi="Calibri" w:cs="微软雅黑"/>
+          <w:rFonts w:ascii="微软雅黑" w:hAnsi="Calibri" w:eastAsia="微软雅黑" w:cs="微软雅黑"/>
+          <w:kern w:val="0"/>
+          <w:sz w:val="17"/>
+          <w:szCs w:val="17"/>
+        </w:rPr>
+      </w:pPr>
+      <w:r>
+        <w:rPr>
+          <w:rFonts w:ascii="微软雅黑" w:hAnsi="Calibri" w:eastAsia="微软雅黑" w:cs="微软雅黑"/>
           <w:kern w:val="0"/>
           <w:sz w:val="17"/>
           <w:szCs w:val="17"/>
@@ -3391,7 +3199,7 @@
       </w:r>
       <w:r>
         <w:rPr>
-          <w:rFonts w:ascii="微软雅黑" w:eastAsia="微软雅黑" w:hAnsi="Calibri" w:cs="微软雅黑"/>
+          <w:rFonts w:ascii="微软雅黑" w:hAnsi="Calibri" w:eastAsia="微软雅黑" w:cs="微软雅黑"/>
           <w:kern w:val="0"/>
           <w:sz w:val="17"/>
           <w:szCs w:val="17"/>
@@ -3400,7 +3208,7 @@
       </w:r>
       <w:r>
         <w:rPr>
-          <w:rFonts w:ascii="微软雅黑" w:eastAsia="微软雅黑" w:hAnsi="Calibri" w:cs="微软雅黑" w:hint="eastAsia"/>
+          <w:rFonts w:hint="eastAsia" w:ascii="微软雅黑" w:hAnsi="Calibri" w:eastAsia="微软雅黑" w:cs="微软雅黑"/>
           <w:kern w:val="0"/>
           <w:sz w:val="17"/>
           <w:szCs w:val="17"/>
@@ -3409,7 +3217,7 @@
       </w:r>
       <w:r>
         <w:rPr>
-          <w:rFonts w:ascii="微软雅黑" w:eastAsia="微软雅黑" w:hAnsi="Calibri" w:cs="微软雅黑"/>
+          <w:rFonts w:ascii="微软雅黑" w:hAnsi="Calibri" w:eastAsia="微软雅黑" w:cs="微软雅黑"/>
           <w:kern w:val="0"/>
           <w:sz w:val="17"/>
           <w:szCs w:val="17"/>
@@ -3418,7 +3226,7 @@
       </w:r>
       <w:r>
         <w:rPr>
-          <w:rFonts w:ascii="微软雅黑" w:eastAsia="微软雅黑" w:hAnsi="Calibri" w:cs="微软雅黑" w:hint="eastAsia"/>
+          <w:rFonts w:hint="eastAsia" w:ascii="微软雅黑" w:hAnsi="Calibri" w:eastAsia="微软雅黑" w:cs="微软雅黑"/>
           <w:kern w:val="0"/>
           <w:sz w:val="17"/>
           <w:szCs w:val="17"/>
@@ -3427,7 +3235,7 @@
       </w:r>
       <w:r>
         <w:rPr>
-          <w:rFonts w:ascii="微软雅黑" w:eastAsia="微软雅黑" w:hAnsi="Calibri" w:cs="微软雅黑"/>
+          <w:rFonts w:ascii="微软雅黑" w:hAnsi="Calibri" w:eastAsia="微软雅黑" w:cs="微软雅黑"/>
           <w:kern w:val="0"/>
           <w:sz w:val="17"/>
           <w:szCs w:val="17"/>
@@ -3436,7 +3244,7 @@
       </w:r>
       <w:r>
         <w:rPr>
-          <w:rFonts w:ascii="微软雅黑" w:eastAsia="微软雅黑" w:hAnsi="Calibri" w:cs="微软雅黑" w:hint="eastAsia"/>
+          <w:rFonts w:hint="eastAsia" w:ascii="微软雅黑" w:hAnsi="Calibri" w:eastAsia="微软雅黑" w:cs="微软雅黑"/>
           <w:kern w:val="0"/>
           <w:sz w:val="17"/>
           <w:szCs w:val="17"/>
@@ -3451,7 +3259,7 @@
         <w:adjustRightInd w:val="0"/>
         <w:spacing w:before="60" w:after="90" w:line="240" w:lineRule="auto"/>
         <w:rPr>
-          <w:rFonts w:ascii="微软雅黑" w:eastAsia="微软雅黑" w:hAnsi="Calibri" w:cs="微软雅黑"/>
+          <w:rFonts w:ascii="微软雅黑" w:hAnsi="Calibri" w:eastAsia="微软雅黑" w:cs="微软雅黑"/>
           <w:b/>
           <w:bCs/>
           <w:kern w:val="0"/>
@@ -3461,7 +3269,7 @@
       </w:pPr>
       <w:r>
         <w:rPr>
-          <w:rFonts w:ascii="微软雅黑" w:eastAsia="微软雅黑" w:hAnsi="Calibri" w:cs="微软雅黑" w:hint="eastAsia"/>
+          <w:rFonts w:hint="eastAsia" w:ascii="微软雅黑" w:hAnsi="Calibri" w:eastAsia="微软雅黑" w:cs="微软雅黑"/>
           <w:b/>
           <w:bCs/>
           <w:kern w:val="0"/>
@@ -3472,7 +3280,7 @@
       </w:r>
       <w:r>
         <w:rPr>
-          <w:rFonts w:ascii="微软雅黑" w:eastAsia="微软雅黑" w:hAnsi="Calibri" w:cs="微软雅黑"/>
+          <w:rFonts w:ascii="微软雅黑" w:hAnsi="Calibri" w:eastAsia="微软雅黑" w:cs="微软雅黑"/>
           <w:b/>
           <w:bCs/>
           <w:kern w:val="0"/>
@@ -3483,7 +3291,7 @@
       </w:r>
       <w:r>
         <w:rPr>
-          <w:rFonts w:ascii="微软雅黑" w:eastAsia="微软雅黑" w:hAnsi="Calibri" w:cs="微软雅黑" w:hint="eastAsia"/>
+          <w:rFonts w:hint="eastAsia" w:ascii="微软雅黑" w:hAnsi="Calibri" w:eastAsia="微软雅黑" w:cs="微软雅黑"/>
           <w:b/>
           <w:bCs/>
           <w:kern w:val="0"/>
@@ -3494,7 +3302,7 @@
       </w:r>
       <w:r>
         <w:rPr>
-          <w:rFonts w:ascii="微软雅黑" w:eastAsia="微软雅黑" w:hAnsi="Calibri" w:cs="微软雅黑"/>
+          <w:rFonts w:ascii="微软雅黑" w:hAnsi="Calibri" w:eastAsia="微软雅黑" w:cs="微软雅黑"/>
           <w:b/>
           <w:bCs/>
           <w:kern w:val="0"/>
@@ -3512,15 +3320,15 @@
         <w:spacing w:after="45" w:line="240" w:lineRule="auto"/>
         <w:ind w:left="300" w:hanging="180"/>
         <w:rPr>
-          <w:rFonts w:ascii="微软雅黑" w:eastAsia="微软雅黑" w:hAnsi="Calibri" w:cs="微软雅黑"/>
-          <w:kern w:val="0"/>
-          <w:sz w:val="17"/>
-          <w:szCs w:val="17"/>
-        </w:rPr>
-      </w:pPr>
-      <w:r>
-        <w:rPr>
-          <w:rFonts w:ascii="微软雅黑" w:eastAsia="微软雅黑" w:hAnsi="Calibri" w:cs="微软雅黑"/>
+          <w:rFonts w:ascii="微软雅黑" w:hAnsi="Calibri" w:eastAsia="微软雅黑" w:cs="微软雅黑"/>
+          <w:kern w:val="0"/>
+          <w:sz w:val="17"/>
+          <w:szCs w:val="17"/>
+        </w:rPr>
+      </w:pPr>
+      <w:r>
+        <w:rPr>
+          <w:rFonts w:ascii="微软雅黑" w:hAnsi="Calibri" w:eastAsia="微软雅黑" w:cs="微软雅黑"/>
           <w:kern w:val="0"/>
           <w:sz w:val="17"/>
           <w:szCs w:val="17"/>
@@ -3529,7 +3337,7 @@
       </w:r>
       <w:r>
         <w:rPr>
-          <w:rFonts w:ascii="微软雅黑" w:eastAsia="微软雅黑" w:hAnsi="Calibri" w:cs="微软雅黑"/>
+          <w:rFonts w:ascii="微软雅黑" w:hAnsi="Calibri" w:eastAsia="微软雅黑" w:cs="微软雅黑"/>
           <w:kern w:val="0"/>
           <w:sz w:val="17"/>
           <w:szCs w:val="17"/>
@@ -3538,7 +3346,7 @@
       </w:r>
       <w:r>
         <w:rPr>
-          <w:rFonts w:ascii="微软雅黑" w:eastAsia="微软雅黑" w:hAnsi="Calibri" w:cs="微软雅黑" w:hint="eastAsia"/>
+          <w:rFonts w:hint="eastAsia" w:ascii="微软雅黑" w:hAnsi="Calibri" w:eastAsia="微软雅黑" w:cs="微软雅黑"/>
           <w:kern w:val="0"/>
           <w:sz w:val="17"/>
           <w:szCs w:val="17"/>
@@ -3547,7 +3355,7 @@
       </w:r>
       <w:r>
         <w:rPr>
-          <w:rFonts w:ascii="微软雅黑" w:eastAsia="微软雅黑" w:hAnsi="Calibri" w:cs="微软雅黑"/>
+          <w:rFonts w:ascii="微软雅黑" w:hAnsi="Calibri" w:eastAsia="微软雅黑" w:cs="微软雅黑"/>
           <w:kern w:val="0"/>
           <w:sz w:val="17"/>
           <w:szCs w:val="17"/>
@@ -3556,7 +3364,7 @@
       </w:r>
       <w:r>
         <w:rPr>
-          <w:rFonts w:ascii="微软雅黑" w:eastAsia="微软雅黑" w:hAnsi="Calibri" w:cs="微软雅黑" w:hint="eastAsia"/>
+          <w:rFonts w:hint="eastAsia" w:ascii="微软雅黑" w:hAnsi="Calibri" w:eastAsia="微软雅黑" w:cs="微软雅黑"/>
           <w:kern w:val="0"/>
           <w:sz w:val="17"/>
           <w:szCs w:val="17"/>
@@ -3572,15 +3380,15 @@
         <w:spacing w:after="45" w:line="240" w:lineRule="auto"/>
         <w:ind w:left="300" w:hanging="180"/>
         <w:rPr>
-          <w:rFonts w:ascii="微软雅黑" w:eastAsia="微软雅黑" w:hAnsi="Calibri" w:cs="微软雅黑"/>
-          <w:kern w:val="0"/>
-          <w:sz w:val="17"/>
-          <w:szCs w:val="17"/>
-        </w:rPr>
-      </w:pPr>
-      <w:r>
-        <w:rPr>
-          <w:rFonts w:ascii="微软雅黑" w:eastAsia="微软雅黑" w:hAnsi="Calibri" w:cs="微软雅黑"/>
+          <w:rFonts w:ascii="微软雅黑" w:hAnsi="Calibri" w:eastAsia="微软雅黑" w:cs="微软雅黑"/>
+          <w:kern w:val="0"/>
+          <w:sz w:val="17"/>
+          <w:szCs w:val="17"/>
+        </w:rPr>
+      </w:pPr>
+      <w:r>
+        <w:rPr>
+          <w:rFonts w:ascii="微软雅黑" w:hAnsi="Calibri" w:eastAsia="微软雅黑" w:cs="微软雅黑"/>
           <w:kern w:val="0"/>
           <w:sz w:val="17"/>
           <w:szCs w:val="17"/>
@@ -3589,7 +3397,7 @@
       </w:r>
       <w:r>
         <w:rPr>
-          <w:rFonts w:ascii="微软雅黑" w:eastAsia="微软雅黑" w:hAnsi="Calibri" w:cs="微软雅黑"/>
+          <w:rFonts w:ascii="微软雅黑" w:hAnsi="Calibri" w:eastAsia="微软雅黑" w:cs="微软雅黑"/>
           <w:kern w:val="0"/>
           <w:sz w:val="17"/>
           <w:szCs w:val="17"/>
@@ -3598,7 +3406,7 @@
       </w:r>
       <w:r>
         <w:rPr>
-          <w:rFonts w:ascii="微软雅黑" w:eastAsia="微软雅黑" w:hAnsi="Calibri" w:cs="微软雅黑" w:hint="eastAsia"/>
+          <w:rFonts w:hint="eastAsia" w:ascii="微软雅黑" w:hAnsi="Calibri" w:eastAsia="微软雅黑" w:cs="微软雅黑"/>
           <w:kern w:val="0"/>
           <w:sz w:val="17"/>
           <w:szCs w:val="17"/>
@@ -3614,15 +3422,15 @@
         <w:spacing w:after="45" w:line="240" w:lineRule="auto"/>
         <w:ind w:left="300" w:hanging="180"/>
         <w:rPr>
-          <w:rFonts w:ascii="微软雅黑" w:eastAsia="微软雅黑" w:hAnsi="Calibri" w:cs="微软雅黑"/>
-          <w:kern w:val="0"/>
-          <w:sz w:val="17"/>
-          <w:szCs w:val="17"/>
-        </w:rPr>
-      </w:pPr>
-      <w:r>
-        <w:rPr>
-          <w:rFonts w:ascii="微软雅黑" w:eastAsia="微软雅黑" w:hAnsi="Calibri" w:cs="微软雅黑"/>
+          <w:rFonts w:ascii="微软雅黑" w:hAnsi="Calibri" w:eastAsia="微软雅黑" w:cs="微软雅黑"/>
+          <w:kern w:val="0"/>
+          <w:sz w:val="17"/>
+          <w:szCs w:val="17"/>
+        </w:rPr>
+      </w:pPr>
+      <w:r>
+        <w:rPr>
+          <w:rFonts w:ascii="微软雅黑" w:hAnsi="Calibri" w:eastAsia="微软雅黑" w:cs="微软雅黑"/>
           <w:kern w:val="0"/>
           <w:sz w:val="17"/>
           <w:szCs w:val="17"/>
@@ -3631,7 +3439,7 @@
       </w:r>
       <w:r>
         <w:rPr>
-          <w:rFonts w:ascii="微软雅黑" w:eastAsia="微软雅黑" w:hAnsi="Calibri" w:cs="微软雅黑"/>
+          <w:rFonts w:ascii="微软雅黑" w:hAnsi="Calibri" w:eastAsia="微软雅黑" w:cs="微软雅黑"/>
           <w:kern w:val="0"/>
           <w:sz w:val="17"/>
           <w:szCs w:val="17"/>
@@ -3640,7 +3448,7 @@
       </w:r>
       <w:r>
         <w:rPr>
-          <w:rFonts w:ascii="微软雅黑" w:eastAsia="微软雅黑" w:hAnsi="Calibri" w:cs="微软雅黑" w:hint="eastAsia"/>
+          <w:rFonts w:hint="eastAsia" w:ascii="微软雅黑" w:hAnsi="Calibri" w:eastAsia="微软雅黑" w:cs="微软雅黑"/>
           <w:kern w:val="0"/>
           <w:sz w:val="17"/>
           <w:szCs w:val="17"/>
@@ -3649,7 +3457,7 @@
       </w:r>
       <w:r>
         <w:rPr>
-          <w:rFonts w:ascii="微软雅黑" w:eastAsia="微软雅黑" w:hAnsi="Calibri" w:cs="微软雅黑"/>
+          <w:rFonts w:ascii="微软雅黑" w:hAnsi="Calibri" w:eastAsia="微软雅黑" w:cs="微软雅黑"/>
           <w:kern w:val="0"/>
           <w:sz w:val="17"/>
           <w:szCs w:val="17"/>
@@ -3658,7 +3466,7 @@
       </w:r>
       <w:r>
         <w:rPr>
-          <w:rFonts w:ascii="微软雅黑" w:eastAsia="微软雅黑" w:hAnsi="Calibri" w:cs="微软雅黑" w:hint="eastAsia"/>
+          <w:rFonts w:hint="eastAsia" w:ascii="微软雅黑" w:hAnsi="Calibri" w:eastAsia="微软雅黑" w:cs="微软雅黑"/>
           <w:kern w:val="0"/>
           <w:sz w:val="17"/>
           <w:szCs w:val="17"/>
@@ -3667,7 +3475,7 @@
       </w:r>
       <w:r>
         <w:rPr>
-          <w:rFonts w:ascii="微软雅黑" w:eastAsia="微软雅黑" w:hAnsi="Calibri" w:cs="微软雅黑"/>
+          <w:rFonts w:ascii="微软雅黑" w:hAnsi="Calibri" w:eastAsia="微软雅黑" w:cs="微软雅黑"/>
           <w:kern w:val="0"/>
           <w:sz w:val="17"/>
           <w:szCs w:val="17"/>
@@ -3676,7 +3484,7 @@
       </w:r>
       <w:r>
         <w:rPr>
-          <w:rFonts w:ascii="微软雅黑" w:eastAsia="微软雅黑" w:hAnsi="Calibri" w:cs="微软雅黑" w:hint="eastAsia"/>
+          <w:rFonts w:hint="eastAsia" w:ascii="微软雅黑" w:hAnsi="Calibri" w:eastAsia="微软雅黑" w:cs="微软雅黑"/>
           <w:kern w:val="0"/>
           <w:sz w:val="17"/>
           <w:szCs w:val="17"/>
@@ -3685,7 +3493,7 @@
       </w:r>
       <w:r>
         <w:rPr>
-          <w:rFonts w:ascii="微软雅黑" w:eastAsia="微软雅黑" w:hAnsi="Calibri" w:cs="微软雅黑"/>
+          <w:rFonts w:ascii="微软雅黑" w:hAnsi="Calibri" w:eastAsia="微软雅黑" w:cs="微软雅黑"/>
           <w:kern w:val="0"/>
           <w:sz w:val="17"/>
           <w:szCs w:val="17"/>
@@ -3694,7 +3502,7 @@
       </w:r>
       <w:r>
         <w:rPr>
-          <w:rFonts w:ascii="微软雅黑" w:eastAsia="微软雅黑" w:hAnsi="Calibri" w:cs="微软雅黑" w:hint="eastAsia"/>
+          <w:rFonts w:hint="eastAsia" w:ascii="微软雅黑" w:hAnsi="Calibri" w:eastAsia="微软雅黑" w:cs="微软雅黑"/>
           <w:kern w:val="0"/>
           <w:sz w:val="17"/>
           <w:szCs w:val="17"/>
@@ -3709,7 +3517,7 @@
         <w:adjustRightInd w:val="0"/>
         <w:spacing w:before="60" w:after="90" w:line="240" w:lineRule="auto"/>
         <w:rPr>
-          <w:rFonts w:ascii="微软雅黑" w:eastAsia="微软雅黑" w:hAnsi="Calibri" w:cs="微软雅黑"/>
+          <w:rFonts w:ascii="微软雅黑" w:hAnsi="Calibri" w:eastAsia="微软雅黑" w:cs="微软雅黑"/>
           <w:b/>
           <w:bCs/>
           <w:kern w:val="0"/>
@@ -3719,7 +3527,7 @@
       </w:pPr>
       <w:r>
         <w:rPr>
-          <w:rFonts w:ascii="微软雅黑" w:eastAsia="微软雅黑" w:hAnsi="Calibri" w:cs="微软雅黑" w:hint="eastAsia"/>
+          <w:rFonts w:hint="eastAsia" w:ascii="微软雅黑" w:hAnsi="Calibri" w:eastAsia="微软雅黑" w:cs="微软雅黑"/>
           <w:b/>
           <w:bCs/>
           <w:kern w:val="0"/>
@@ -3730,7 +3538,7 @@
       </w:r>
       <w:r>
         <w:rPr>
-          <w:rFonts w:ascii="微软雅黑" w:eastAsia="微软雅黑" w:hAnsi="Calibri" w:cs="微软雅黑"/>
+          <w:rFonts w:ascii="微软雅黑" w:hAnsi="Calibri" w:eastAsia="微软雅黑" w:cs="微软雅黑"/>
           <w:b/>
           <w:bCs/>
           <w:kern w:val="0"/>
@@ -3741,7 +3549,7 @@
       </w:r>
       <w:r>
         <w:rPr>
-          <w:rFonts w:ascii="微软雅黑" w:eastAsia="微软雅黑" w:hAnsi="Calibri" w:cs="微软雅黑" w:hint="eastAsia"/>
+          <w:rFonts w:hint="eastAsia" w:ascii="微软雅黑" w:hAnsi="Calibri" w:eastAsia="微软雅黑" w:cs="微软雅黑"/>
           <w:b/>
           <w:bCs/>
           <w:kern w:val="0"/>
@@ -3752,7 +3560,7 @@
       </w:r>
       <w:r>
         <w:rPr>
-          <w:rFonts w:ascii="微软雅黑" w:eastAsia="微软雅黑" w:hAnsi="Calibri" w:cs="微软雅黑"/>
+          <w:rFonts w:ascii="微软雅黑" w:hAnsi="Calibri" w:eastAsia="微软雅黑" w:cs="微软雅黑"/>
           <w:b/>
           <w:bCs/>
           <w:kern w:val="0"/>
@@ -3763,7 +3571,7 @@
       </w:r>
       <w:r>
         <w:rPr>
-          <w:rFonts w:ascii="微软雅黑" w:eastAsia="微软雅黑" w:hAnsi="Calibri" w:cs="微软雅黑" w:hint="eastAsia"/>
+          <w:rFonts w:hint="eastAsia" w:ascii="微软雅黑" w:hAnsi="Calibri" w:eastAsia="微软雅黑" w:cs="微软雅黑"/>
           <w:b/>
           <w:bCs/>
           <w:kern w:val="0"/>
@@ -3774,7 +3582,7 @@
       </w:r>
       <w:r>
         <w:rPr>
-          <w:rFonts w:ascii="微软雅黑" w:eastAsia="微软雅黑" w:hAnsi="Calibri" w:cs="微软雅黑"/>
+          <w:rFonts w:ascii="微软雅黑" w:hAnsi="Calibri" w:eastAsia="微软雅黑" w:cs="微软雅黑"/>
           <w:b/>
           <w:bCs/>
           <w:kern w:val="0"/>
@@ -3785,7 +3593,7 @@
       </w:r>
       <w:r>
         <w:rPr>
-          <w:rFonts w:ascii="微软雅黑" w:eastAsia="微软雅黑" w:hAnsi="Calibri" w:cs="微软雅黑" w:hint="eastAsia"/>
+          <w:rFonts w:hint="eastAsia" w:ascii="微软雅黑" w:hAnsi="Calibri" w:eastAsia="微软雅黑" w:cs="微软雅黑"/>
           <w:b/>
           <w:bCs/>
           <w:kern w:val="0"/>
@@ -3803,15 +3611,15 @@
         <w:spacing w:after="45" w:line="240" w:lineRule="auto"/>
         <w:ind w:left="300" w:hanging="180"/>
         <w:rPr>
-          <w:rFonts w:ascii="微软雅黑" w:eastAsia="微软雅黑" w:hAnsi="Calibri" w:cs="微软雅黑"/>
-          <w:kern w:val="0"/>
-          <w:sz w:val="17"/>
-          <w:szCs w:val="17"/>
-        </w:rPr>
-      </w:pPr>
-      <w:r>
-        <w:rPr>
-          <w:rFonts w:ascii="微软雅黑" w:eastAsia="微软雅黑" w:hAnsi="Calibri" w:cs="微软雅黑"/>
+          <w:rFonts w:ascii="微软雅黑" w:hAnsi="Calibri" w:eastAsia="微软雅黑" w:cs="微软雅黑"/>
+          <w:kern w:val="0"/>
+          <w:sz w:val="17"/>
+          <w:szCs w:val="17"/>
+        </w:rPr>
+      </w:pPr>
+      <w:r>
+        <w:rPr>
+          <w:rFonts w:ascii="微软雅黑" w:hAnsi="Calibri" w:eastAsia="微软雅黑" w:cs="微软雅黑"/>
           <w:kern w:val="0"/>
           <w:sz w:val="17"/>
           <w:szCs w:val="17"/>
@@ -3820,7 +3628,7 @@
       </w:r>
       <w:r>
         <w:rPr>
-          <w:rFonts w:ascii="微软雅黑" w:eastAsia="微软雅黑" w:hAnsi="Calibri" w:cs="微软雅黑"/>
+          <w:rFonts w:ascii="微软雅黑" w:hAnsi="Calibri" w:eastAsia="微软雅黑" w:cs="微软雅黑"/>
           <w:kern w:val="0"/>
           <w:sz w:val="17"/>
           <w:szCs w:val="17"/>
@@ -3829,7 +3637,7 @@
       </w:r>
       <w:r>
         <w:rPr>
-          <w:rFonts w:ascii="微软雅黑" w:eastAsia="微软雅黑" w:hAnsi="Calibri" w:cs="微软雅黑" w:hint="eastAsia"/>
+          <w:rFonts w:hint="eastAsia" w:ascii="微软雅黑" w:hAnsi="Calibri" w:eastAsia="微软雅黑" w:cs="微软雅黑"/>
           <w:kern w:val="0"/>
           <w:sz w:val="17"/>
           <w:szCs w:val="17"/>
@@ -3845,15 +3653,15 @@
         <w:spacing w:after="45" w:line="240" w:lineRule="auto"/>
         <w:ind w:left="300" w:hanging="180"/>
         <w:rPr>
-          <w:rFonts w:ascii="微软雅黑" w:eastAsia="微软雅黑" w:hAnsi="Calibri" w:cs="微软雅黑"/>
-          <w:kern w:val="0"/>
-          <w:sz w:val="17"/>
-          <w:szCs w:val="17"/>
-        </w:rPr>
-      </w:pPr>
-      <w:r>
-        <w:rPr>
-          <w:rFonts w:ascii="微软雅黑" w:eastAsia="微软雅黑" w:hAnsi="Calibri" w:cs="微软雅黑"/>
+          <w:rFonts w:ascii="微软雅黑" w:hAnsi="Calibri" w:eastAsia="微软雅黑" w:cs="微软雅黑"/>
+          <w:kern w:val="0"/>
+          <w:sz w:val="17"/>
+          <w:szCs w:val="17"/>
+        </w:rPr>
+      </w:pPr>
+      <w:r>
+        <w:rPr>
+          <w:rFonts w:ascii="微软雅黑" w:hAnsi="Calibri" w:eastAsia="微软雅黑" w:cs="微软雅黑"/>
           <w:kern w:val="0"/>
           <w:sz w:val="17"/>
           <w:szCs w:val="17"/>
@@ -3862,7 +3670,7 @@
       </w:r>
       <w:r>
         <w:rPr>
-          <w:rFonts w:ascii="微软雅黑" w:eastAsia="微软雅黑" w:hAnsi="Calibri" w:cs="微软雅黑"/>
+          <w:rFonts w:ascii="微软雅黑" w:hAnsi="Calibri" w:eastAsia="微软雅黑" w:cs="微软雅黑"/>
           <w:kern w:val="0"/>
           <w:sz w:val="17"/>
           <w:szCs w:val="17"/>
@@ -3871,7 +3679,7 @@
       </w:r>
       <w:r>
         <w:rPr>
-          <w:rFonts w:ascii="微软雅黑" w:eastAsia="微软雅黑" w:hAnsi="Calibri" w:cs="微软雅黑" w:hint="eastAsia"/>
+          <w:rFonts w:hint="eastAsia" w:ascii="微软雅黑" w:hAnsi="Calibri" w:eastAsia="微软雅黑" w:cs="微软雅黑"/>
           <w:kern w:val="0"/>
           <w:sz w:val="17"/>
           <w:szCs w:val="17"/>
@@ -3887,15 +3695,15 @@
         <w:spacing w:after="45" w:line="240" w:lineRule="auto"/>
         <w:ind w:left="300" w:hanging="180"/>
         <w:rPr>
-          <w:rFonts w:ascii="微软雅黑" w:eastAsia="微软雅黑" w:hAnsi="Calibri" w:cs="微软雅黑"/>
-          <w:kern w:val="0"/>
-          <w:sz w:val="17"/>
-          <w:szCs w:val="17"/>
-        </w:rPr>
-      </w:pPr>
-      <w:r>
-        <w:rPr>
-          <w:rFonts w:ascii="微软雅黑" w:eastAsia="微软雅黑" w:hAnsi="Calibri" w:cs="微软雅黑"/>
+          <w:rFonts w:ascii="微软雅黑" w:hAnsi="Calibri" w:eastAsia="微软雅黑" w:cs="微软雅黑"/>
+          <w:kern w:val="0"/>
+          <w:sz w:val="17"/>
+          <w:szCs w:val="17"/>
+        </w:rPr>
+      </w:pPr>
+      <w:r>
+        <w:rPr>
+          <w:rFonts w:ascii="微软雅黑" w:hAnsi="Calibri" w:eastAsia="微软雅黑" w:cs="微软雅黑"/>
           <w:kern w:val="0"/>
           <w:sz w:val="17"/>
           <w:szCs w:val="17"/>
@@ -3904,7 +3712,7 @@
       </w:r>
       <w:r>
         <w:rPr>
-          <w:rFonts w:ascii="微软雅黑" w:eastAsia="微软雅黑" w:hAnsi="Calibri" w:cs="微软雅黑"/>
+          <w:rFonts w:ascii="微软雅黑" w:hAnsi="Calibri" w:eastAsia="微软雅黑" w:cs="微软雅黑"/>
           <w:kern w:val="0"/>
           <w:sz w:val="17"/>
           <w:szCs w:val="17"/>
@@ -3913,7 +3721,7 @@
       </w:r>
       <w:r>
         <w:rPr>
-          <w:rFonts w:ascii="微软雅黑" w:eastAsia="微软雅黑" w:hAnsi="Calibri" w:cs="微软雅黑" w:hint="eastAsia"/>
+          <w:rFonts w:hint="eastAsia" w:ascii="微软雅黑" w:hAnsi="Calibri" w:eastAsia="微软雅黑" w:cs="微软雅黑"/>
           <w:kern w:val="0"/>
           <w:sz w:val="17"/>
           <w:szCs w:val="17"/>
@@ -3929,15 +3737,15 @@
         <w:spacing w:after="45" w:line="240" w:lineRule="auto"/>
         <w:ind w:left="300" w:hanging="180"/>
         <w:rPr>
-          <w:rFonts w:ascii="微软雅黑" w:eastAsia="微软雅黑" w:hAnsi="Calibri" w:cs="微软雅黑"/>
-          <w:kern w:val="0"/>
-          <w:sz w:val="17"/>
-          <w:szCs w:val="17"/>
-        </w:rPr>
-      </w:pPr>
-      <w:r>
-        <w:rPr>
-          <w:rFonts w:ascii="微软雅黑" w:eastAsia="微软雅黑" w:hAnsi="Calibri" w:cs="微软雅黑"/>
+          <w:rFonts w:ascii="微软雅黑" w:hAnsi="Calibri" w:eastAsia="微软雅黑" w:cs="微软雅黑"/>
+          <w:kern w:val="0"/>
+          <w:sz w:val="17"/>
+          <w:szCs w:val="17"/>
+        </w:rPr>
+      </w:pPr>
+      <w:r>
+        <w:rPr>
+          <w:rFonts w:ascii="微软雅黑" w:hAnsi="Calibri" w:eastAsia="微软雅黑" w:cs="微软雅黑"/>
           <w:kern w:val="0"/>
           <w:sz w:val="17"/>
           <w:szCs w:val="17"/>
@@ -3946,7 +3754,7 @@
       </w:r>
       <w:r>
         <w:rPr>
-          <w:rFonts w:ascii="微软雅黑" w:eastAsia="微软雅黑" w:hAnsi="Calibri" w:cs="微软雅黑"/>
+          <w:rFonts w:ascii="微软雅黑" w:hAnsi="Calibri" w:eastAsia="微软雅黑" w:cs="微软雅黑"/>
           <w:kern w:val="0"/>
           <w:sz w:val="17"/>
           <w:szCs w:val="17"/>
@@ -3955,7 +3763,7 @@
       </w:r>
       <w:r>
         <w:rPr>
-          <w:rFonts w:ascii="微软雅黑" w:eastAsia="微软雅黑" w:hAnsi="Calibri" w:cs="微软雅黑" w:hint="eastAsia"/>
+          <w:rFonts w:hint="eastAsia" w:ascii="微软雅黑" w:hAnsi="Calibri" w:eastAsia="微软雅黑" w:cs="微软雅黑"/>
           <w:kern w:val="0"/>
           <w:sz w:val="17"/>
           <w:szCs w:val="17"/>
@@ -3964,7 +3772,7 @@
       </w:r>
       <w:r>
         <w:rPr>
-          <w:rFonts w:ascii="微软雅黑" w:eastAsia="微软雅黑" w:hAnsi="Calibri" w:cs="微软雅黑"/>
+          <w:rFonts w:ascii="微软雅黑" w:hAnsi="Calibri" w:eastAsia="微软雅黑" w:cs="微软雅黑"/>
           <w:kern w:val="0"/>
           <w:sz w:val="17"/>
           <w:szCs w:val="17"/>
@@ -3973,7 +3781,7 @@
       </w:r>
       <w:r>
         <w:rPr>
-          <w:rFonts w:ascii="微软雅黑" w:eastAsia="微软雅黑" w:hAnsi="Calibri" w:cs="微软雅黑" w:hint="eastAsia"/>
+          <w:rFonts w:hint="eastAsia" w:ascii="微软雅黑" w:hAnsi="Calibri" w:eastAsia="微软雅黑" w:cs="微软雅黑"/>
           <w:kern w:val="0"/>
           <w:sz w:val="17"/>
           <w:szCs w:val="17"/>
@@ -3988,7 +3796,7 @@
         <w:adjustRightInd w:val="0"/>
         <w:spacing w:before="100" w:after="150" w:line="240" w:lineRule="auto"/>
         <w:rPr>
-          <w:rFonts w:ascii="微软雅黑" w:eastAsia="微软雅黑" w:hAnsi="Calibri" w:cs="微软雅黑"/>
+          <w:rFonts w:ascii="微软雅黑" w:hAnsi="Calibri" w:eastAsia="微软雅黑" w:cs="微软雅黑"/>
           <w:b/>
           <w:bCs/>
           <w:kern w:val="0"/>
@@ -3998,7 +3806,7 @@
       </w:pPr>
       <w:r>
         <w:rPr>
-          <w:rFonts w:ascii="微软雅黑" w:eastAsia="微软雅黑" w:hAnsi="Calibri" w:cs="微软雅黑" w:hint="eastAsia"/>
+          <w:rFonts w:hint="eastAsia" w:ascii="微软雅黑" w:hAnsi="Calibri" w:eastAsia="微软雅黑" w:cs="微软雅黑"/>
           <w:b/>
           <w:bCs/>
           <w:kern w:val="0"/>
@@ -4016,15 +3824,15 @@
         <w:spacing w:after="45" w:line="240" w:lineRule="auto"/>
         <w:ind w:left="300" w:hanging="180"/>
         <w:rPr>
-          <w:rFonts w:ascii="微软雅黑" w:eastAsia="微软雅黑" w:hAnsi="Calibri" w:cs="微软雅黑"/>
-          <w:kern w:val="0"/>
-          <w:sz w:val="17"/>
-          <w:szCs w:val="17"/>
-        </w:rPr>
-      </w:pPr>
-      <w:r>
-        <w:rPr>
-          <w:rFonts w:ascii="微软雅黑" w:eastAsia="微软雅黑" w:hAnsi="Calibri" w:cs="微软雅黑"/>
+          <w:rFonts w:ascii="微软雅黑" w:hAnsi="Calibri" w:eastAsia="微软雅黑" w:cs="微软雅黑"/>
+          <w:kern w:val="0"/>
+          <w:sz w:val="17"/>
+          <w:szCs w:val="17"/>
+        </w:rPr>
+      </w:pPr>
+      <w:r>
+        <w:rPr>
+          <w:rFonts w:ascii="微软雅黑" w:hAnsi="Calibri" w:eastAsia="微软雅黑" w:cs="微软雅黑"/>
           <w:kern w:val="0"/>
           <w:sz w:val="17"/>
           <w:szCs w:val="17"/>
@@ -4033,7 +3841,7 @@
       </w:r>
       <w:r>
         <w:rPr>
-          <w:rFonts w:ascii="微软雅黑" w:eastAsia="微软雅黑" w:hAnsi="Calibri" w:cs="微软雅黑"/>
+          <w:rFonts w:ascii="微软雅黑" w:hAnsi="Calibri" w:eastAsia="微软雅黑" w:cs="微软雅黑"/>
           <w:kern w:val="0"/>
           <w:sz w:val="17"/>
           <w:szCs w:val="17"/>
@@ -4042,7 +3850,7 @@
       </w:r>
       <w:r>
         <w:rPr>
-          <w:rFonts w:ascii="微软雅黑" w:eastAsia="微软雅黑" w:hAnsi="Calibri" w:cs="微软雅黑" w:hint="eastAsia"/>
+          <w:rFonts w:hint="eastAsia" w:ascii="微软雅黑" w:hAnsi="Calibri" w:eastAsia="微软雅黑" w:cs="微软雅黑"/>
           <w:kern w:val="0"/>
           <w:sz w:val="17"/>
           <w:szCs w:val="17"/>
@@ -4051,7 +3859,7 @@
       </w:r>
       <w:r>
         <w:rPr>
-          <w:rFonts w:ascii="微软雅黑" w:eastAsia="微软雅黑" w:hAnsi="Calibri" w:cs="微软雅黑"/>
+          <w:rFonts w:ascii="微软雅黑" w:hAnsi="Calibri" w:eastAsia="微软雅黑" w:cs="微软雅黑"/>
           <w:kern w:val="0"/>
           <w:sz w:val="17"/>
           <w:szCs w:val="17"/>
@@ -4060,7 +3868,7 @@
       </w:r>
       <w:r>
         <w:rPr>
-          <w:rFonts w:ascii="微软雅黑" w:eastAsia="微软雅黑" w:hAnsi="Calibri" w:cs="微软雅黑" w:hint="eastAsia"/>
+          <w:rFonts w:hint="eastAsia" w:ascii="微软雅黑" w:hAnsi="Calibri" w:eastAsia="微软雅黑" w:cs="微软雅黑"/>
           <w:kern w:val="0"/>
           <w:sz w:val="17"/>
           <w:szCs w:val="17"/>
@@ -4076,15 +3884,15 @@
         <w:spacing w:after="45" w:line="240" w:lineRule="auto"/>
         <w:ind w:left="300" w:hanging="180"/>
         <w:rPr>
-          <w:rFonts w:ascii="微软雅黑" w:eastAsia="微软雅黑" w:hAnsi="Calibri" w:cs="微软雅黑"/>
-          <w:kern w:val="0"/>
-          <w:sz w:val="17"/>
-          <w:szCs w:val="17"/>
-        </w:rPr>
-      </w:pPr>
-      <w:r>
-        <w:rPr>
-          <w:rFonts w:ascii="微软雅黑" w:eastAsia="微软雅黑" w:hAnsi="Calibri" w:cs="微软雅黑"/>
+          <w:rFonts w:ascii="微软雅黑" w:hAnsi="Calibri" w:eastAsia="微软雅黑" w:cs="微软雅黑"/>
+          <w:kern w:val="0"/>
+          <w:sz w:val="17"/>
+          <w:szCs w:val="17"/>
+        </w:rPr>
+      </w:pPr>
+      <w:r>
+        <w:rPr>
+          <w:rFonts w:ascii="微软雅黑" w:hAnsi="Calibri" w:eastAsia="微软雅黑" w:cs="微软雅黑"/>
           <w:kern w:val="0"/>
           <w:sz w:val="17"/>
           <w:szCs w:val="17"/>
@@ -4093,7 +3901,7 @@
       </w:r>
       <w:r>
         <w:rPr>
-          <w:rFonts w:ascii="微软雅黑" w:eastAsia="微软雅黑" w:hAnsi="Calibri" w:cs="微软雅黑"/>
+          <w:rFonts w:ascii="微软雅黑" w:hAnsi="Calibri" w:eastAsia="微软雅黑" w:cs="微软雅黑"/>
           <w:kern w:val="0"/>
           <w:sz w:val="17"/>
           <w:szCs w:val="17"/>
@@ -4102,21 +3910,12 @@
       </w:r>
       <w:r>
         <w:rPr>
-          <w:rFonts w:ascii="微软雅黑" w:eastAsia="微软雅黑" w:hAnsi="Calibri" w:cs="微软雅黑" w:hint="eastAsia"/>
-          <w:kern w:val="0"/>
-          <w:sz w:val="17"/>
-          <w:szCs w:val="17"/>
-        </w:rPr>
-        <w:t>注重第一性原理，习惯先确认数据来源、状态</w:t>
-      </w:r>
-      <w:r>
-        <w:rPr>
-          <w:rFonts w:ascii="微软雅黑" w:eastAsia="微软雅黑" w:hAnsi="Calibri" w:cs="微软雅黑" w:hint="eastAsia"/>
-          <w:kern w:val="0"/>
-          <w:sz w:val="17"/>
-          <w:szCs w:val="17"/>
-        </w:rPr>
-        <w:t>来源和判定标准，再进行用例修复或问题归因。</w:t>
+          <w:rFonts w:hint="eastAsia" w:ascii="微软雅黑" w:hAnsi="Calibri" w:eastAsia="微软雅黑" w:cs="微软雅黑"/>
+          <w:kern w:val="0"/>
+          <w:sz w:val="17"/>
+          <w:szCs w:val="17"/>
+        </w:rPr>
+        <w:t>注重第一性原理，习惯先确认数据来源、状态来源和判定标准，再进行用例修复或问题归因。</w:t>
       </w:r>
     </w:p>
     <w:p>
@@ -4127,15 +3926,15 @@
         <w:spacing w:after="45" w:line="240" w:lineRule="auto"/>
         <w:ind w:left="300" w:hanging="180"/>
         <w:rPr>
-          <w:rFonts w:ascii="微软雅黑" w:eastAsia="微软雅黑" w:hAnsi="Calibri" w:cs="微软雅黑"/>
-          <w:kern w:val="0"/>
-          <w:sz w:val="17"/>
-          <w:szCs w:val="17"/>
-        </w:rPr>
-      </w:pPr>
-      <w:r>
-        <w:rPr>
-          <w:rFonts w:ascii="微软雅黑" w:eastAsia="微软雅黑" w:hAnsi="Calibri" w:cs="微软雅黑"/>
+          <w:rFonts w:ascii="微软雅黑" w:hAnsi="Calibri" w:eastAsia="微软雅黑" w:cs="微软雅黑"/>
+          <w:kern w:val="0"/>
+          <w:sz w:val="17"/>
+          <w:szCs w:val="17"/>
+        </w:rPr>
+      </w:pPr>
+      <w:r>
+        <w:rPr>
+          <w:rFonts w:ascii="微软雅黑" w:hAnsi="Calibri" w:eastAsia="微软雅黑" w:cs="微软雅黑"/>
           <w:kern w:val="0"/>
           <w:sz w:val="17"/>
           <w:szCs w:val="17"/>
@@ -4144,7 +3943,7 @@
       </w:r>
       <w:r>
         <w:rPr>
-          <w:rFonts w:ascii="微软雅黑" w:eastAsia="微软雅黑" w:hAnsi="Calibri" w:cs="微软雅黑"/>
+          <w:rFonts w:ascii="微软雅黑" w:hAnsi="Calibri" w:eastAsia="微软雅黑" w:cs="微软雅黑"/>
           <w:kern w:val="0"/>
           <w:sz w:val="17"/>
           <w:szCs w:val="17"/>
@@ -4153,7 +3952,7 @@
       </w:r>
       <w:r>
         <w:rPr>
-          <w:rFonts w:ascii="微软雅黑" w:eastAsia="微软雅黑" w:hAnsi="Calibri" w:cs="微软雅黑" w:hint="eastAsia"/>
+          <w:rFonts w:hint="eastAsia" w:ascii="微软雅黑" w:hAnsi="Calibri" w:eastAsia="微软雅黑" w:cs="微软雅黑"/>
           <w:kern w:val="0"/>
           <w:sz w:val="17"/>
           <w:szCs w:val="17"/>
@@ -4164,35 +3963,28 @@
     <w:sectPr>
       <w:pgSz w:w="11906" w:h="16838"/>
       <w:pgMar w:top="500" w:right="720" w:bottom="500" w:left="720" w:header="720" w:footer="720" w:gutter="0"/>
-      <w:cols w:space="720"/>
-      <w:noEndnote/>
+      <w:cols w:space="720" w:num="1"/>
     </w:sectPr>
   </w:body>
 </w:document>
 </file>
 
 <file path=word/endnotes.xml><?xml version="1.0" encoding="utf-8"?>
-<w:endnotes xmlns:wpc="http://schemas.microsoft.com/office/word/2010/wordprocessingCanvas" xmlns:cx="http://schemas.microsoft.com/office/drawing/2014/chartex" xmlns:cx1="http://schemas.microsoft.com/office/drawing/2015/9/8/chartex" xmlns:cx2="http://schemas.microsoft.com/office/drawing/2015/10/21/chartex" xmlns:cx3="http://schemas.microsoft.com/office/drawing/2016/5/9/chartex" xmlns:cx4="http://schemas.microsoft.com/office/drawing/2016/5/10/chartex" xmlns:cx5="http://schemas.microsoft.com/office/drawing/2016/5/11/chartex" xmlns:cx6="http://schemas.microsoft.com/office/drawing/2016/5/12/chartex" xmlns:cx7="http://schemas.microsoft.com/office/drawing/2016/5/13/chartex" xmlns:cx8="http://schemas.microsoft.com/office/drawing/2016/5/14/chartex" xmlns:mc="http://schemas.openxmlformats.org/markup-compatibility/2006" xmlns:aink="http://schemas.microsoft.com/office/drawing/2016/ink" xmlns:am3d="http://schemas.microsoft.com/office/drawing/2017/model3d" xmlns:o="urn:schemas-microsoft-com:office:office" xmlns:oel="http://schemas.microsoft.com/office/2019/extlst" xmlns:r="http://schemas.openxmlformats.org/officeDocument/2006/relationships" xmlns:m="http://schemas.openxmlformats.org/officeDocument/2006/math" xmlns:v="urn:schemas-microsoft-com:vml" xmlns:wp14="http://schemas.microsoft.com/office/word/2010/wordprocessingDrawing" xmlns:wp="http://schemas.openxmlformats.org/drawingml/2006/wordprocessingDrawing" xmlns:w10="urn:schemas-microsoft-com:office:word" xmlns:w="http://schemas.openxmlformats.org/wordprocessingml/2006/main" xmlns:w14="http://schemas.microsoft.com/office/word/2010/wordml" xmlns:w15="http://schemas.microsoft.com/office/word/2012/wordml" xmlns:w16cex="http://schemas.microsoft.com/office/word/2018/wordml/cex" xmlns:w16cid="http://schemas.microsoft.com/office/word/2016/wordml/cid" xmlns:w16="http://schemas.microsoft.com/office/word/2018/wordml" xmlns:w16du="http://schemas.microsoft.com/office/word/2023/wordml/word16du" xmlns:w16sdtdh="http://schemas.microsoft.com/office/word/2020/wordml/sdtdatahash" xmlns:w16sdtfl="http://schemas.microsoft.com/office/word/2024/wordml/sdtformatlock" xmlns:w16se="http://schemas.microsoft.com/office/word/2015/wordml/symex" xmlns:wpg="http://schemas.microsoft.com/office/word/2010/wordprocessingGroup" xmlns:wpi="http://schemas.microsoft.com/office/word/2010/wordprocessingInk" xmlns:wne="http://schemas.microsoft.com/office/word/2006/wordml" xmlns:wps="http://schemas.microsoft.com/office/word/2010/wordprocessingShape" mc:Ignorable="w14 w15 w16se w16cid w16 w16cex w16sdtdh w16sdtfl w16du wp14">
-  <w:endnote w:type="separator" w:id="-1">
-    <w:p>
-      <w:pPr>
-        <w:spacing w:after="0" w:line="240" w:lineRule="auto"/>
-        <w:rPr>
-          <w:rFonts w:hint="eastAsia"/>
-        </w:rPr>
+<w:endnotes xmlns:wpc="http://schemas.microsoft.com/office/word/2010/wordprocessingCanvas" xmlns:mc="http://schemas.openxmlformats.org/markup-compatibility/2006" xmlns:o="urn:schemas-microsoft-com:office:office" xmlns:r="http://schemas.openxmlformats.org/officeDocument/2006/relationships" xmlns:m="http://schemas.openxmlformats.org/officeDocument/2006/math" xmlns:v="urn:schemas-microsoft-com:vml" xmlns:wp14="http://schemas.microsoft.com/office/word/2010/wordprocessingDrawing" xmlns:wp="http://schemas.openxmlformats.org/drawingml/2006/wordprocessingDrawing" xmlns:w="http://schemas.openxmlformats.org/wordprocessingml/2006/main" xmlns:w14="http://schemas.microsoft.com/office/word/2010/wordml" xmlns:w15="http://schemas.microsoft.com/office/word/2012/wordml" xmlns:w10="urn:schemas-microsoft-com:office:word" xmlns:wpg="http://schemas.microsoft.com/office/word/2010/wordprocessingGroup" xmlns:wpi="http://schemas.microsoft.com/office/word/2010/wordprocessingInk" xmlns:wne="http://schemas.microsoft.com/office/word/2006/wordml" xmlns:wps="http://schemas.microsoft.com/office/word/2010/wordprocessingShape" xmlns:wpsCustomData="http://www.wps.cn/officeDocument/2013/wpsCustomData" mc:Ignorable="w14 w15 wp14">
+  <w:endnote w:type="separator" w:id="0">
+    <w:p>
+      <w:pPr>
+        <w:spacing w:line="240" w:lineRule="auto"/>
       </w:pPr>
       <w:r>
         <w:separator/>
       </w:r>
     </w:p>
   </w:endnote>
-  <w:endnote w:type="continuationSeparator" w:id="0">
-    <w:p>
-      <w:pPr>
-        <w:spacing w:after="0" w:line="240" w:lineRule="auto"/>
-        <w:rPr>
-          <w:rFonts w:hint="eastAsia"/>
-        </w:rPr>
+  <w:endnote w:type="continuationSeparator" w:id="1">
+    <w:p>
+      <w:pPr>
+        <w:spacing w:line="240" w:lineRule="auto"/>
       </w:pPr>
       <w:r>
         <w:continuationSeparator/>
@@ -4203,27 +3995,21 @@
 </file>
 
 <file path=word/footnotes.xml><?xml version="1.0" encoding="utf-8"?>
-<w:footnotes xmlns:wpc="http://schemas.microsoft.com/office/word/2010/wordprocessingCanvas" xmlns:cx="http://schemas.microsoft.com/office/drawing/2014/chartex" xmlns:cx1="http://schemas.microsoft.com/office/drawing/2015/9/8/chartex" xmlns:cx2="http://schemas.microsoft.com/office/drawing/2015/10/21/chartex" xmlns:cx3="http://schemas.microsoft.com/office/drawing/2016/5/9/chartex" xmlns:cx4="http://schemas.microsoft.com/office/drawing/2016/5/10/chartex" xmlns:cx5="http://schemas.microsoft.com/office/drawing/2016/5/11/chartex" xmlns:cx6="http://schemas.microsoft.com/office/drawing/2016/5/12/chartex" xmlns:cx7="http://schemas.microsoft.com/office/drawing/2016/5/13/chartex" xmlns:cx8="http://schemas.microsoft.com/office/drawing/2016/5/14/chartex" xmlns:mc="http://schemas.openxmlformats.org/markup-compatibility/2006" xmlns:aink="http://schemas.microsoft.com/office/drawing/2016/ink" xmlns:am3d="http://schemas.microsoft.com/office/drawing/2017/model3d" xmlns:o="urn:schemas-microsoft-com:office:office" xmlns:oel="http://schemas.microsoft.com/office/2019/extlst" xmlns:r="http://schemas.openxmlformats.org/officeDocument/2006/relationships" xmlns:m="http://schemas.openxmlformats.org/officeDocument/2006/math" xmlns:v="urn:schemas-microsoft-com:vml" xmlns:wp14="http://schemas.microsoft.com/office/word/2010/wordprocessingDrawing" xmlns:wp="http://schemas.openxmlformats.org/drawingml/2006/wordprocessingDrawing" xmlns:w10="urn:schemas-microsoft-com:office:word" xmlns:w="http://schemas.openxmlformats.org/wordprocessingml/2006/main" xmlns:w14="http://schemas.microsoft.com/office/word/2010/wordml" xmlns:w15="http://schemas.microsoft.com/office/word/2012/wordml" xmlns:w16cex="http://schemas.microsoft.com/office/word/2018/wordml/cex" xmlns:w16cid="http://schemas.microsoft.com/office/word/2016/wordml/cid" xmlns:w16="http://schemas.microsoft.com/office/word/2018/wordml" xmlns:w16du="http://schemas.microsoft.com/office/word/2023/wordml/word16du" xmlns:w16sdtdh="http://schemas.microsoft.com/office/word/2020/wordml/sdtdatahash" xmlns:w16sdtfl="http://schemas.microsoft.com/office/word/2024/wordml/sdtformatlock" xmlns:w16se="http://schemas.microsoft.com/office/word/2015/wordml/symex" xmlns:wpg="http://schemas.microsoft.com/office/word/2010/wordprocessingGroup" xmlns:wpi="http://schemas.microsoft.com/office/word/2010/wordprocessingInk" xmlns:wne="http://schemas.microsoft.com/office/word/2006/wordml" xmlns:wps="http://schemas.microsoft.com/office/word/2010/wordprocessingShape" mc:Ignorable="w14 w15 w16se w16cid w16 w16cex w16sdtdh w16sdtfl w16du wp14">
-  <w:footnote w:type="separator" w:id="-1">
-    <w:p>
-      <w:pPr>
-        <w:spacing w:after="0" w:line="240" w:lineRule="auto"/>
-        <w:rPr>
-          <w:rFonts w:hint="eastAsia"/>
-        </w:rPr>
+<w:footnotes xmlns:wpc="http://schemas.microsoft.com/office/word/2010/wordprocessingCanvas" xmlns:mc="http://schemas.openxmlformats.org/markup-compatibility/2006" xmlns:o="urn:schemas-microsoft-com:office:office" xmlns:r="http://schemas.openxmlformats.org/officeDocument/2006/relationships" xmlns:m="http://schemas.openxmlformats.org/officeDocument/2006/math" xmlns:v="urn:schemas-microsoft-com:vml" xmlns:wp14="http://schemas.microsoft.com/office/word/2010/wordprocessingDrawing" xmlns:wp="http://schemas.openxmlformats.org/drawingml/2006/wordprocessingDrawing" xmlns:w="http://schemas.openxmlformats.org/wordprocessingml/2006/main" xmlns:w14="http://schemas.microsoft.com/office/word/2010/wordml" xmlns:w15="http://schemas.microsoft.com/office/word/2012/wordml" xmlns:w10="urn:schemas-microsoft-com:office:word" xmlns:wpg="http://schemas.microsoft.com/office/word/2010/wordprocessingGroup" xmlns:wpi="http://schemas.microsoft.com/office/word/2010/wordprocessingInk" xmlns:wne="http://schemas.microsoft.com/office/word/2006/wordml" xmlns:wps="http://schemas.microsoft.com/office/word/2010/wordprocessingShape" xmlns:wpsCustomData="http://www.wps.cn/officeDocument/2013/wpsCustomData" mc:Ignorable="w14 w15 wp14">
+  <w:footnote w:type="separator" w:id="0">
+    <w:p>
+      <w:pPr>
+        <w:spacing w:before="0" w:after="0" w:line="278" w:lineRule="auto"/>
       </w:pPr>
       <w:r>
         <w:separator/>
       </w:r>
     </w:p>
   </w:footnote>
-  <w:footnote w:type="continuationSeparator" w:id="0">
-    <w:p>
-      <w:pPr>
-        <w:spacing w:after="0" w:line="240" w:lineRule="auto"/>
-        <w:rPr>
-          <w:rFonts w:hint="eastAsia"/>
-        </w:rPr>
+  <w:footnote w:type="continuationSeparator" w:id="1">
+    <w:p>
+      <w:pPr>
+        <w:spacing w:before="0" w:after="0" w:line="278" w:lineRule="auto"/>
       </w:pPr>
       <w:r>
         <w:continuationSeparator/>
@@ -4234,422 +4020,294 @@
 </file>
 
 <file path=word/styles.xml><?xml version="1.0" encoding="utf-8"?>
-<w:styles xmlns:mc="http://schemas.openxmlformats.org/markup-compatibility/2006" xmlns:r="http://schemas.openxmlformats.org/officeDocument/2006/relationships" xmlns:w="http://schemas.openxmlformats.org/wordprocessingml/2006/main" xmlns:w14="http://schemas.microsoft.com/office/word/2010/wordml" xmlns:w15="http://schemas.microsoft.com/office/word/2012/wordml" xmlns:w16cex="http://schemas.microsoft.com/office/word/2018/wordml/cex" xmlns:w16cid="http://schemas.microsoft.com/office/word/2016/wordml/cid" xmlns:w16="http://schemas.microsoft.com/office/word/2018/wordml" xmlns:w16du="http://schemas.microsoft.com/office/word/2023/wordml/word16du" xmlns:w16sdtdh="http://schemas.microsoft.com/office/word/2020/wordml/sdtdatahash" xmlns:w16sdtfl="http://schemas.microsoft.com/office/word/2024/wordml/sdtformatlock" xmlns:w16se="http://schemas.microsoft.com/office/word/2015/wordml/symex" mc:Ignorable="w14 w15 w16se w16cid w16 w16cex w16sdtdh w16sdtfl w16du">
+<w:styles xmlns:mc="http://schemas.openxmlformats.org/markup-compatibility/2006" xmlns:o="urn:schemas-microsoft-com:office:office" xmlns:r="http://schemas.openxmlformats.org/officeDocument/2006/relationships" xmlns:m="http://schemas.openxmlformats.org/officeDocument/2006/math" xmlns:v="urn:schemas-microsoft-com:vml" xmlns:w="http://schemas.openxmlformats.org/wordprocessingml/2006/main" xmlns:w14="http://schemas.microsoft.com/office/word/2010/wordml" xmlns:w10="urn:schemas-microsoft-com:office:word" xmlns:sl="http://schemas.openxmlformats.org/schemaLibrary/2006/main" xmlns:wpsCustomData="http://www.wps.cn/officeDocument/2013/wpsCustomData" mc:Ignorable="w14">
   <w:docDefaults>
     <w:rPrDefault>
       <w:rPr>
-        <w:rFonts w:asciiTheme="minorHAnsi" w:eastAsiaTheme="minorEastAsia" w:hAnsiTheme="minorHAnsi" w:cstheme="minorBidi"/>
-        <w:kern w:val="2"/>
-        <w:sz w:val="22"/>
-        <w:szCs w:val="24"/>
-        <w:lang w:val="en-US" w:eastAsia="zh-CN" w:bidi="ar-SA"/>
-        <w14:ligatures w14:val="standardContextual"/>
+        <w:rFonts w:asciiTheme="minorHAnsi" w:hAnsiTheme="minorHAnsi" w:eastAsiaTheme="minorEastAsia" w:cstheme="minorBidi"/>
       </w:rPr>
     </w:rPrDefault>
-    <w:pPrDefault>
-      <w:pPr>
-        <w:spacing w:after="160" w:line="278" w:lineRule="auto"/>
-      </w:pPr>
-    </w:pPrDefault>
+    <w:pPrDefault/>
   </w:docDefaults>
-  <w:latentStyles w:defLockedState="0" w:defUIPriority="99" w:defSemiHidden="0" w:defUnhideWhenUsed="0" w:defQFormat="0" w:count="376">
-    <w:lsdException w:name="Normal" w:uiPriority="0" w:qFormat="1"/>
-    <w:lsdException w:name="heading 1" w:uiPriority="9" w:qFormat="1"/>
-    <w:lsdException w:name="heading 2" w:semiHidden="1" w:uiPriority="9" w:unhideWhenUsed="1" w:qFormat="1"/>
-    <w:lsdException w:name="heading 3" w:semiHidden="1" w:uiPriority="9" w:unhideWhenUsed="1" w:qFormat="1"/>
-    <w:lsdException w:name="heading 4" w:semiHidden="1" w:uiPriority="9" w:unhideWhenUsed="1" w:qFormat="1"/>
-    <w:lsdException w:name="heading 5" w:semiHidden="1" w:uiPriority="9" w:unhideWhenUsed="1" w:qFormat="1"/>
-    <w:lsdException w:name="heading 6" w:semiHidden="1" w:uiPriority="9" w:unhideWhenUsed="1" w:qFormat="1"/>
-    <w:lsdException w:name="heading 7" w:semiHidden="1" w:uiPriority="9" w:unhideWhenUsed="1" w:qFormat="1"/>
-    <w:lsdException w:name="heading 8" w:semiHidden="1" w:uiPriority="9" w:unhideWhenUsed="1" w:qFormat="1"/>
-    <w:lsdException w:name="heading 9" w:semiHidden="1" w:uiPriority="9" w:unhideWhenUsed="1" w:qFormat="1"/>
-    <w:lsdException w:name="index 1" w:semiHidden="1" w:unhideWhenUsed="1"/>
-    <w:lsdException w:name="index 2" w:semiHidden="1" w:unhideWhenUsed="1"/>
-    <w:lsdException w:name="index 3" w:semiHidden="1" w:unhideWhenUsed="1"/>
-    <w:lsdException w:name="index 4" w:semiHidden="1" w:unhideWhenUsed="1"/>
-    <w:lsdException w:name="index 5" w:semiHidden="1" w:unhideWhenUsed="1"/>
-    <w:lsdException w:name="index 6" w:semiHidden="1" w:unhideWhenUsed="1"/>
-    <w:lsdException w:name="index 7" w:semiHidden="1" w:unhideWhenUsed="1"/>
-    <w:lsdException w:name="index 8" w:semiHidden="1" w:unhideWhenUsed="1"/>
-    <w:lsdException w:name="index 9" w:semiHidden="1" w:unhideWhenUsed="1"/>
-    <w:lsdException w:name="toc 1" w:semiHidden="1" w:uiPriority="39" w:unhideWhenUsed="1"/>
-    <w:lsdException w:name="toc 2" w:semiHidden="1" w:uiPriority="39" w:unhideWhenUsed="1"/>
-    <w:lsdException w:name="toc 3" w:semiHidden="1" w:uiPriority="39" w:unhideWhenUsed="1"/>
-    <w:lsdException w:name="toc 4" w:semiHidden="1" w:uiPriority="39" w:unhideWhenUsed="1"/>
-    <w:lsdException w:name="toc 5" w:semiHidden="1" w:uiPriority="39" w:unhideWhenUsed="1"/>
-    <w:lsdException w:name="toc 6" w:semiHidden="1" w:uiPriority="39" w:unhideWhenUsed="1"/>
-    <w:lsdException w:name="toc 7" w:semiHidden="1" w:uiPriority="39" w:unhideWhenUsed="1"/>
-    <w:lsdException w:name="toc 8" w:semiHidden="1" w:uiPriority="39" w:unhideWhenUsed="1"/>
-    <w:lsdException w:name="toc 9" w:semiHidden="1" w:uiPriority="39" w:unhideWhenUsed="1"/>
-    <w:lsdException w:name="Normal Indent" w:semiHidden="1" w:unhideWhenUsed="1"/>
-    <w:lsdException w:name="footnote text" w:semiHidden="1" w:unhideWhenUsed="1"/>
-    <w:lsdException w:name="annotation text" w:semiHidden="1" w:unhideWhenUsed="1"/>
-    <w:lsdException w:name="header" w:semiHidden="1" w:unhideWhenUsed="1"/>
-    <w:lsdException w:name="footer" w:semiHidden="1" w:unhideWhenUsed="1"/>
-    <w:lsdException w:name="index heading" w:semiHidden="1" w:unhideWhenUsed="1"/>
-    <w:lsdException w:name="caption" w:semiHidden="1" w:uiPriority="35" w:unhideWhenUsed="1" w:qFormat="1"/>
-    <w:lsdException w:name="table of figures" w:semiHidden="1" w:unhideWhenUsed="1"/>
-    <w:lsdException w:name="envelope address" w:semiHidden="1" w:unhideWhenUsed="1"/>
-    <w:lsdException w:name="envelope return" w:semiHidden="1" w:unhideWhenUsed="1"/>
-    <w:lsdException w:name="footnote reference" w:semiHidden="1" w:unhideWhenUsed="1"/>
-    <w:lsdException w:name="annotation reference" w:semiHidden="1" w:unhideWhenUsed="1"/>
-    <w:lsdException w:name="line number" w:semiHidden="1" w:unhideWhenUsed="1"/>
-    <w:lsdException w:name="page number" w:semiHidden="1" w:unhideWhenUsed="1"/>
-    <w:lsdException w:name="endnote reference" w:semiHidden="1" w:unhideWhenUsed="1"/>
-    <w:lsdException w:name="endnote text" w:semiHidden="1" w:unhideWhenUsed="1"/>
-    <w:lsdException w:name="table of authorities" w:semiHidden="1" w:unhideWhenUsed="1"/>
-    <w:lsdException w:name="macro" w:semiHidden="1" w:unhideWhenUsed="1"/>
-    <w:lsdException w:name="toa heading" w:semiHidden="1" w:unhideWhenUsed="1"/>
-    <w:lsdException w:name="List" w:semiHidden="1" w:unhideWhenUsed="1"/>
-    <w:lsdException w:name="List Bullet" w:semiHidden="1" w:unhideWhenUsed="1"/>
-    <w:lsdException w:name="List Number" w:semiHidden="1" w:unhideWhenUsed="1"/>
-    <w:lsdException w:name="List 2" w:semiHidden="1" w:unhideWhenUsed="1"/>
-    <w:lsdException w:name="List 3" w:semiHidden="1" w:unhideWhenUsed="1"/>
-    <w:lsdException w:name="List 4" w:semiHidden="1" w:unhideWhenUsed="1"/>
-    <w:lsdException w:name="List 5" w:semiHidden="1" w:unhideWhenUsed="1"/>
-    <w:lsdException w:name="List Bullet 2" w:semiHidden="1" w:unhideWhenUsed="1"/>
-    <w:lsdException w:name="List Bullet 3" w:semiHidden="1" w:unhideWhenUsed="1"/>
-    <w:lsdException w:name="List Bullet 4" w:semiHidden="1" w:unhideWhenUsed="1"/>
-    <w:lsdException w:name="List Bullet 5" w:semiHidden="1" w:unhideWhenUsed="1"/>
-    <w:lsdException w:name="List Number 2" w:semiHidden="1" w:unhideWhenUsed="1"/>
-    <w:lsdException w:name="List Number 3" w:semiHidden="1" w:unhideWhenUsed="1"/>
-    <w:lsdException w:name="List Number 4" w:semiHidden="1" w:unhideWhenUsed="1"/>
-    <w:lsdException w:name="List Number 5" w:semiHidden="1" w:unhideWhenUsed="1"/>
-    <w:lsdException w:name="Title" w:uiPriority="10" w:qFormat="1"/>
-    <w:lsdException w:name="Closing" w:semiHidden="1" w:unhideWhenUsed="1"/>
-    <w:lsdException w:name="Signature" w:semiHidden="1" w:unhideWhenUsed="1"/>
-    <w:lsdException w:name="Default Paragraph Font" w:semiHidden="1" w:uiPriority="1" w:unhideWhenUsed="1"/>
-    <w:lsdException w:name="Body Text" w:semiHidden="1" w:unhideWhenUsed="1"/>
-    <w:lsdException w:name="Body Text Indent" w:semiHidden="1" w:unhideWhenUsed="1"/>
-    <w:lsdException w:name="List Continue" w:semiHidden="1" w:unhideWhenUsed="1"/>
-    <w:lsdException w:name="List Continue 2" w:semiHidden="1" w:unhideWhenUsed="1"/>
-    <w:lsdException w:name="List Continue 3" w:semiHidden="1" w:unhideWhenUsed="1"/>
-    <w:lsdException w:name="List Continue 4" w:semiHidden="1" w:unhideWhenUsed="1"/>
-    <w:lsdException w:name="List Continue 5" w:semiHidden="1" w:unhideWhenUsed="1"/>
-    <w:lsdException w:name="Message Header" w:semiHidden="1" w:unhideWhenUsed="1"/>
-    <w:lsdException w:name="Subtitle" w:uiPriority="11" w:qFormat="1"/>
-    <w:lsdException w:name="Salutation" w:semiHidden="1" w:unhideWhenUsed="1"/>
-    <w:lsdException w:name="Date" w:semiHidden="1" w:unhideWhenUsed="1"/>
-    <w:lsdException w:name="Body Text First Indent" w:semiHidden="1" w:unhideWhenUsed="1"/>
-    <w:lsdException w:name="Body Text First Indent 2" w:semiHidden="1" w:unhideWhenUsed="1"/>
-    <w:lsdException w:name="Note Heading" w:semiHidden="1" w:unhideWhenUsed="1"/>
-    <w:lsdException w:name="Body Text 2" w:semiHidden="1" w:unhideWhenUsed="1"/>
-    <w:lsdException w:name="Body Text 3" w:semiHidden="1" w:unhideWhenUsed="1"/>
-    <w:lsdException w:name="Body Text Indent 2" w:semiHidden="1" w:unhideWhenUsed="1"/>
-    <w:lsdException w:name="Body Text Indent 3" w:semiHidden="1" w:unhideWhenUsed="1"/>
-    <w:lsdException w:name="Block Text" w:semiHidden="1" w:unhideWhenUsed="1"/>
-    <w:lsdException w:name="Hyperlink" w:semiHidden="1" w:unhideWhenUsed="1"/>
-    <w:lsdException w:name="FollowedHyperlink" w:semiHidden="1" w:unhideWhenUsed="1"/>
-    <w:lsdException w:name="Strong" w:uiPriority="22" w:qFormat="1"/>
-    <w:lsdException w:name="Emphasis" w:uiPriority="20" w:qFormat="1"/>
-    <w:lsdException w:name="Document Map" w:semiHidden="1" w:unhideWhenUsed="1"/>
-    <w:lsdException w:name="Plain Text" w:semiHidden="1" w:unhideWhenUsed="1"/>
-    <w:lsdException w:name="E-mail Signature" w:semiHidden="1" w:unhideWhenUsed="1"/>
-    <w:lsdException w:name="HTML Top of Form" w:semiHidden="1" w:unhideWhenUsed="1"/>
-    <w:lsdException w:name="HTML Bottom of Form" w:semiHidden="1" w:unhideWhenUsed="1"/>
-    <w:lsdException w:name="Normal (Web)" w:semiHidden="1" w:unhideWhenUsed="1"/>
-    <w:lsdException w:name="HTML Acronym" w:semiHidden="1" w:unhideWhenUsed="1"/>
-    <w:lsdException w:name="HTML Address" w:semiHidden="1" w:unhideWhenUsed="1"/>
-    <w:lsdException w:name="HTML Cite" w:semiHidden="1" w:unhideWhenUsed="1"/>
-    <w:lsdException w:name="HTML Code" w:semiHidden="1" w:unhideWhenUsed="1"/>
-    <w:lsdException w:name="HTML Definition" w:semiHidden="1" w:unhideWhenUsed="1"/>
-    <w:lsdException w:name="HTML Keyboard" w:semiHidden="1" w:unhideWhenUsed="1"/>
-    <w:lsdException w:name="HTML Preformatted" w:semiHidden="1" w:unhideWhenUsed="1"/>
-    <w:lsdException w:name="HTML Sample" w:semiHidden="1" w:unhideWhenUsed="1"/>
-    <w:lsdException w:name="HTML Typewriter" w:semiHidden="1" w:unhideWhenUsed="1"/>
-    <w:lsdException w:name="HTML Variable" w:semiHidden="1" w:unhideWhenUsed="1"/>
-    <w:lsdException w:name="Normal Table" w:semiHidden="1" w:unhideWhenUsed="1"/>
-    <w:lsdException w:name="annotation subject" w:semiHidden="1" w:unhideWhenUsed="1"/>
-    <w:lsdException w:name="No List" w:semiHidden="1" w:unhideWhenUsed="1"/>
-    <w:lsdException w:name="Outline List 1" w:semiHidden="1" w:unhideWhenUsed="1"/>
-    <w:lsdException w:name="Outline List 2" w:semiHidden="1" w:unhideWhenUsed="1"/>
-    <w:lsdException w:name="Outline List 3" w:semiHidden="1" w:unhideWhenUsed="1"/>
-    <w:lsdException w:name="Table Simple 1" w:semiHidden="1" w:unhideWhenUsed="1"/>
-    <w:lsdException w:name="Table Simple 2" w:semiHidden="1" w:unhideWhenUsed="1"/>
-    <w:lsdException w:name="Table Simple 3" w:semiHidden="1" w:unhideWhenUsed="1"/>
-    <w:lsdException w:name="Table Classic 1" w:semiHidden="1" w:unhideWhenUsed="1"/>
-    <w:lsdException w:name="Table Classic 2" w:semiHidden="1" w:unhideWhenUsed="1"/>
-    <w:lsdException w:name="Table Classic 3" w:semiHidden="1" w:unhideWhenUsed="1"/>
-    <w:lsdException w:name="Table Classic 4" w:semiHidden="1" w:unhideWhenUsed="1"/>
-    <w:lsdException w:name="Table Colorful 1" w:semiHidden="1" w:unhideWhenUsed="1"/>
-    <w:lsdException w:name="Table Colorful 2" w:semiHidden="1" w:unhideWhenUsed="1"/>
-    <w:lsdException w:name="Table Colorful 3" w:semiHidden="1" w:unhideWhenUsed="1"/>
-    <w:lsdException w:name="Table Columns 1" w:semiHidden="1" w:unhideWhenUsed="1"/>
-    <w:lsdException w:name="Table Columns 2" w:semiHidden="1" w:unhideWhenUsed="1"/>
-    <w:lsdException w:name="Table Columns 3" w:semiHidden="1" w:unhideWhenUsed="1"/>
-    <w:lsdException w:name="Table Columns 4" w:semiHidden="1" w:unhideWhenUsed="1"/>
-    <w:lsdException w:name="Table Columns 5" w:semiHidden="1" w:unhideWhenUsed="1"/>
-    <w:lsdException w:name="Table Grid 1" w:semiHidden="1" w:unhideWhenUsed="1"/>
-    <w:lsdException w:name="Table Grid 2" w:semiHidden="1" w:unhideWhenUsed="1"/>
-    <w:lsdException w:name="Table Grid 3" w:semiHidden="1" w:unhideWhenUsed="1"/>
-    <w:lsdException w:name="Table Grid 4" w:semiHidden="1" w:unhideWhenUsed="1"/>
-    <w:lsdException w:name="Table Grid 5" w:semiHidden="1" w:unhideWhenUsed="1"/>
-    <w:lsdException w:name="Table Grid 6" w:semiHidden="1" w:unhideWhenUsed="1"/>
-    <w:lsdException w:name="Table Grid 7" w:semiHidden="1" w:unhideWhenUsed="1"/>
-    <w:lsdException w:name="Table Grid 8" w:semiHidden="1" w:unhideWhenUsed="1"/>
-    <w:lsdException w:name="Table List 1" w:semiHidden="1" w:unhideWhenUsed="1"/>
-    <w:lsdException w:name="Table List 2" w:semiHidden="1" w:unhideWhenUsed="1"/>
-    <w:lsdException w:name="Table List 3" w:semiHidden="1" w:unhideWhenUsed="1"/>
-    <w:lsdException w:name="Table List 4" w:semiHidden="1" w:unhideWhenUsed="1"/>
-    <w:lsdException w:name="Table List 5" w:semiHidden="1" w:unhideWhenUsed="1"/>
-    <w:lsdException w:name="Table List 6" w:semiHidden="1" w:unhideWhenUsed="1"/>
-    <w:lsdException w:name="Table List 7" w:semiHidden="1" w:unhideWhenUsed="1"/>
-    <w:lsdException w:name="Table List 8" w:semiHidden="1" w:unhideWhenUsed="1"/>
-    <w:lsdException w:name="Table 3D effects 1" w:semiHidden="1" w:unhideWhenUsed="1"/>
-    <w:lsdException w:name="Table 3D effects 2" w:semiHidden="1" w:unhideWhenUsed="1"/>
-    <w:lsdException w:name="Table 3D effects 3" w:semiHidden="1" w:unhideWhenUsed="1"/>
-    <w:lsdException w:name="Table Contemporary" w:semiHidden="1" w:unhideWhenUsed="1"/>
-    <w:lsdException w:name="Table Elegant" w:semiHidden="1" w:unhideWhenUsed="1"/>
-    <w:lsdException w:name="Table Professional" w:semiHidden="1" w:unhideWhenUsed="1"/>
-    <w:lsdException w:name="Table Subtle 1" w:semiHidden="1" w:unhideWhenUsed="1"/>
-    <w:lsdException w:name="Table Subtle 2" w:semiHidden="1" w:unhideWhenUsed="1"/>
-    <w:lsdException w:name="Table Web 1" w:semiHidden="1" w:unhideWhenUsed="1"/>
-    <w:lsdException w:name="Table Web 2" w:semiHidden="1" w:unhideWhenUsed="1"/>
-    <w:lsdException w:name="Table Web 3" w:semiHidden="1" w:unhideWhenUsed="1"/>
-    <w:lsdException w:name="Balloon Text" w:semiHidden="1" w:unhideWhenUsed="1"/>
-    <w:lsdException w:name="Table Grid" w:uiPriority="39"/>
-    <w:lsdException w:name="Table Theme" w:semiHidden="1" w:unhideWhenUsed="1"/>
-    <w:lsdException w:name="Placeholder Text" w:semiHidden="1"/>
-    <w:lsdException w:name="No Spacing" w:uiPriority="1" w:qFormat="1"/>
-    <w:lsdException w:name="Light Shading" w:uiPriority="60"/>
-    <w:lsdException w:name="Light List" w:uiPriority="61"/>
-    <w:lsdException w:name="Light Grid" w:uiPriority="62"/>
-    <w:lsdException w:name="Medium Shading 1" w:uiPriority="63"/>
-    <w:lsdException w:name="Medium Shading 2" w:uiPriority="64"/>
-    <w:lsdException w:name="Medium List 1" w:uiPriority="65"/>
-    <w:lsdException w:name="Medium List 2" w:uiPriority="66"/>
-    <w:lsdException w:name="Medium Grid 1" w:uiPriority="67"/>
-    <w:lsdException w:name="Medium Grid 2" w:uiPriority="68"/>
-    <w:lsdException w:name="Medium Grid 3" w:uiPriority="69"/>
-    <w:lsdException w:name="Dark List" w:uiPriority="70"/>
-    <w:lsdException w:name="Colorful Shading" w:uiPriority="71"/>
-    <w:lsdException w:name="Colorful List" w:uiPriority="72"/>
-    <w:lsdException w:name="Colorful Grid" w:uiPriority="73"/>
-    <w:lsdException w:name="Light Shading Accent 1" w:uiPriority="60"/>
-    <w:lsdException w:name="Light List Accent 1" w:uiPriority="61"/>
-    <w:lsdException w:name="Light Grid Accent 1" w:uiPriority="62"/>
-    <w:lsdException w:name="Medium Shading 1 Accent 1" w:uiPriority="63"/>
-    <w:lsdException w:name="Medium Shading 2 Accent 1" w:uiPriority="64"/>
-    <w:lsdException w:name="Medium List 1 Accent 1" w:uiPriority="65"/>
-    <w:lsdException w:name="Revision" w:semiHidden="1"/>
-    <w:lsdException w:name="List Paragraph" w:uiPriority="34" w:qFormat="1"/>
-    <w:lsdException w:name="Quote" w:uiPriority="29" w:qFormat="1"/>
-    <w:lsdException w:name="Intense Quote" w:uiPriority="30" w:qFormat="1"/>
-    <w:lsdException w:name="Medium List 2 Accent 1" w:uiPriority="66"/>
-    <w:lsdException w:name="Medium Grid 1 Accent 1" w:uiPriority="67"/>
-    <w:lsdException w:name="Medium Grid 2 Accent 1" w:uiPriority="68"/>
-    <w:lsdException w:name="Medium Grid 3 Accent 1" w:uiPriority="69"/>
-    <w:lsdException w:name="Dark List Accent 1" w:uiPriority="70"/>
-    <w:lsdException w:name="Colorful Shading Accent 1" w:uiPriority="71"/>
-    <w:lsdException w:name="Colorful List Accent 1" w:uiPriority="72"/>
-    <w:lsdException w:name="Colorful Grid Accent 1" w:uiPriority="73"/>
-    <w:lsdException w:name="Light Shading Accent 2" w:uiPriority="60"/>
-    <w:lsdException w:name="Light List Accent 2" w:uiPriority="61"/>
-    <w:lsdException w:name="Light Grid Accent 2" w:uiPriority="62"/>
-    <w:lsdException w:name="Medium Shading 1 Accent 2" w:uiPriority="63"/>
-    <w:lsdException w:name="Medium Shading 2 Accent 2" w:uiPriority="64"/>
-    <w:lsdException w:name="Medium List 1 Accent 2" w:uiPriority="65"/>
-    <w:lsdException w:name="Medium List 2 Accent 2" w:uiPriority="66"/>
-    <w:lsdException w:name="Medium Grid 1 Accent 2" w:uiPriority="67"/>
-    <w:lsdException w:name="Medium Grid 2 Accent 2" w:uiPriority="68"/>
-    <w:lsdException w:name="Medium Grid 3 Accent 2" w:uiPriority="69"/>
-    <w:lsdException w:name="Dark List Accent 2" w:uiPriority="70"/>
-    <w:lsdException w:name="Colorful Shading Accent 2" w:uiPriority="71"/>
-    <w:lsdException w:name="Colorful List Accent 2" w:uiPriority="72"/>
-    <w:lsdException w:name="Colorful Grid Accent 2" w:uiPriority="73"/>
-    <w:lsdException w:name="Light Shading Accent 3" w:uiPriority="60"/>
-    <w:lsdException w:name="Light List Accent 3" w:uiPriority="61"/>
-    <w:lsdException w:name="Light Grid Accent 3" w:uiPriority="62"/>
-    <w:lsdException w:name="Medium Shading 1 Accent 3" w:uiPriority="63"/>
-    <w:lsdException w:name="Medium Shading 2 Accent 3" w:uiPriority="64"/>
-    <w:lsdException w:name="Medium List 1 Accent 3" w:uiPriority="65"/>
-    <w:lsdException w:name="Medium List 2 Accent 3" w:uiPriority="66"/>
-    <w:lsdException w:name="Medium Grid 1 Accent 3" w:uiPriority="67"/>
-    <w:lsdException w:name="Medium Grid 2 Accent 3" w:uiPriority="68"/>
-    <w:lsdException w:name="Medium Grid 3 Accent 3" w:uiPriority="69"/>
-    <w:lsdException w:name="Dark List Accent 3" w:uiPriority="70"/>
-    <w:lsdException w:name="Colorful Shading Accent 3" w:uiPriority="71"/>
-    <w:lsdException w:name="Colorful List Accent 3" w:uiPriority="72"/>
-    <w:lsdException w:name="Colorful Grid Accent 3" w:uiPriority="73"/>
-    <w:lsdException w:name="Light Shading Accent 4" w:uiPriority="60"/>
-    <w:lsdException w:name="Light List Accent 4" w:uiPriority="61"/>
-    <w:lsdException w:name="Light Grid Accent 4" w:uiPriority="62"/>
-    <w:lsdException w:name="Medium Shading 1 Accent 4" w:uiPriority="63"/>
-    <w:lsdException w:name="Medium Shading 2 Accent 4" w:uiPriority="64"/>
-    <w:lsdException w:name="Medium List 1 Accent 4" w:uiPriority="65"/>
-    <w:lsdException w:name="Medium List 2 Accent 4" w:uiPriority="66"/>
-    <w:lsdException w:name="Medium Grid 1 Accent 4" w:uiPriority="67"/>
-    <w:lsdException w:name="Medium Grid 2 Accent 4" w:uiPriority="68"/>
-    <w:lsdException w:name="Medium Grid 3 Accent 4" w:uiPriority="69"/>
-    <w:lsdException w:name="Dark List Accent 4" w:uiPriority="70"/>
-    <w:lsdException w:name="Colorful Shading Accent 4" w:uiPriority="71"/>
-    <w:lsdException w:name="Colorful List Accent 4" w:uiPriority="72"/>
-    <w:lsdException w:name="Colorful Grid Accent 4" w:uiPriority="73"/>
-    <w:lsdException w:name="Light Shading Accent 5" w:uiPriority="60"/>
-    <w:lsdException w:name="Light List Accent 5" w:uiPriority="61"/>
-    <w:lsdException w:name="Light Grid Accent 5" w:uiPriority="62"/>
-    <w:lsdException w:name="Medium Shading 1 Accent 5" w:uiPriority="63"/>
-    <w:lsdException w:name="Medium Shading 2 Accent 5" w:uiPriority="64"/>
-    <w:lsdException w:name="Medium List 1 Accent 5" w:uiPriority="65"/>
-    <w:lsdException w:name="Medium List 2 Accent 5" w:uiPriority="66"/>
-    <w:lsdException w:name="Medium Grid 1 Accent 5" w:uiPriority="67"/>
-    <w:lsdException w:name="Medium Grid 2 Accent 5" w:uiPriority="68"/>
-    <w:lsdException w:name="Medium Grid 3 Accent 5" w:uiPriority="69"/>
-    <w:lsdException w:name="Dark List Accent 5" w:uiPriority="70"/>
-    <w:lsdException w:name="Colorful Shading Accent 5" w:uiPriority="71"/>
-    <w:lsdException w:name="Colorful List Accent 5" w:uiPriority="72"/>
-    <w:lsdException w:name="Colorful Grid Accent 5" w:uiPriority="73"/>
-    <w:lsdException w:name="Light Shading Accent 6" w:uiPriority="60"/>
-    <w:lsdException w:name="Light List Accent 6" w:uiPriority="61"/>
-    <w:lsdException w:name="Light Grid Accent 6" w:uiPriority="62"/>
-    <w:lsdException w:name="Medium Shading 1 Accent 6" w:uiPriority="63"/>
-    <w:lsdException w:name="Medium Shading 2 Accent 6" w:uiPriority="64"/>
-    <w:lsdException w:name="Medium List 1 Accent 6" w:uiPriority="65"/>
-    <w:lsdException w:name="Medium List 2 Accent 6" w:uiPriority="66"/>
-    <w:lsdException w:name="Medium Grid 1 Accent 6" w:uiPriority="67"/>
-    <w:lsdException w:name="Medium Grid 2 Accent 6" w:uiPriority="68"/>
-    <w:lsdException w:name="Medium Grid 3 Accent 6" w:uiPriority="69"/>
-    <w:lsdException w:name="Dark List Accent 6" w:uiPriority="70"/>
-    <w:lsdException w:name="Colorful Shading Accent 6" w:uiPriority="71"/>
-    <w:lsdException w:name="Colorful List Accent 6" w:uiPriority="72"/>
-    <w:lsdException w:name="Colorful Grid Accent 6" w:uiPriority="73"/>
-    <w:lsdException w:name="Subtle Emphasis" w:uiPriority="19" w:qFormat="1"/>
-    <w:lsdException w:name="Intense Emphasis" w:uiPriority="21" w:qFormat="1"/>
-    <w:lsdException w:name="Subtle Reference" w:uiPriority="31" w:qFormat="1"/>
-    <w:lsdException w:name="Intense Reference" w:uiPriority="32" w:qFormat="1"/>
-    <w:lsdException w:name="Book Title" w:uiPriority="33" w:qFormat="1"/>
-    <w:lsdException w:name="Bibliography" w:semiHidden="1" w:uiPriority="37" w:unhideWhenUsed="1"/>
-    <w:lsdException w:name="TOC Heading" w:semiHidden="1" w:uiPriority="39" w:unhideWhenUsed="1" w:qFormat="1"/>
-    <w:lsdException w:name="Plain Table 1" w:uiPriority="41"/>
-    <w:lsdException w:name="Plain Table 2" w:uiPriority="42"/>
-    <w:lsdException w:name="Plain Table 3" w:uiPriority="43"/>
-    <w:lsdException w:name="Plain Table 4" w:uiPriority="44"/>
-    <w:lsdException w:name="Plain Table 5" w:uiPriority="45"/>
-    <w:lsdException w:name="Grid Table Light" w:uiPriority="40"/>
-    <w:lsdException w:name="Grid Table 1 Light" w:uiPriority="46"/>
-    <w:lsdException w:name="Grid Table 2" w:uiPriority="47"/>
-    <w:lsdException w:name="Grid Table 3" w:uiPriority="48"/>
-    <w:lsdException w:name="Grid Table 4" w:uiPriority="49"/>
-    <w:lsdException w:name="Grid Table 5 Dark" w:uiPriority="50"/>
-    <w:lsdException w:name="Grid Table 6 Colorful" w:uiPriority="51"/>
-    <w:lsdException w:name="Grid Table 7 Colorful" w:uiPriority="52"/>
-    <w:lsdException w:name="Grid Table 1 Light Accent 1" w:uiPriority="46"/>
-    <w:lsdException w:name="Grid Table 2 Accent 1" w:uiPriority="47"/>
-    <w:lsdException w:name="Grid Table 3 Accent 1" w:uiPriority="48"/>
-    <w:lsdException w:name="Grid Table 4 Accent 1" w:uiPriority="49"/>
-    <w:lsdException w:name="Grid Table 5 Dark Accent 1" w:uiPriority="50"/>
-    <w:lsdException w:name="Grid Table 6 Colorful Accent 1" w:uiPriority="51"/>
-    <w:lsdException w:name="Grid Table 7 Colorful Accent 1" w:uiPriority="52"/>
-    <w:lsdException w:name="Grid Table 1 Light Accent 2" w:uiPriority="46"/>
-    <w:lsdException w:name="Grid Table 2 Accent 2" w:uiPriority="47"/>
-    <w:lsdException w:name="Grid Table 3 Accent 2" w:uiPriority="48"/>
-    <w:lsdException w:name="Grid Table 4 Accent 2" w:uiPriority="49"/>
-    <w:lsdException w:name="Grid Table 5 Dark Accent 2" w:uiPriority="50"/>
-    <w:lsdException w:name="Grid Table 6 Colorful Accent 2" w:uiPriority="51"/>
-    <w:lsdException w:name="Grid Table 7 Colorful Accent 2" w:uiPriority="52"/>
-    <w:lsdException w:name="Grid Table 1 Light Accent 3" w:uiPriority="46"/>
-    <w:lsdException w:name="Grid Table 2 Accent 3" w:uiPriority="47"/>
-    <w:lsdException w:name="Grid Table 3 Accent 3" w:uiPriority="48"/>
-    <w:lsdException w:name="Grid Table 4 Accent 3" w:uiPriority="49"/>
-    <w:lsdException w:name="Grid Table 5 Dark Accent 3" w:uiPriority="50"/>
-    <w:lsdException w:name="Grid Table 6 Colorful Accent 3" w:uiPriority="51"/>
-    <w:lsdException w:name="Grid Table 7 Colorful Accent 3" w:uiPriority="52"/>
-    <w:lsdException w:name="Grid Table 1 Light Accent 4" w:uiPriority="46"/>
-    <w:lsdException w:name="Grid Table 2 Accent 4" w:uiPriority="47"/>
-    <w:lsdException w:name="Grid Table 3 Accent 4" w:uiPriority="48"/>
-    <w:lsdException w:name="Grid Table 4 Accent 4" w:uiPriority="49"/>
-    <w:lsdException w:name="Grid Table 5 Dark Accent 4" w:uiPriority="50"/>
-    <w:lsdException w:name="Grid Table 6 Colorful Accent 4" w:uiPriority="51"/>
-    <w:lsdException w:name="Grid Table 7 Colorful Accent 4" w:uiPriority="52"/>
-    <w:lsdException w:name="Grid Table 1 Light Accent 5" w:uiPriority="46"/>
-    <w:lsdException w:name="Grid Table 2 Accent 5" w:uiPriority="47"/>
-    <w:lsdException w:name="Grid Table 3 Accent 5" w:uiPriority="48"/>
-    <w:lsdException w:name="Grid Table 4 Accent 5" w:uiPriority="49"/>
-    <w:lsdException w:name="Grid Table 5 Dark Accent 5" w:uiPriority="50"/>
-    <w:lsdException w:name="Grid Table 6 Colorful Accent 5" w:uiPriority="51"/>
-    <w:lsdException w:name="Grid Table 7 Colorful Accent 5" w:uiPriority="52"/>
-    <w:lsdException w:name="Grid Table 1 Light Accent 6" w:uiPriority="46"/>
-    <w:lsdException w:name="Grid Table 2 Accent 6" w:uiPriority="47"/>
-    <w:lsdException w:name="Grid Table 3 Accent 6" w:uiPriority="48"/>
-    <w:lsdException w:name="Grid Table 4 Accent 6" w:uiPriority="49"/>
-    <w:lsdException w:name="Grid Table 5 Dark Accent 6" w:uiPriority="50"/>
-    <w:lsdException w:name="Grid Table 6 Colorful Accent 6" w:uiPriority="51"/>
-    <w:lsdException w:name="Grid Table 7 Colorful Accent 6" w:uiPriority="52"/>
-    <w:lsdException w:name="List Table 1 Light" w:uiPriority="46"/>
-    <w:lsdException w:name="List Table 2" w:uiPriority="47"/>
-    <w:lsdException w:name="List Table 3" w:uiPriority="48"/>
-    <w:lsdException w:name="List Table 4" w:uiPriority="49"/>
-    <w:lsdException w:name="List Table 5 Dark" w:uiPriority="50"/>
-    <w:lsdException w:name="List Table 6 Colorful" w:uiPriority="51"/>
-    <w:lsdException w:name="List Table 7 Colorful" w:uiPriority="52"/>
-    <w:lsdException w:name="List Table 1 Light Accent 1" w:uiPriority="46"/>
-    <w:lsdException w:name="List Table 2 Accent 1" w:uiPriority="47"/>
-    <w:lsdException w:name="List Table 3 Accent 1" w:uiPriority="48"/>
-    <w:lsdException w:name="List Table 4 Accent 1" w:uiPriority="49"/>
-    <w:lsdException w:name="List Table 5 Dark Accent 1" w:uiPriority="50"/>
-    <w:lsdException w:name="List Table 6 Colorful Accent 1" w:uiPriority="51"/>
-    <w:lsdException w:name="List Table 7 Colorful Accent 1" w:uiPriority="52"/>
-    <w:lsdException w:name="List Table 1 Light Accent 2" w:uiPriority="46"/>
-    <w:lsdException w:name="List Table 2 Accent 2" w:uiPriority="47"/>
-    <w:lsdException w:name="List Table 3 Accent 2" w:uiPriority="48"/>
-    <w:lsdException w:name="List Table 4 Accent 2" w:uiPriority="49"/>
-    <w:lsdException w:name="List Table 5 Dark Accent 2" w:uiPriority="50"/>
-    <w:lsdException w:name="List Table 6 Colorful Accent 2" w:uiPriority="51"/>
-    <w:lsdException w:name="List Table 7 Colorful Accent 2" w:uiPriority="52"/>
-    <w:lsdException w:name="List Table 1 Light Accent 3" w:uiPriority="46"/>
-    <w:lsdException w:name="List Table 2 Accent 3" w:uiPriority="47"/>
-    <w:lsdException w:name="List Table 3 Accent 3" w:uiPriority="48"/>
-    <w:lsdException w:name="List Table 4 Accent 3" w:uiPriority="49"/>
-    <w:lsdException w:name="List Table 5 Dark Accent 3" w:uiPriority="50"/>
-    <w:lsdException w:name="List Table 6 Colorful Accent 3" w:uiPriority="51"/>
-    <w:lsdException w:name="List Table 7 Colorful Accent 3" w:uiPriority="52"/>
-    <w:lsdException w:name="List Table 1 Light Accent 4" w:uiPriority="46"/>
-    <w:lsdException w:name="List Table 2 Accent 4" w:uiPriority="47"/>
-    <w:lsdException w:name="List Table 3 Accent 4" w:uiPriority="48"/>
-    <w:lsdException w:name="List Table 4 Accent 4" w:uiPriority="49"/>
-    <w:lsdException w:name="List Table 5 Dark Accent 4" w:uiPriority="50"/>
-    <w:lsdException w:name="List Table 6 Colorful Accent 4" w:uiPriority="51"/>
-    <w:lsdException w:name="List Table 7 Colorful Accent 4" w:uiPriority="52"/>
-    <w:lsdException w:name="List Table 1 Light Accent 5" w:uiPriority="46"/>
-    <w:lsdException w:name="List Table 2 Accent 5" w:uiPriority="47"/>
-    <w:lsdException w:name="List Table 3 Accent 5" w:uiPriority="48"/>
-    <w:lsdException w:name="List Table 4 Accent 5" w:uiPriority="49"/>
-    <w:lsdException w:name="List Table 5 Dark Accent 5" w:uiPriority="50"/>
-    <w:lsdException w:name="List Table 6 Colorful Accent 5" w:uiPriority="51"/>
-    <w:lsdException w:name="List Table 7 Colorful Accent 5" w:uiPriority="52"/>
-    <w:lsdException w:name="List Table 1 Light Accent 6" w:uiPriority="46"/>
-    <w:lsdException w:name="List Table 2 Accent 6" w:uiPriority="47"/>
-    <w:lsdException w:name="List Table 3 Accent 6" w:uiPriority="48"/>
-    <w:lsdException w:name="List Table 4 Accent 6" w:uiPriority="49"/>
-    <w:lsdException w:name="List Table 5 Dark Accent 6" w:uiPriority="50"/>
-    <w:lsdException w:name="List Table 6 Colorful Accent 6" w:uiPriority="51"/>
-    <w:lsdException w:name="List Table 7 Colorful Accent 6" w:uiPriority="52"/>
-    <w:lsdException w:name="Mention" w:semiHidden="1" w:unhideWhenUsed="1"/>
-    <w:lsdException w:name="Smart Hyperlink" w:semiHidden="1" w:unhideWhenUsed="1"/>
-    <w:lsdException w:name="Hashtag" w:semiHidden="1" w:unhideWhenUsed="1"/>
-    <w:lsdException w:name="Unresolved Mention" w:semiHidden="1" w:unhideWhenUsed="1"/>
-    <w:lsdException w:name="Smart Link" w:semiHidden="1" w:unhideWhenUsed="1"/>
+  <w:latentStyles w:count="260" w:defQFormat="0" w:defUnhideWhenUsed="1" w:defSemiHidden="1" w:defUIPriority="99" w:defLockedState="0">
+    <w:lsdException w:qFormat="1" w:unhideWhenUsed="0" w:uiPriority="0" w:semiHidden="0" w:name="Normal"/>
+    <w:lsdException w:qFormat="1" w:unhideWhenUsed="0" w:uiPriority="9" w:semiHidden="0" w:name="heading 1"/>
+    <w:lsdException w:qFormat="1" w:uiPriority="9" w:name="heading 2"/>
+    <w:lsdException w:qFormat="1" w:uiPriority="9" w:name="heading 3"/>
+    <w:lsdException w:qFormat="1" w:uiPriority="9" w:name="heading 4"/>
+    <w:lsdException w:qFormat="1" w:uiPriority="9" w:name="heading 5"/>
+    <w:lsdException w:qFormat="1" w:uiPriority="9" w:name="heading 6"/>
+    <w:lsdException w:qFormat="1" w:uiPriority="9" w:name="heading 7"/>
+    <w:lsdException w:qFormat="1" w:uiPriority="9" w:name="heading 8"/>
+    <w:lsdException w:qFormat="1" w:uiPriority="9" w:name="heading 9"/>
+    <w:lsdException w:uiPriority="99" w:name="index 1"/>
+    <w:lsdException w:uiPriority="99" w:name="index 2"/>
+    <w:lsdException w:uiPriority="99" w:name="index 3"/>
+    <w:lsdException w:uiPriority="99" w:name="index 4"/>
+    <w:lsdException w:uiPriority="99" w:name="index 5"/>
+    <w:lsdException w:uiPriority="99" w:name="index 6"/>
+    <w:lsdException w:uiPriority="99" w:name="index 7"/>
+    <w:lsdException w:uiPriority="99" w:name="index 8"/>
+    <w:lsdException w:uiPriority="99" w:name="index 9"/>
+    <w:lsdException w:uiPriority="39" w:name="toc 1"/>
+    <w:lsdException w:uiPriority="39" w:name="toc 2"/>
+    <w:lsdException w:uiPriority="39" w:name="toc 3"/>
+    <w:lsdException w:uiPriority="39" w:name="toc 4"/>
+    <w:lsdException w:uiPriority="39" w:name="toc 5"/>
+    <w:lsdException w:uiPriority="39" w:name="toc 6"/>
+    <w:lsdException w:uiPriority="39" w:name="toc 7"/>
+    <w:lsdException w:uiPriority="39" w:name="toc 8"/>
+    <w:lsdException w:uiPriority="39" w:name="toc 9"/>
+    <w:lsdException w:uiPriority="99" w:name="Normal Indent"/>
+    <w:lsdException w:uiPriority="99" w:name="footnote text"/>
+    <w:lsdException w:uiPriority="99" w:name="annotation text"/>
+    <w:lsdException w:uiPriority="99" w:semiHidden="0" w:name="header"/>
+    <w:lsdException w:uiPriority="99" w:semiHidden="0" w:name="footer"/>
+    <w:lsdException w:uiPriority="99" w:name="index heading"/>
+    <w:lsdException w:qFormat="1" w:uiPriority="35" w:name="caption"/>
+    <w:lsdException w:uiPriority="99" w:name="table of figures"/>
+    <w:lsdException w:uiPriority="99" w:name="envelope address"/>
+    <w:lsdException w:uiPriority="99" w:name="envelope return"/>
+    <w:lsdException w:uiPriority="99" w:name="footnote reference"/>
+    <w:lsdException w:uiPriority="99" w:name="annotation reference"/>
+    <w:lsdException w:uiPriority="99" w:name="line number"/>
+    <w:lsdException w:uiPriority="99" w:name="page number"/>
+    <w:lsdException w:uiPriority="99" w:name="endnote reference"/>
+    <w:lsdException w:uiPriority="99" w:name="endnote text"/>
+    <w:lsdException w:uiPriority="99" w:name="table of authorities"/>
+    <w:lsdException w:uiPriority="99" w:name="macro"/>
+    <w:lsdException w:uiPriority="99" w:name="toa heading"/>
+    <w:lsdException w:uiPriority="99" w:name="List"/>
+    <w:lsdException w:uiPriority="99" w:name="List Bullet"/>
+    <w:lsdException w:uiPriority="99" w:name="List Number"/>
+    <w:lsdException w:uiPriority="99" w:name="List 2"/>
+    <w:lsdException w:uiPriority="99" w:name="List 3"/>
+    <w:lsdException w:uiPriority="99" w:name="List 4"/>
+    <w:lsdException w:uiPriority="99" w:name="List 5"/>
+    <w:lsdException w:uiPriority="99" w:name="List Bullet 2"/>
+    <w:lsdException w:uiPriority="99" w:name="List Bullet 3"/>
+    <w:lsdException w:uiPriority="99" w:name="List Bullet 4"/>
+    <w:lsdException w:uiPriority="99" w:name="List Bullet 5"/>
+    <w:lsdException w:uiPriority="99" w:name="List Number 2"/>
+    <w:lsdException w:uiPriority="99" w:name="List Number 3"/>
+    <w:lsdException w:uiPriority="99" w:name="List Number 4"/>
+    <w:lsdException w:uiPriority="99" w:name="List Number 5"/>
+    <w:lsdException w:qFormat="1" w:unhideWhenUsed="0" w:uiPriority="10" w:semiHidden="0" w:name="Title"/>
+    <w:lsdException w:uiPriority="99" w:name="Closing"/>
+    <w:lsdException w:uiPriority="99" w:name="Signature"/>
+    <w:lsdException w:uiPriority="1" w:name="Default Paragraph Font"/>
+    <w:lsdException w:uiPriority="99" w:name="Body Text"/>
+    <w:lsdException w:uiPriority="99" w:name="Body Text Indent"/>
+    <w:lsdException w:uiPriority="99" w:name="List Continue"/>
+    <w:lsdException w:uiPriority="99" w:name="List Continue 2"/>
+    <w:lsdException w:uiPriority="99" w:name="List Continue 3"/>
+    <w:lsdException w:uiPriority="99" w:name="List Continue 4"/>
+    <w:lsdException w:uiPriority="99" w:name="List Continue 5"/>
+    <w:lsdException w:uiPriority="99" w:name="Message Header"/>
+    <w:lsdException w:qFormat="1" w:unhideWhenUsed="0" w:uiPriority="11" w:semiHidden="0" w:name="Subtitle"/>
+    <w:lsdException w:uiPriority="99" w:name="Salutation"/>
+    <w:lsdException w:uiPriority="99" w:name="Date"/>
+    <w:lsdException w:uiPriority="99" w:name="Body Text First Indent"/>
+    <w:lsdException w:uiPriority="99" w:name="Body Text First Indent 2"/>
+    <w:lsdException w:uiPriority="99" w:name="Note Heading"/>
+    <w:lsdException w:uiPriority="99" w:name="Body Text 2"/>
+    <w:lsdException w:uiPriority="99" w:name="Body Text 3"/>
+    <w:lsdException w:uiPriority="99" w:name="Body Text Indent 2"/>
+    <w:lsdException w:uiPriority="99" w:name="Body Text Indent 3"/>
+    <w:lsdException w:uiPriority="99" w:name="Block Text"/>
+    <w:lsdException w:uiPriority="99" w:name="Hyperlink"/>
+    <w:lsdException w:uiPriority="99" w:name="FollowedHyperlink"/>
+    <w:lsdException w:qFormat="1" w:unhideWhenUsed="0" w:uiPriority="22" w:semiHidden="0" w:name="Strong"/>
+    <w:lsdException w:qFormat="1" w:unhideWhenUsed="0" w:uiPriority="20" w:semiHidden="0" w:name="Emphasis"/>
+    <w:lsdException w:uiPriority="99" w:name="Document Map"/>
+    <w:lsdException w:uiPriority="99" w:name="Plain Text"/>
+    <w:lsdException w:uiPriority="99" w:name="E-mail Signature"/>
+    <w:lsdException w:uiPriority="99" w:name="Normal (Web)"/>
+    <w:lsdException w:uiPriority="99" w:name="HTML Acronym"/>
+    <w:lsdException w:uiPriority="99" w:name="HTML Address"/>
+    <w:lsdException w:uiPriority="99" w:name="HTML Cite"/>
+    <w:lsdException w:uiPriority="99" w:name="HTML Code"/>
+    <w:lsdException w:uiPriority="99" w:name="HTML Definition"/>
+    <w:lsdException w:uiPriority="99" w:name="HTML Keyboard"/>
+    <w:lsdException w:uiPriority="99" w:name="HTML Preformatted"/>
+    <w:lsdException w:uiPriority="99" w:name="HTML Sample"/>
+    <w:lsdException w:uiPriority="99" w:name="HTML Typewriter"/>
+    <w:lsdException w:uiPriority="99" w:name="HTML Variable"/>
+    <w:lsdException w:uiPriority="99" w:name="Normal Table"/>
+    <w:lsdException w:uiPriority="99" w:name="annotation subject"/>
+    <w:lsdException w:uiPriority="99" w:name="Table Simple 1"/>
+    <w:lsdException w:uiPriority="99" w:name="Table Simple 2"/>
+    <w:lsdException w:uiPriority="99" w:name="Table Simple 3"/>
+    <w:lsdException w:uiPriority="99" w:name="Table Classic 1"/>
+    <w:lsdException w:uiPriority="99" w:name="Table Classic 2"/>
+    <w:lsdException w:uiPriority="99" w:name="Table Classic 3"/>
+    <w:lsdException w:uiPriority="99" w:name="Table Classic 4"/>
+    <w:lsdException w:uiPriority="99" w:name="Table Colorful 1"/>
+    <w:lsdException w:uiPriority="99" w:name="Table Colorful 2"/>
+    <w:lsdException w:uiPriority="99" w:name="Table Colorful 3"/>
+    <w:lsdException w:uiPriority="99" w:name="Table Columns 1"/>
+    <w:lsdException w:uiPriority="99" w:name="Table Columns 2"/>
+    <w:lsdException w:uiPriority="99" w:name="Table Columns 3"/>
+    <w:lsdException w:uiPriority="99" w:name="Table Columns 4"/>
+    <w:lsdException w:uiPriority="99" w:name="Table Columns 5"/>
+    <w:lsdException w:uiPriority="99" w:name="Table Grid 1"/>
+    <w:lsdException w:uiPriority="99" w:name="Table Grid 2"/>
+    <w:lsdException w:uiPriority="99" w:name="Table Grid 3"/>
+    <w:lsdException w:uiPriority="99" w:name="Table Grid 4"/>
+    <w:lsdException w:uiPriority="99" w:name="Table Grid 5"/>
+    <w:lsdException w:uiPriority="99" w:name="Table Grid 6"/>
+    <w:lsdException w:uiPriority="99" w:name="Table Grid 7"/>
+    <w:lsdException w:uiPriority="99" w:name="Table Grid 8"/>
+    <w:lsdException w:uiPriority="99" w:name="Table List 1"/>
+    <w:lsdException w:uiPriority="99" w:name="Table List 2"/>
+    <w:lsdException w:uiPriority="99" w:name="Table List 3"/>
+    <w:lsdException w:uiPriority="99" w:name="Table List 4"/>
+    <w:lsdException w:uiPriority="99" w:name="Table List 5"/>
+    <w:lsdException w:uiPriority="99" w:name="Table List 6"/>
+    <w:lsdException w:uiPriority="99" w:name="Table List 7"/>
+    <w:lsdException w:uiPriority="99" w:name="Table List 8"/>
+    <w:lsdException w:uiPriority="99" w:name="Table 3D effects 1"/>
+    <w:lsdException w:uiPriority="99" w:name="Table 3D effects 2"/>
+    <w:lsdException w:uiPriority="99" w:name="Table 3D effects 3"/>
+    <w:lsdException w:uiPriority="99" w:name="Table Contemporary"/>
+    <w:lsdException w:uiPriority="99" w:name="Table Elegant"/>
+    <w:lsdException w:uiPriority="99" w:name="Table Professional"/>
+    <w:lsdException w:uiPriority="99" w:name="Table Subtle 1"/>
+    <w:lsdException w:uiPriority="99" w:name="Table Subtle 2"/>
+    <w:lsdException w:uiPriority="99" w:name="Table Web 1"/>
+    <w:lsdException w:uiPriority="99" w:name="Table Web 2"/>
+    <w:lsdException w:uiPriority="99" w:name="Table Web 3"/>
+    <w:lsdException w:uiPriority="99" w:name="Balloon Text"/>
+    <w:lsdException w:unhideWhenUsed="0" w:uiPriority="39" w:semiHidden="0" w:name="Table Grid"/>
+    <w:lsdException w:uiPriority="99" w:name="Table Theme"/>
+    <w:lsdException w:unhideWhenUsed="0" w:uiPriority="60" w:semiHidden="0" w:name="Light Shading"/>
+    <w:lsdException w:unhideWhenUsed="0" w:uiPriority="61" w:semiHidden="0" w:name="Light List"/>
+    <w:lsdException w:unhideWhenUsed="0" w:uiPriority="62" w:semiHidden="0" w:name="Light Grid"/>
+    <w:lsdException w:unhideWhenUsed="0" w:uiPriority="63" w:semiHidden="0" w:name="Medium Shading 1"/>
+    <w:lsdException w:unhideWhenUsed="0" w:uiPriority="64" w:semiHidden="0" w:name="Medium Shading 2"/>
+    <w:lsdException w:unhideWhenUsed="0" w:uiPriority="65" w:semiHidden="0" w:name="Medium List 1"/>
+    <w:lsdException w:unhideWhenUsed="0" w:uiPriority="66" w:semiHidden="0" w:name="Medium List 2"/>
+    <w:lsdException w:unhideWhenUsed="0" w:uiPriority="67" w:semiHidden="0" w:name="Medium Grid 1"/>
+    <w:lsdException w:unhideWhenUsed="0" w:uiPriority="68" w:semiHidden="0" w:name="Medium Grid 2"/>
+    <w:lsdException w:unhideWhenUsed="0" w:uiPriority="69" w:semiHidden="0" w:name="Medium Grid 3"/>
+    <w:lsdException w:unhideWhenUsed="0" w:uiPriority="70" w:semiHidden="0" w:name="Dark List"/>
+    <w:lsdException w:unhideWhenUsed="0" w:uiPriority="71" w:semiHidden="0" w:name="Colorful Shading"/>
+    <w:lsdException w:unhideWhenUsed="0" w:uiPriority="72" w:semiHidden="0" w:name="Colorful List"/>
+    <w:lsdException w:unhideWhenUsed="0" w:uiPriority="73" w:semiHidden="0" w:name="Colorful Grid"/>
+    <w:lsdException w:unhideWhenUsed="0" w:uiPriority="60" w:semiHidden="0" w:name="Light Shading Accent 1"/>
+    <w:lsdException w:unhideWhenUsed="0" w:uiPriority="61" w:semiHidden="0" w:name="Light List Accent 1"/>
+    <w:lsdException w:unhideWhenUsed="0" w:uiPriority="62" w:semiHidden="0" w:name="Light Grid Accent 1"/>
+    <w:lsdException w:unhideWhenUsed="0" w:uiPriority="63" w:semiHidden="0" w:name="Medium Shading 1 Accent 1"/>
+    <w:lsdException w:unhideWhenUsed="0" w:uiPriority="64" w:semiHidden="0" w:name="Medium Shading 2 Accent 1"/>
+    <w:lsdException w:unhideWhenUsed="0" w:uiPriority="65" w:semiHidden="0" w:name="Medium List 1 Accent 1"/>
+    <w:lsdException w:unhideWhenUsed="0" w:uiPriority="66" w:semiHidden="0" w:name="Medium List 2 Accent 1"/>
+    <w:lsdException w:unhideWhenUsed="0" w:uiPriority="67" w:semiHidden="0" w:name="Medium Grid 1 Accent 1"/>
+    <w:lsdException w:unhideWhenUsed="0" w:uiPriority="68" w:semiHidden="0" w:name="Medium Grid 2 Accent 1"/>
+    <w:lsdException w:unhideWhenUsed="0" w:uiPriority="69" w:semiHidden="0" w:name="Medium Grid 3 Accent 1"/>
+    <w:lsdException w:unhideWhenUsed="0" w:uiPriority="70" w:semiHidden="0" w:name="Dark List Accent 1"/>
+    <w:lsdException w:unhideWhenUsed="0" w:uiPriority="71" w:semiHidden="0" w:name="Colorful Shading Accent 1"/>
+    <w:lsdException w:unhideWhenUsed="0" w:uiPriority="72" w:semiHidden="0" w:name="Colorful List Accent 1"/>
+    <w:lsdException w:unhideWhenUsed="0" w:uiPriority="73" w:semiHidden="0" w:name="Colorful Grid Accent 1"/>
+    <w:lsdException w:unhideWhenUsed="0" w:uiPriority="60" w:semiHidden="0" w:name="Light Shading Accent 2"/>
+    <w:lsdException w:unhideWhenUsed="0" w:uiPriority="61" w:semiHidden="0" w:name="Light List Accent 2"/>
+    <w:lsdException w:unhideWhenUsed="0" w:uiPriority="62" w:semiHidden="0" w:name="Light Grid Accent 2"/>
+    <w:lsdException w:unhideWhenUsed="0" w:uiPriority="63" w:semiHidden="0" w:name="Medium Shading 1 Accent 2"/>
+    <w:lsdException w:unhideWhenUsed="0" w:uiPriority="64" w:semiHidden="0" w:name="Medium Shading 2 Accent 2"/>
+    <w:lsdException w:unhideWhenUsed="0" w:uiPriority="65" w:semiHidden="0" w:name="Medium List 1 Accent 2"/>
+    <w:lsdException w:unhideWhenUsed="0" w:uiPriority="66" w:semiHidden="0" w:name="Medium List 2 Accent 2"/>
+    <w:lsdException w:unhideWhenUsed="0" w:uiPriority="67" w:semiHidden="0" w:name="Medium Grid 1 Accent 2"/>
+    <w:lsdException w:unhideWhenUsed="0" w:uiPriority="68" w:semiHidden="0" w:name="Medium Grid 2 Accent 2"/>
+    <w:lsdException w:unhideWhenUsed="0" w:uiPriority="69" w:semiHidden="0" w:name="Medium Grid 3 Accent 2"/>
+    <w:lsdException w:unhideWhenUsed="0" w:uiPriority="70" w:semiHidden="0" w:name="Dark List Accent 2"/>
+    <w:lsdException w:unhideWhenUsed="0" w:uiPriority="71" w:semiHidden="0" w:name="Colorful Shading Accent 2"/>
+    <w:lsdException w:unhideWhenUsed="0" w:uiPriority="72" w:semiHidden="0" w:name="Colorful List Accent 2"/>
+    <w:lsdException w:unhideWhenUsed="0" w:uiPriority="73" w:semiHidden="0" w:name="Colorful Grid Accent 2"/>
+    <w:lsdException w:unhideWhenUsed="0" w:uiPriority="60" w:semiHidden="0" w:name="Light Shading Accent 3"/>
+    <w:lsdException w:unhideWhenUsed="0" w:uiPriority="61" w:semiHidden="0" w:name="Light List Accent 3"/>
+    <w:lsdException w:unhideWhenUsed="0" w:uiPriority="62" w:semiHidden="0" w:name="Light Grid Accent 3"/>
+    <w:lsdException w:unhideWhenUsed="0" w:uiPriority="63" w:semiHidden="0" w:name="Medium Shading 1 Accent 3"/>
+    <w:lsdException w:unhideWhenUsed="0" w:uiPriority="64" w:semiHidden="0" w:name="Medium Shading 2 Accent 3"/>
+    <w:lsdException w:unhideWhenUsed="0" w:uiPriority="65" w:semiHidden="0" w:name="Medium List 1 Accent 3"/>
+    <w:lsdException w:unhideWhenUsed="0" w:uiPriority="66" w:semiHidden="0" w:name="Medium List 2 Accent 3"/>
+    <w:lsdException w:unhideWhenUsed="0" w:uiPriority="67" w:semiHidden="0" w:name="Medium Grid 1 Accent 3"/>
+    <w:lsdException w:unhideWhenUsed="0" w:uiPriority="68" w:semiHidden="0" w:name="Medium Grid 2 Accent 3"/>
+    <w:lsdException w:unhideWhenUsed="0" w:uiPriority="69" w:semiHidden="0" w:name="Medium Grid 3 Accent 3"/>
+    <w:lsdException w:unhideWhenUsed="0" w:uiPriority="70" w:semiHidden="0" w:name="Dark List Accent 3"/>
+    <w:lsdException w:unhideWhenUsed="0" w:uiPriority="71" w:semiHidden="0" w:name="Colorful Shading Accent 3"/>
+    <w:lsdException w:unhideWhenUsed="0" w:uiPriority="72" w:semiHidden="0" w:name="Colorful List Accent 3"/>
+    <w:lsdException w:unhideWhenUsed="0" w:uiPriority="73" w:semiHidden="0" w:name="Colorful Grid Accent 3"/>
+    <w:lsdException w:unhideWhenUsed="0" w:uiPriority="60" w:semiHidden="0" w:name="Light Shading Accent 4"/>
+    <w:lsdException w:unhideWhenUsed="0" w:uiPriority="61" w:semiHidden="0" w:name="Light List Accent 4"/>
+    <w:lsdException w:unhideWhenUsed="0" w:uiPriority="62" w:semiHidden="0" w:name="Light Grid Accent 4"/>
+    <w:lsdException w:unhideWhenUsed="0" w:uiPriority="63" w:semiHidden="0" w:name="Medium Shading 1 Accent 4"/>
+    <w:lsdException w:unhideWhenUsed="0" w:uiPriority="64" w:semiHidden="0" w:name="Medium Shading 2 Accent 4"/>
+    <w:lsdException w:unhideWhenUsed="0" w:uiPriority="65" w:semiHidden="0" w:name="Medium List 1 Accent 4"/>
+    <w:lsdException w:unhideWhenUsed="0" w:uiPriority="66" w:semiHidden="0" w:name="Medium List 2 Accent 4"/>
+    <w:lsdException w:unhideWhenUsed="0" w:uiPriority="67" w:semiHidden="0" w:name="Medium Grid 1 Accent 4"/>
+    <w:lsdException w:unhideWhenUsed="0" w:uiPriority="68" w:semiHidden="0" w:name="Medium Grid 2 Accent 4"/>
+    <w:lsdException w:unhideWhenUsed="0" w:uiPriority="69" w:semiHidden="0" w:name="Medium Grid 3 Accent 4"/>
+    <w:lsdException w:unhideWhenUsed="0" w:uiPriority="70" w:semiHidden="0" w:name="Dark List Accent 4"/>
+    <w:lsdException w:unhideWhenUsed="0" w:uiPriority="71" w:semiHidden="0" w:name="Colorful Shading Accent 4"/>
+    <w:lsdException w:unhideWhenUsed="0" w:uiPriority="72" w:semiHidden="0" w:name="Colorful List Accent 4"/>
+    <w:lsdException w:unhideWhenUsed="0" w:uiPriority="73" w:semiHidden="0" w:name="Colorful Grid Accent 4"/>
+    <w:lsdException w:unhideWhenUsed="0" w:uiPriority="60" w:semiHidden="0" w:name="Light Shading Accent 5"/>
+    <w:lsdException w:unhideWhenUsed="0" w:uiPriority="61" w:semiHidden="0" w:name="Light List Accent 5"/>
+    <w:lsdException w:unhideWhenUsed="0" w:uiPriority="62" w:semiHidden="0" w:name="Light Grid Accent 5"/>
+    <w:lsdException w:unhideWhenUsed="0" w:uiPriority="63" w:semiHidden="0" w:name="Medium Shading 1 Accent 5"/>
+    <w:lsdException w:unhideWhenUsed="0" w:uiPriority="64" w:semiHidden="0" w:name="Medium Shading 2 Accent 5"/>
+    <w:lsdException w:unhideWhenUsed="0" w:uiPriority="65" w:semiHidden="0" w:name="Medium List 1 Accent 5"/>
+    <w:lsdException w:unhideWhenUsed="0" w:uiPriority="66" w:semiHidden="0" w:name="Medium List 2 Accent 5"/>
+    <w:lsdException w:unhideWhenUsed="0" w:uiPriority="67" w:semiHidden="0" w:name="Medium Grid 1 Accent 5"/>
+    <w:lsdException w:unhideWhenUsed="0" w:uiPriority="68" w:semiHidden="0" w:name="Medium Grid 2 Accent 5"/>
+    <w:lsdException w:unhideWhenUsed="0" w:uiPriority="69" w:semiHidden="0" w:name="Medium Grid 3 Accent 5"/>
+    <w:lsdException w:unhideWhenUsed="0" w:uiPriority="70" w:semiHidden="0" w:name="Dark List Accent 5"/>
+    <w:lsdException w:unhideWhenUsed="0" w:uiPriority="71" w:semiHidden="0" w:name="Colorful Shading Accent 5"/>
+    <w:lsdException w:unhideWhenUsed="0" w:uiPriority="72" w:semiHidden="0" w:name="Colorful List Accent 5"/>
+    <w:lsdException w:unhideWhenUsed="0" w:uiPriority="73" w:semiHidden="0" w:name="Colorful Grid Accent 5"/>
+    <w:lsdException w:unhideWhenUsed="0" w:uiPriority="60" w:semiHidden="0" w:name="Light Shading Accent 6"/>
+    <w:lsdException w:unhideWhenUsed="0" w:uiPriority="61" w:semiHidden="0" w:name="Light List Accent 6"/>
+    <w:lsdException w:unhideWhenUsed="0" w:uiPriority="62" w:semiHidden="0" w:name="Light Grid Accent 6"/>
+    <w:lsdException w:unhideWhenUsed="0" w:uiPriority="63" w:semiHidden="0" w:name="Medium Shading 1 Accent 6"/>
+    <w:lsdException w:unhideWhenUsed="0" w:uiPriority="64" w:semiHidden="0" w:name="Medium Shading 2 Accent 6"/>
+    <w:lsdException w:unhideWhenUsed="0" w:uiPriority="65" w:semiHidden="0" w:name="Medium List 1 Accent 6"/>
+    <w:lsdException w:unhideWhenUsed="0" w:uiPriority="66" w:semiHidden="0" w:name="Medium List 2 Accent 6"/>
+    <w:lsdException w:unhideWhenUsed="0" w:uiPriority="67" w:semiHidden="0" w:name="Medium Grid 1 Accent 6"/>
+    <w:lsdException w:unhideWhenUsed="0" w:uiPriority="68" w:semiHidden="0" w:name="Medium Grid 2 Accent 6"/>
+    <w:lsdException w:unhideWhenUsed="0" w:uiPriority="69" w:semiHidden="0" w:name="Medium Grid 3 Accent 6"/>
+    <w:lsdException w:unhideWhenUsed="0" w:uiPriority="70" w:semiHidden="0" w:name="Dark List Accent 6"/>
+    <w:lsdException w:unhideWhenUsed="0" w:uiPriority="71" w:semiHidden="0" w:name="Colorful Shading Accent 6"/>
+    <w:lsdException w:unhideWhenUsed="0" w:uiPriority="72" w:semiHidden="0" w:name="Colorful List Accent 6"/>
+    <w:lsdException w:unhideWhenUsed="0" w:uiPriority="73" w:semiHidden="0" w:name="Colorful Grid Accent 6"/>
   </w:latentStyles>
-  <w:style w:type="paragraph" w:default="1" w:styleId="a">
+  <w:style w:type="paragraph" w:default="1" w:styleId="1">
     <w:name w:val="Normal"/>
     <w:qFormat/>
+    <w:uiPriority w:val="0"/>
     <w:pPr>
       <w:widowControl w:val="0"/>
+      <w:spacing w:after="160" w:line="278" w:lineRule="auto"/>
     </w:pPr>
+    <w:rPr>
+      <w:rFonts w:asciiTheme="minorHAnsi" w:hAnsiTheme="minorHAnsi" w:eastAsiaTheme="minorEastAsia" w:cstheme="minorBidi"/>
+      <w:kern w:val="2"/>
+      <w:sz w:val="22"/>
+      <w:szCs w:val="24"/>
+      <w:lang w:val="en-US" w:eastAsia="zh-CN" w:bidi="ar-SA"/>
+      <w14:ligatures w14:val="standardContextual"/>
+    </w:rPr>
   </w:style>
-  <w:style w:type="character" w:default="1" w:styleId="a0">
+  <w:style w:type="character" w:default="1" w:styleId="5">
     <w:name w:val="Default Paragraph Font"/>
-    <w:uiPriority w:val="1"/>
     <w:semiHidden/>
     <w:unhideWhenUsed/>
+    <w:uiPriority w:val="1"/>
   </w:style>
-  <w:style w:type="table" w:default="1" w:styleId="a1">
+  <w:style w:type="table" w:default="1" w:styleId="4">
     <w:name w:val="Normal Table"/>
-    <w:uiPriority w:val="99"/>
     <w:semiHidden/>
     <w:unhideWhenUsed/>
+    <w:uiPriority w:val="99"/>
     <w:tblPr>
-      <w:tblInd w:w="0" w:type="dxa"/>
       <w:tblCellMar>
         <w:top w:w="0" w:type="dxa"/>
         <w:left w:w="108" w:type="dxa"/>
@@ -4658,19 +4316,31 @@
       </w:tblCellMar>
     </w:tblPr>
   </w:style>
-  <w:style w:type="numbering" w:default="1" w:styleId="a2">
-    <w:name w:val="No List"/>
+  <w:style w:type="paragraph" w:styleId="2">
+    <w:name w:val="footer"/>
+    <w:basedOn w:val="1"/>
+    <w:link w:val="8"/>
+    <w:unhideWhenUsed/>
     <w:uiPriority w:val="99"/>
-    <w:semiHidden/>
+    <w:pPr>
+      <w:tabs>
+        <w:tab w:val="center" w:pos="4153"/>
+        <w:tab w:val="right" w:pos="8306"/>
+      </w:tabs>
+      <w:snapToGrid w:val="0"/>
+      <w:spacing w:line="240" w:lineRule="auto"/>
+    </w:pPr>
+    <w:rPr>
+      <w:sz w:val="18"/>
+      <w:szCs w:val="18"/>
+    </w:rPr>
+  </w:style>
+  <w:style w:type="paragraph" w:styleId="3">
+    <w:name w:val="header"/>
+    <w:basedOn w:val="1"/>
+    <w:link w:val="7"/>
     <w:unhideWhenUsed/>
-  </w:style>
-  <w:style w:type="paragraph" w:styleId="a3">
-    <w:name w:val="header"/>
-    <w:basedOn w:val="a"/>
-    <w:link w:val="a4"/>
     <w:uiPriority w:val="99"/>
-    <w:unhideWhenUsed/>
-    <w:rsid w:val="00805E2E"/>
     <w:pPr>
       <w:tabs>
         <w:tab w:val="center" w:pos="4153"/>
@@ -4685,43 +4355,32 @@
       <w:szCs w:val="18"/>
     </w:rPr>
   </w:style>
-  <w:style w:type="character" w:customStyle="1" w:styleId="a4">
+  <w:style w:type="character" w:styleId="6">
+    <w:name w:val="Hyperlink"/>
+    <w:basedOn w:val="5"/>
+    <w:semiHidden/>
+    <w:unhideWhenUsed/>
+    <w:uiPriority w:val="99"/>
+    <w:rPr>
+      <w:color w:val="0000FF"/>
+      <w:u w:val="single"/>
+    </w:rPr>
+  </w:style>
+  <w:style w:type="character" w:customStyle="1" w:styleId="7">
     <w:name w:val="页眉 字符"/>
-    <w:basedOn w:val="a0"/>
-    <w:link w:val="a3"/>
+    <w:basedOn w:val="5"/>
+    <w:link w:val="3"/>
     <w:uiPriority w:val="99"/>
-    <w:rsid w:val="00805E2E"/>
     <w:rPr>
       <w:sz w:val="18"/>
       <w:szCs w:val="18"/>
     </w:rPr>
   </w:style>
-  <w:style w:type="paragraph" w:styleId="a5">
-    <w:name w:val="footer"/>
-    <w:basedOn w:val="a"/>
-    <w:link w:val="a6"/>
+  <w:style w:type="character" w:customStyle="1" w:styleId="8">
+    <w:name w:val="页脚 字符"/>
+    <w:basedOn w:val="5"/>
+    <w:link w:val="2"/>
     <w:uiPriority w:val="99"/>
-    <w:unhideWhenUsed/>
-    <w:rsid w:val="00805E2E"/>
-    <w:pPr>
-      <w:tabs>
-        <w:tab w:val="center" w:pos="4153"/>
-        <w:tab w:val="right" w:pos="8306"/>
-      </w:tabs>
-      <w:snapToGrid w:val="0"/>
-      <w:spacing w:line="240" w:lineRule="auto"/>
-    </w:pPr>
-    <w:rPr>
-      <w:sz w:val="18"/>
-      <w:szCs w:val="18"/>
-    </w:rPr>
-  </w:style>
-  <w:style w:type="character" w:customStyle="1" w:styleId="a6">
-    <w:name w:val="页脚 字符"/>
-    <w:basedOn w:val="a0"/>
-    <w:link w:val="a5"/>
-    <w:uiPriority w:val="99"/>
-    <w:rsid w:val="00805E2E"/>
     <w:rPr>
       <w:sz w:val="18"/>
       <w:szCs w:val="18"/>
@@ -4773,7 +4432,7 @@
     </a:clrScheme>
     <a:fontScheme name="Office">
       <a:majorFont>
-        <a:latin typeface="等线 Light" panose="020F0302020204030204"/>
+        <a:latin typeface="等线 Light"/>
         <a:ea typeface=""/>
         <a:cs typeface=""/>
         <a:font script="Jpan" typeface="游ゴシック Light"/>
@@ -4806,26 +4465,9 @@
         <a:font script="Viet" typeface="Times New Roman"/>
         <a:font script="Uigh" typeface="Microsoft Uighur"/>
         <a:font script="Geor" typeface="Sylfaen"/>
-        <a:font script="Armn" typeface="Arial"/>
-        <a:font script="Bugi" typeface="Leelawadee UI"/>
-        <a:font script="Bopo" typeface="Microsoft JhengHei"/>
-        <a:font script="Java" typeface="Javanese Text"/>
-        <a:font script="Lisu" typeface="Segoe UI"/>
-        <a:font script="Mymr" typeface="Myanmar Text"/>
-        <a:font script="Nkoo" typeface="Ebrima"/>
-        <a:font script="Olck" typeface="Nirmala UI"/>
-        <a:font script="Osma" typeface="Ebrima"/>
-        <a:font script="Phag" typeface="Phagspa"/>
-        <a:font script="Syrn" typeface="Estrangelo Edessa"/>
-        <a:font script="Syrj" typeface="Estrangelo Edessa"/>
-        <a:font script="Syre" typeface="Estrangelo Edessa"/>
-        <a:font script="Sora" typeface="Nirmala UI"/>
-        <a:font script="Tale" typeface="Microsoft Tai Le"/>
-        <a:font script="Talu" typeface="Microsoft New Tai Lue"/>
-        <a:font script="Tfng" typeface="Ebrima"/>
       </a:majorFont>
       <a:minorFont>
-        <a:latin typeface="等线" panose="020F0502020204030204"/>
+        <a:latin typeface="等线"/>
         <a:ea typeface=""/>
         <a:cs typeface=""/>
         <a:font script="Jpan" typeface="游明朝"/>
@@ -4858,23 +4500,6 @@
         <a:font script="Viet" typeface="Arial"/>
         <a:font script="Uigh" typeface="Microsoft Uighur"/>
         <a:font script="Geor" typeface="Sylfaen"/>
-        <a:font script="Armn" typeface="Arial"/>
-        <a:font script="Bugi" typeface="Leelawadee UI"/>
-        <a:font script="Bopo" typeface="Microsoft JhengHei"/>
-        <a:font script="Java" typeface="Javanese Text"/>
-        <a:font script="Lisu" typeface="Segoe UI"/>
-        <a:font script="Mymr" typeface="Myanmar Text"/>
-        <a:font script="Nkoo" typeface="Ebrima"/>
-        <a:font script="Olck" typeface="Nirmala UI"/>
-        <a:font script="Osma" typeface="Ebrima"/>
-        <a:font script="Phag" typeface="Phagspa"/>
-        <a:font script="Syrn" typeface="Estrangelo Edessa"/>
-        <a:font script="Syrj" typeface="Estrangelo Edessa"/>
-        <a:font script="Syre" typeface="Estrangelo Edessa"/>
-        <a:font script="Sora" typeface="Nirmala UI"/>
-        <a:font script="Tale" typeface="Microsoft Tai Le"/>
-        <a:font script="Talu" typeface="Microsoft New Tai Lue"/>
-        <a:font script="Tfng" typeface="Ebrima"/>
       </a:minorFont>
     </a:fontScheme>
     <a:fmtScheme name="Office">
@@ -5016,11 +4641,22 @@
     </a:fmtScheme>
   </a:themeElements>
   <a:objectDefaults/>
-  <a:extraClrSchemeLst/>
-  <a:extLst>
-    <a:ext uri="{05A4C25C-085E-4340-85A3-A5531E510DB2}">
-      <thm15:themeFamily xmlns:thm15="http://schemas.microsoft.com/office/thememl/2012/main" name="Office Theme" id="{62F939B6-93AF-4DB8-9C6B-D6C7DFDC589F}" vid="{4A3C46E8-61CC-4603-A589-7422A47A8E4A}"/>
-    </a:ext>
-  </a:extLst>
 </a:theme>
+</file>
+
+<file path=customXml/item1.xml><?xml version="1.0" encoding="utf-8"?>
+<s:customData xmlns="http://www.wps.cn/officeDocument/2013/wpsCustomData" xmlns:s="http://www.wps.cn/officeDocument/2013/wpsCustomData">
+  <customSectProps/>
+  <customShpExts>
+    <customShpInfo spid="_x0000_s2051"/>
+  </customShpExts>
+</s:customData>
+</file>
+
+<file path=customXml/itemProps1.xml><?xml version="1.0" encoding="utf-8"?>
+<ds:datastoreItem xmlns:ds="http://schemas.openxmlformats.org/officeDocument/2006/customXml" ds:itemID="{B1977F7D-205B-4081-913C-38D41E755F92}">
+  <ds:schemaRefs>
+    <ds:schemaRef ds:uri="http://www.wps.cn/officeDocument/2013/wpsCustomData"/>
+  </ds:schemaRefs>
+</ds:datastoreItem>
 </file>